--- a/public/assets/files/stacjonarne/ALG.docx
+++ b/public/assets/files/stacjonarne/ALG.docx
@@ -523,6 +523,7 @@
                 <w:i w:val="0"/>
                 <w:sz w:val="22"/>
               </w:rPr>
+              <w:t>I</w:t>
             </w:r>
           </w:p>
         </w:tc>
@@ -560,6 +561,7 @@
                 <w:i w:val="0"/>
                 <w:sz w:val="22"/>
               </w:rPr>
+              <w:t>obligatoryjny</w:t>
             </w:r>
           </w:p>
         </w:tc>

--- a/public/assets/files/stacjonarne/ALG.docx
+++ b/public/assets/files/stacjonarne/ALG.docx
@@ -144,7 +144,7 @@
                 <w:i w:val="0"/>
                 <w:sz w:val="22"/>
               </w:rPr>
-              <w:t>19.02.2026</w:t>
+              <w:t>08.03.2026</w:t>
             </w:r>
           </w:p>
         </w:tc>
@@ -1691,7 +1691,7 @@
                 <w:i w:val="0"/>
                 <w:sz w:val="22"/>
               </w:rPr>
-              <w:t>matematyka z zakresu szkoły średniej</w:t>
+              <w:t>Analiza Matematyczna</w:t>
             </w:r>
           </w:p>
         </w:tc>
@@ -1781,7 +1781,7 @@
                 <w:rFonts w:ascii="Aptos" w:hAnsi="Aptos"/>
                 <w:sz w:val="22"/>
               </w:rPr>
-              <w:t>Celem kształcenia jest nabycie umiejętności posługiwania się aparatem teorii mnogości, liczb zespolonych, pierścieni wielomianów; formułowania problemów w terminach macierzy i wykonywania operacji na macierzach; rozwiązywania układu równań liniowych; znajomości podstawowych struktur algebraicznych. Omawiane są również podstawowe zagadnienia geometrii analitycznej na płaszczyźnie i w przestrzeni trójwymiarowej.</w:t>
+              <w:t>Celem kształcenia jest nabycie umiejętności posługiwania się aparatem teorii mnogości, liczb zespolonych, pierścieni wielomianów; formułowania problemów w terminach macierzy i wykonywania operacji na macierzach; rozwiązywania układu równań liniowych; znajomości podstawowych struktur algebraicznych. Omawiane są również podstawowe zagadnienia geometrii analitycznej na płaszczyźnie i w przestrzeni trójwymiarowej.</w:t>
             </w:r>
           </w:p>
           <w:p>
@@ -2401,7 +2401,7 @@
                 <w:rFonts w:ascii="Aptos" w:hAnsi="Aptos"/>
                 <w:sz w:val="22"/>
               </w:rPr>
-              <w:t>1. 1. T. Jurlewicz, Z. Skoczylas, " Algebra i geometria analityczna. Definicje, twierdzenia, wzory.", wydanie z 2021 roku i nowsze.2. T. Jurlewicz, Z. Skoczylas, "Algebra liniowa 2. Definicje, twierdzenia, wzory.", wydanie z 2005 roku i nowsze.</w:t>
+              <w:t>1. 1. T. Jurlewicz, Z. Skoczylas, " Algebra i geometria analityczna. Definicje, twierdzenia, wzory.", wydanie z 2021 roku i nowsze.2. T. Jurlewicz, Z. Skoczylas, "Algebra liniowa 2. Definicje, twierdzenia, wzory.", wydanie z 2005 roku i nowsze.</w:t>
             </w:r>
           </w:p>
           <w:p>
@@ -2413,7 +2413,7 @@
                 <w:rFonts w:ascii="Aptos" w:hAnsi="Aptos"/>
                 <w:sz w:val="22"/>
               </w:rPr>
-              <w:t>2. 3. T. Jurlewicz, Z. Skoczylas, "Algebra i geometria analityczna. Przykłady i zadania", wydanie z 2021 roku i nowsze.4. T. Jurlewicz, Z. Skoczylas, "Algebra liniowa 2. Przykłady i zadania", wydanie z 2001 roku i nowsze.</w:t>
+              <w:t>2. 3. T. Jurlewicz, Z. Skoczylas, "Algebra i geometria analityczna. Przykłady i zadania", wydanie z 2021 roku i nowsze.4. T. Jurlewicz, Z. Skoczylas, "Algebra liniowa 2. Przykłady i zadania", wydanie z 2001 roku i nowsze.</w:t>
             </w:r>
           </w:p>
         </w:tc>
@@ -3182,6735 +3182,7 @@
                 <w:i w:val="0"/>
                 <w:sz w:val="22"/>
               </w:rPr>
-              <w:t>S</w:t>
-            </w:r>
-          </w:p>
-        </w:tc>
-        <w:tc>
-          <w:tcPr>
-            <w:tcW w:type="dxa" w:w="3324"/>
-          </w:tcPr>
-          <w:p>
-            <w:pPr>
-              <w:spacing w:before="20" w:after="20"/>
-            </w:pPr>
-            <w:r>
-              <w:rPr>
-                <w:rFonts w:ascii="Aptos" w:hAnsi="Aptos"/>
-                <w:b w:val="0"/>
-                <w:i w:val="0"/>
-                <w:sz w:val="22"/>
-              </w:rPr>
-              <w:t>kolokwium; sprawdziany wstępne „wejściówki"</w:t>
-            </w:r>
-          </w:p>
-        </w:tc>
-      </w:tr>
-      <w:tr>
-        <w:tc>
-          <w:tcPr>
-            <w:tcW w:type="dxa" w:w="3324"/>
-          </w:tcPr>
-          <w:p>
-            <w:pPr>
-              <w:spacing w:before="20" w:after="20"/>
-            </w:pPr>
-            <w:r>
-              <w:rPr>
-                <w:rFonts w:ascii="Aptos" w:hAnsi="Aptos"/>
-                <w:b w:val="0"/>
-                <w:i w:val="0"/>
-                <w:sz w:val="22"/>
-              </w:rPr>
-            </w:r>
-          </w:p>
-        </w:tc>
-        <w:tc>
-          <w:tcPr>
-            <w:tcW w:type="dxa" w:w="3324"/>
-          </w:tcPr>
-          <w:p>
-            <w:pPr>
-              <w:spacing w:before="20" w:after="20"/>
-            </w:pPr>
-            <w:r>
-              <w:rPr>
-                <w:rFonts w:ascii="Aptos" w:hAnsi="Aptos"/>
-                <w:b w:val="0"/>
-                <w:i w:val="0"/>
-                <w:sz w:val="22"/>
-              </w:rPr>
-              <w:t>t</w:t>
-            </w:r>
-          </w:p>
-        </w:tc>
-        <w:tc>
-          <w:tcPr>
-            <w:tcW w:type="dxa" w:w="3324"/>
-          </w:tcPr>
-          <w:p>
-            <w:pPr>
-              <w:spacing w:before="20" w:after="20"/>
-            </w:pPr>
-            <w:r>
-              <w:rPr>
-                <w:rFonts w:ascii="Aptos" w:hAnsi="Aptos"/>
-                <w:b w:val="0"/>
-                <w:i w:val="0"/>
-                <w:sz w:val="22"/>
-              </w:rPr>
-              <w:t>kolokwium; sprawdziany wstępne „wejściówki"</w:t>
-            </w:r>
-          </w:p>
-        </w:tc>
-      </w:tr>
-      <w:tr>
-        <w:tc>
-          <w:tcPr>
-            <w:tcW w:type="dxa" w:w="3324"/>
-          </w:tcPr>
-          <w:p>
-            <w:pPr>
-              <w:spacing w:before="20" w:after="20"/>
-            </w:pPr>
-            <w:r>
-              <w:rPr>
-                <w:rFonts w:ascii="Aptos" w:hAnsi="Aptos"/>
-                <w:b w:val="0"/>
-                <w:i w:val="0"/>
-                <w:sz w:val="22"/>
-              </w:rPr>
-            </w:r>
-          </w:p>
-        </w:tc>
-        <w:tc>
-          <w:tcPr>
-            <w:tcW w:type="dxa" w:w="3324"/>
-          </w:tcPr>
-          <w:p>
-            <w:pPr>
-              <w:spacing w:before="20" w:after="20"/>
-            </w:pPr>
-            <w:r>
-              <w:rPr>
-                <w:rFonts w:ascii="Aptos" w:hAnsi="Aptos"/>
-                <w:b w:val="0"/>
-                <w:i w:val="0"/>
-                <w:sz w:val="22"/>
-              </w:rPr>
-              <w:t>u</w:t>
-            </w:r>
-          </w:p>
-        </w:tc>
-        <w:tc>
-          <w:tcPr>
-            <w:tcW w:type="dxa" w:w="3324"/>
-          </w:tcPr>
-          <w:p>
-            <w:pPr>
-              <w:spacing w:before="20" w:after="20"/>
-            </w:pPr>
-            <w:r>
-              <w:rPr>
-                <w:rFonts w:ascii="Aptos" w:hAnsi="Aptos"/>
-                <w:b w:val="0"/>
-                <w:i w:val="0"/>
-                <w:sz w:val="22"/>
-              </w:rPr>
-              <w:t>kolokwium; sprawdziany wstępne „wejściówki"</w:t>
-            </w:r>
-          </w:p>
-        </w:tc>
-      </w:tr>
-      <w:tr>
-        <w:tc>
-          <w:tcPr>
-            <w:tcW w:type="dxa" w:w="3324"/>
-          </w:tcPr>
-          <w:p>
-            <w:pPr>
-              <w:spacing w:before="20" w:after="20"/>
-            </w:pPr>
-            <w:r>
-              <w:rPr>
-                <w:rFonts w:ascii="Aptos" w:hAnsi="Aptos"/>
-                <w:b w:val="0"/>
-                <w:i w:val="0"/>
-                <w:sz w:val="22"/>
-              </w:rPr>
-            </w:r>
-          </w:p>
-        </w:tc>
-        <w:tc>
-          <w:tcPr>
-            <w:tcW w:type="dxa" w:w="3324"/>
-          </w:tcPr>
-          <w:p>
-            <w:pPr>
-              <w:spacing w:before="20" w:after="20"/>
-            </w:pPr>
-            <w:r>
-              <w:rPr>
-                <w:rFonts w:ascii="Aptos" w:hAnsi="Aptos"/>
-                <w:b w:val="0"/>
-                <w:i w:val="0"/>
-                <w:sz w:val="22"/>
-              </w:rPr>
-              <w:t>d</w:t>
-            </w:r>
-          </w:p>
-        </w:tc>
-        <w:tc>
-          <w:tcPr>
-            <w:tcW w:type="dxa" w:w="3324"/>
-          </w:tcPr>
-          <w:p>
-            <w:pPr>
-              <w:spacing w:before="20" w:after="20"/>
-            </w:pPr>
-            <w:r>
-              <w:rPr>
-                <w:rFonts w:ascii="Aptos" w:hAnsi="Aptos"/>
-                <w:b w:val="0"/>
-                <w:i w:val="0"/>
-                <w:sz w:val="22"/>
-              </w:rPr>
-              <w:t>kolokwium; sprawdziany wstępne „wejściówki"</w:t>
-            </w:r>
-          </w:p>
-        </w:tc>
-      </w:tr>
-      <w:tr>
-        <w:tc>
-          <w:tcPr>
-            <w:tcW w:type="dxa" w:w="3324"/>
-          </w:tcPr>
-          <w:p>
-            <w:pPr>
-              <w:spacing w:before="20" w:after="20"/>
-            </w:pPr>
-            <w:r>
-              <w:rPr>
-                <w:rFonts w:ascii="Aptos" w:hAnsi="Aptos"/>
-                <w:b w:val="0"/>
-                <w:i w:val="0"/>
-                <w:sz w:val="22"/>
-              </w:rPr>
-            </w:r>
-          </w:p>
-        </w:tc>
-        <w:tc>
-          <w:tcPr>
-            <w:tcW w:type="dxa" w:w="3324"/>
-          </w:tcPr>
-          <w:p>
-            <w:pPr>
-              <w:spacing w:before="20" w:after="20"/>
-            </w:pPr>
-            <w:r>
-              <w:rPr>
-                <w:rFonts w:ascii="Aptos" w:hAnsi="Aptos"/>
-                <w:b w:val="0"/>
-                <w:i w:val="0"/>
-                <w:sz w:val="22"/>
-              </w:rPr>
-              <w:t>e</w:t>
-            </w:r>
-          </w:p>
-        </w:tc>
-        <w:tc>
-          <w:tcPr>
-            <w:tcW w:type="dxa" w:w="3324"/>
-          </w:tcPr>
-          <w:p>
-            <w:pPr>
-              <w:spacing w:before="20" w:after="20"/>
-            </w:pPr>
-            <w:r>
-              <w:rPr>
-                <w:rFonts w:ascii="Aptos" w:hAnsi="Aptos"/>
-                <w:b w:val="0"/>
-                <w:i w:val="0"/>
-                <w:sz w:val="22"/>
-              </w:rPr>
-              <w:t>kolokwium; sprawdziany wstępne „wejściówki"</w:t>
-            </w:r>
-          </w:p>
-        </w:tc>
-      </w:tr>
-      <w:tr>
-        <w:tc>
-          <w:tcPr>
-            <w:tcW w:type="dxa" w:w="3324"/>
-          </w:tcPr>
-          <w:p>
-            <w:pPr>
-              <w:spacing w:before="20" w:after="20"/>
-            </w:pPr>
-            <w:r>
-              <w:rPr>
-                <w:rFonts w:ascii="Aptos" w:hAnsi="Aptos"/>
-                <w:b w:val="0"/>
-                <w:i w:val="0"/>
-                <w:sz w:val="22"/>
-              </w:rPr>
-            </w:r>
-          </w:p>
-        </w:tc>
-        <w:tc>
-          <w:tcPr>
-            <w:tcW w:type="dxa" w:w="3324"/>
-          </w:tcPr>
-          <w:p>
-            <w:pPr>
-              <w:spacing w:before="20" w:after="20"/>
-            </w:pPr>
-            <w:r>
-              <w:rPr>
-                <w:rFonts w:ascii="Aptos" w:hAnsi="Aptos"/>
-                <w:b w:val="0"/>
-                <w:i w:val="0"/>
-                <w:sz w:val="22"/>
-              </w:rPr>
-              <w:t>n</w:t>
-            </w:r>
-          </w:p>
-        </w:tc>
-        <w:tc>
-          <w:tcPr>
-            <w:tcW w:type="dxa" w:w="3324"/>
-          </w:tcPr>
-          <w:p>
-            <w:pPr>
-              <w:spacing w:before="20" w:after="20"/>
-            </w:pPr>
-            <w:r>
-              <w:rPr>
-                <w:rFonts w:ascii="Aptos" w:hAnsi="Aptos"/>
-                <w:b w:val="0"/>
-                <w:i w:val="0"/>
-                <w:sz w:val="22"/>
-              </w:rPr>
-              <w:t>kolokwium; sprawdziany wstępne „wejściówki"</w:t>
-            </w:r>
-          </w:p>
-        </w:tc>
-      </w:tr>
-      <w:tr>
-        <w:tc>
-          <w:tcPr>
-            <w:tcW w:type="dxa" w:w="3324"/>
-          </w:tcPr>
-          <w:p>
-            <w:pPr>
-              <w:spacing w:before="20" w:after="20"/>
-            </w:pPr>
-            <w:r>
-              <w:rPr>
-                <w:rFonts w:ascii="Aptos" w:hAnsi="Aptos"/>
-                <w:b w:val="0"/>
-                <w:i w:val="0"/>
-                <w:sz w:val="22"/>
-              </w:rPr>
-            </w:r>
-          </w:p>
-        </w:tc>
-        <w:tc>
-          <w:tcPr>
-            <w:tcW w:type="dxa" w:w="3324"/>
-          </w:tcPr>
-          <w:p>
-            <w:pPr>
-              <w:spacing w:before="20" w:after="20"/>
-            </w:pPr>
-            <w:r>
-              <w:rPr>
-                <w:rFonts w:ascii="Aptos" w:hAnsi="Aptos"/>
-                <w:b w:val="0"/>
-                <w:i w:val="0"/>
-                <w:sz w:val="22"/>
-              </w:rPr>
-              <w:t>t</w:t>
-            </w:r>
-          </w:p>
-        </w:tc>
-        <w:tc>
-          <w:tcPr>
-            <w:tcW w:type="dxa" w:w="3324"/>
-          </w:tcPr>
-          <w:p>
-            <w:pPr>
-              <w:spacing w:before="20" w:after="20"/>
-            </w:pPr>
-            <w:r>
-              <w:rPr>
-                <w:rFonts w:ascii="Aptos" w:hAnsi="Aptos"/>
-                <w:b w:val="0"/>
-                <w:i w:val="0"/>
-                <w:sz w:val="22"/>
-              </w:rPr>
-              <w:t>kolokwium; sprawdziany wstępne „wejściówki"</w:t>
-            </w:r>
-          </w:p>
-        </w:tc>
-      </w:tr>
-      <w:tr>
-        <w:tc>
-          <w:tcPr>
-            <w:tcW w:type="dxa" w:w="3324"/>
-          </w:tcPr>
-          <w:p>
-            <w:pPr>
-              <w:spacing w:before="20" w:after="20"/>
-            </w:pPr>
-            <w:r>
-              <w:rPr>
-                <w:rFonts w:ascii="Aptos" w:hAnsi="Aptos"/>
-                <w:b w:val="0"/>
-                <w:i w:val="0"/>
-                <w:sz w:val="22"/>
-              </w:rPr>
-            </w:r>
-          </w:p>
-        </w:tc>
-        <w:tc>
-          <w:tcPr>
-            <w:tcW w:type="dxa" w:w="3324"/>
-          </w:tcPr>
-          <w:p>
-            <w:pPr>
-              <w:spacing w:before="20" w:after="20"/>
-            </w:pPr>
-            <w:r>
-              <w:rPr>
-                <w:rFonts w:ascii="Aptos" w:hAnsi="Aptos"/>
-                <w:b w:val="0"/>
-                <w:i w:val="0"/>
-                <w:sz w:val="22"/>
-              </w:rPr>
-              <w:t xml:space="preserve"> </w:t>
-            </w:r>
-          </w:p>
-        </w:tc>
-        <w:tc>
-          <w:tcPr>
-            <w:tcW w:type="dxa" w:w="3324"/>
-          </w:tcPr>
-          <w:p>
-            <w:pPr>
-              <w:spacing w:before="20" w:after="20"/>
-            </w:pPr>
-            <w:r>
-              <w:rPr>
-                <w:rFonts w:ascii="Aptos" w:hAnsi="Aptos"/>
-                <w:b w:val="0"/>
-                <w:i w:val="0"/>
-                <w:sz w:val="22"/>
-              </w:rPr>
-              <w:t>kolokwium; sprawdziany wstępne „wejściówki"</w:t>
-            </w:r>
-          </w:p>
-        </w:tc>
-      </w:tr>
-      <w:tr>
-        <w:tc>
-          <w:tcPr>
-            <w:tcW w:type="dxa" w:w="3324"/>
-          </w:tcPr>
-          <w:p>
-            <w:pPr>
-              <w:spacing w:before="20" w:after="20"/>
-            </w:pPr>
-            <w:r>
-              <w:rPr>
-                <w:rFonts w:ascii="Aptos" w:hAnsi="Aptos"/>
-                <w:b w:val="0"/>
-                <w:i w:val="0"/>
-                <w:sz w:val="22"/>
-              </w:rPr>
-            </w:r>
-          </w:p>
-        </w:tc>
-        <w:tc>
-          <w:tcPr>
-            <w:tcW w:type="dxa" w:w="3324"/>
-          </w:tcPr>
-          <w:p>
-            <w:pPr>
-              <w:spacing w:before="20" w:after="20"/>
-            </w:pPr>
-            <w:r>
-              <w:rPr>
-                <w:rFonts w:ascii="Aptos" w:hAnsi="Aptos"/>
-                <w:b w:val="0"/>
-                <w:i w:val="0"/>
-                <w:sz w:val="22"/>
-              </w:rPr>
-              <w:t>j</w:t>
-            </w:r>
-          </w:p>
-        </w:tc>
-        <w:tc>
-          <w:tcPr>
-            <w:tcW w:type="dxa" w:w="3324"/>
-          </w:tcPr>
-          <w:p>
-            <w:pPr>
-              <w:spacing w:before="20" w:after="20"/>
-            </w:pPr>
-            <w:r>
-              <w:rPr>
-                <w:rFonts w:ascii="Aptos" w:hAnsi="Aptos"/>
-                <w:b w:val="0"/>
-                <w:i w:val="0"/>
-                <w:sz w:val="22"/>
-              </w:rPr>
-              <w:t>kolokwium; sprawdziany wstępne „wejściówki"</w:t>
-            </w:r>
-          </w:p>
-        </w:tc>
-      </w:tr>
-      <w:tr>
-        <w:tc>
-          <w:tcPr>
-            <w:tcW w:type="dxa" w:w="3324"/>
-          </w:tcPr>
-          <w:p>
-            <w:pPr>
-              <w:spacing w:before="20" w:after="20"/>
-            </w:pPr>
-            <w:r>
-              <w:rPr>
-                <w:rFonts w:ascii="Aptos" w:hAnsi="Aptos"/>
-                <w:b w:val="0"/>
-                <w:i w:val="0"/>
-                <w:sz w:val="22"/>
-              </w:rPr>
-            </w:r>
-          </w:p>
-        </w:tc>
-        <w:tc>
-          <w:tcPr>
-            <w:tcW w:type="dxa" w:w="3324"/>
-          </w:tcPr>
-          <w:p>
-            <w:pPr>
-              <w:spacing w:before="20" w:after="20"/>
-            </w:pPr>
-            <w:r>
-              <w:rPr>
-                <w:rFonts w:ascii="Aptos" w:hAnsi="Aptos"/>
-                <w:b w:val="0"/>
-                <w:i w:val="0"/>
-                <w:sz w:val="22"/>
-              </w:rPr>
-              <w:t>e</w:t>
-            </w:r>
-          </w:p>
-        </w:tc>
-        <w:tc>
-          <w:tcPr>
-            <w:tcW w:type="dxa" w:w="3324"/>
-          </w:tcPr>
-          <w:p>
-            <w:pPr>
-              <w:spacing w:before="20" w:after="20"/>
-            </w:pPr>
-            <w:r>
-              <w:rPr>
-                <w:rFonts w:ascii="Aptos" w:hAnsi="Aptos"/>
-                <w:b w:val="0"/>
-                <w:i w:val="0"/>
-                <w:sz w:val="22"/>
-              </w:rPr>
-              <w:t>kolokwium; sprawdziany wstępne „wejściówki"</w:t>
-            </w:r>
-          </w:p>
-        </w:tc>
-      </w:tr>
-      <w:tr>
-        <w:tc>
-          <w:tcPr>
-            <w:tcW w:type="dxa" w:w="3324"/>
-          </w:tcPr>
-          <w:p>
-            <w:pPr>
-              <w:spacing w:before="20" w:after="20"/>
-            </w:pPr>
-            <w:r>
-              <w:rPr>
-                <w:rFonts w:ascii="Aptos" w:hAnsi="Aptos"/>
-                <w:b w:val="0"/>
-                <w:i w:val="0"/>
-                <w:sz w:val="22"/>
-              </w:rPr>
-            </w:r>
-          </w:p>
-        </w:tc>
-        <w:tc>
-          <w:tcPr>
-            <w:tcW w:type="dxa" w:w="3324"/>
-          </w:tcPr>
-          <w:p>
-            <w:pPr>
-              <w:spacing w:before="20" w:after="20"/>
-            </w:pPr>
-            <w:r>
-              <w:rPr>
-                <w:rFonts w:ascii="Aptos" w:hAnsi="Aptos"/>
-                <w:b w:val="0"/>
-                <w:i w:val="0"/>
-                <w:sz w:val="22"/>
-              </w:rPr>
-              <w:t>s</w:t>
-            </w:r>
-          </w:p>
-        </w:tc>
-        <w:tc>
-          <w:tcPr>
-            <w:tcW w:type="dxa" w:w="3324"/>
-          </w:tcPr>
-          <w:p>
-            <w:pPr>
-              <w:spacing w:before="20" w:after="20"/>
-            </w:pPr>
-            <w:r>
-              <w:rPr>
-                <w:rFonts w:ascii="Aptos" w:hAnsi="Aptos"/>
-                <w:b w:val="0"/>
-                <w:i w:val="0"/>
-                <w:sz w:val="22"/>
-              </w:rPr>
-              <w:t>kolokwium; sprawdziany wstępne „wejściówki"</w:t>
-            </w:r>
-          </w:p>
-        </w:tc>
-      </w:tr>
-      <w:tr>
-        <w:tc>
-          <w:tcPr>
-            <w:tcW w:type="dxa" w:w="3324"/>
-          </w:tcPr>
-          <w:p>
-            <w:pPr>
-              <w:spacing w:before="20" w:after="20"/>
-            </w:pPr>
-            <w:r>
-              <w:rPr>
-                <w:rFonts w:ascii="Aptos" w:hAnsi="Aptos"/>
-                <w:b w:val="0"/>
-                <w:i w:val="0"/>
-                <w:sz w:val="22"/>
-              </w:rPr>
-            </w:r>
-          </w:p>
-        </w:tc>
-        <w:tc>
-          <w:tcPr>
-            <w:tcW w:type="dxa" w:w="3324"/>
-          </w:tcPr>
-          <w:p>
-            <w:pPr>
-              <w:spacing w:before="20" w:after="20"/>
-            </w:pPr>
-            <w:r>
-              <w:rPr>
-                <w:rFonts w:ascii="Aptos" w:hAnsi="Aptos"/>
-                <w:b w:val="0"/>
-                <w:i w:val="0"/>
-                <w:sz w:val="22"/>
-              </w:rPr>
-              <w:t>t</w:t>
-            </w:r>
-          </w:p>
-        </w:tc>
-        <w:tc>
-          <w:tcPr>
-            <w:tcW w:type="dxa" w:w="3324"/>
-          </w:tcPr>
-          <w:p>
-            <w:pPr>
-              <w:spacing w:before="20" w:after="20"/>
-            </w:pPr>
-            <w:r>
-              <w:rPr>
-                <w:rFonts w:ascii="Aptos" w:hAnsi="Aptos"/>
-                <w:b w:val="0"/>
-                <w:i w:val="0"/>
-                <w:sz w:val="22"/>
-              </w:rPr>
-              <w:t>kolokwium; sprawdziany wstępne „wejściówki"</w:t>
-            </w:r>
-          </w:p>
-        </w:tc>
-      </w:tr>
-      <w:tr>
-        <w:tc>
-          <w:tcPr>
-            <w:tcW w:type="dxa" w:w="3324"/>
-          </w:tcPr>
-          <w:p>
-            <w:pPr>
-              <w:spacing w:before="20" w:after="20"/>
-            </w:pPr>
-            <w:r>
-              <w:rPr>
-                <w:rFonts w:ascii="Aptos" w:hAnsi="Aptos"/>
-                <w:b w:val="0"/>
-                <w:i w:val="0"/>
-                <w:sz w:val="22"/>
-              </w:rPr>
-            </w:r>
-          </w:p>
-        </w:tc>
-        <w:tc>
-          <w:tcPr>
-            <w:tcW w:type="dxa" w:w="3324"/>
-          </w:tcPr>
-          <w:p>
-            <w:pPr>
-              <w:spacing w:before="20" w:after="20"/>
-            </w:pPr>
-            <w:r>
-              <w:rPr>
-                <w:rFonts w:ascii="Aptos" w:hAnsi="Aptos"/>
-                <w:b w:val="0"/>
-                <w:i w:val="0"/>
-                <w:sz w:val="22"/>
-              </w:rPr>
-              <w:t xml:space="preserve"> </w:t>
-            </w:r>
-          </w:p>
-        </w:tc>
-        <w:tc>
-          <w:tcPr>
-            <w:tcW w:type="dxa" w:w="3324"/>
-          </w:tcPr>
-          <w:p>
-            <w:pPr>
-              <w:spacing w:before="20" w:after="20"/>
-            </w:pPr>
-            <w:r>
-              <w:rPr>
-                <w:rFonts w:ascii="Aptos" w:hAnsi="Aptos"/>
-                <w:b w:val="0"/>
-                <w:i w:val="0"/>
-                <w:sz w:val="22"/>
-              </w:rPr>
-              <w:t>kolokwium; sprawdziany wstępne „wejściówki"</w:t>
-            </w:r>
-          </w:p>
-        </w:tc>
-      </w:tr>
-      <w:tr>
-        <w:tc>
-          <w:tcPr>
-            <w:tcW w:type="dxa" w:w="3324"/>
-          </w:tcPr>
-          <w:p>
-            <w:pPr>
-              <w:spacing w:before="20" w:after="20"/>
-            </w:pPr>
-            <w:r>
-              <w:rPr>
-                <w:rFonts w:ascii="Aptos" w:hAnsi="Aptos"/>
-                <w:b w:val="0"/>
-                <w:i w:val="0"/>
-                <w:sz w:val="22"/>
-              </w:rPr>
-            </w:r>
-          </w:p>
-        </w:tc>
-        <w:tc>
-          <w:tcPr>
-            <w:tcW w:type="dxa" w:w="3324"/>
-          </w:tcPr>
-          <w:p>
-            <w:pPr>
-              <w:spacing w:before="20" w:after="20"/>
-            </w:pPr>
-            <w:r>
-              <w:rPr>
-                <w:rFonts w:ascii="Aptos" w:hAnsi="Aptos"/>
-                <w:b w:val="0"/>
-                <w:i w:val="0"/>
-                <w:sz w:val="22"/>
-              </w:rPr>
-              <w:t>g</w:t>
-            </w:r>
-          </w:p>
-        </w:tc>
-        <w:tc>
-          <w:tcPr>
-            <w:tcW w:type="dxa" w:w="3324"/>
-          </w:tcPr>
-          <w:p>
-            <w:pPr>
-              <w:spacing w:before="20" w:after="20"/>
-            </w:pPr>
-            <w:r>
-              <w:rPr>
-                <w:rFonts w:ascii="Aptos" w:hAnsi="Aptos"/>
-                <w:b w:val="0"/>
-                <w:i w:val="0"/>
-                <w:sz w:val="22"/>
-              </w:rPr>
-              <w:t>kolokwium; sprawdziany wstępne „wejściówki"</w:t>
-            </w:r>
-          </w:p>
-        </w:tc>
-      </w:tr>
-      <w:tr>
-        <w:tc>
-          <w:tcPr>
-            <w:tcW w:type="dxa" w:w="3324"/>
-          </w:tcPr>
-          <w:p>
-            <w:pPr>
-              <w:spacing w:before="20" w:after="20"/>
-            </w:pPr>
-            <w:r>
-              <w:rPr>
-                <w:rFonts w:ascii="Aptos" w:hAnsi="Aptos"/>
-                <w:b w:val="0"/>
-                <w:i w:val="0"/>
-                <w:sz w:val="22"/>
-              </w:rPr>
-            </w:r>
-          </w:p>
-        </w:tc>
-        <w:tc>
-          <w:tcPr>
-            <w:tcW w:type="dxa" w:w="3324"/>
-          </w:tcPr>
-          <w:p>
-            <w:pPr>
-              <w:spacing w:before="20" w:after="20"/>
-            </w:pPr>
-            <w:r>
-              <w:rPr>
-                <w:rFonts w:ascii="Aptos" w:hAnsi="Aptos"/>
-                <w:b w:val="0"/>
-                <w:i w:val="0"/>
-                <w:sz w:val="22"/>
-              </w:rPr>
-              <w:t>o</w:t>
-            </w:r>
-          </w:p>
-        </w:tc>
-        <w:tc>
-          <w:tcPr>
-            <w:tcW w:type="dxa" w:w="3324"/>
-          </w:tcPr>
-          <w:p>
-            <w:pPr>
-              <w:spacing w:before="20" w:after="20"/>
-            </w:pPr>
-            <w:r>
-              <w:rPr>
-                <w:rFonts w:ascii="Aptos" w:hAnsi="Aptos"/>
-                <w:b w:val="0"/>
-                <w:i w:val="0"/>
-                <w:sz w:val="22"/>
-              </w:rPr>
-              <w:t>kolokwium; sprawdziany wstępne „wejściówki"</w:t>
-            </w:r>
-          </w:p>
-        </w:tc>
-      </w:tr>
-      <w:tr>
-        <w:tc>
-          <w:tcPr>
-            <w:tcW w:type="dxa" w:w="3324"/>
-          </w:tcPr>
-          <w:p>
-            <w:pPr>
-              <w:spacing w:before="20" w:after="20"/>
-            </w:pPr>
-            <w:r>
-              <w:rPr>
-                <w:rFonts w:ascii="Aptos" w:hAnsi="Aptos"/>
-                <w:b w:val="0"/>
-                <w:i w:val="0"/>
-                <w:sz w:val="22"/>
-              </w:rPr>
-            </w:r>
-          </w:p>
-        </w:tc>
-        <w:tc>
-          <w:tcPr>
-            <w:tcW w:type="dxa" w:w="3324"/>
-          </w:tcPr>
-          <w:p>
-            <w:pPr>
-              <w:spacing w:before="20" w:after="20"/>
-            </w:pPr>
-            <w:r>
-              <w:rPr>
-                <w:rFonts w:ascii="Aptos" w:hAnsi="Aptos"/>
-                <w:b w:val="0"/>
-                <w:i w:val="0"/>
-                <w:sz w:val="22"/>
-              </w:rPr>
-              <w:t>t</w:t>
-            </w:r>
-          </w:p>
-        </w:tc>
-        <w:tc>
-          <w:tcPr>
-            <w:tcW w:type="dxa" w:w="3324"/>
-          </w:tcPr>
-          <w:p>
-            <w:pPr>
-              <w:spacing w:before="20" w:after="20"/>
-            </w:pPr>
-            <w:r>
-              <w:rPr>
-                <w:rFonts w:ascii="Aptos" w:hAnsi="Aptos"/>
-                <w:b w:val="0"/>
-                <w:i w:val="0"/>
-                <w:sz w:val="22"/>
-              </w:rPr>
-              <w:t>kolokwium; sprawdziany wstępne „wejściówki"</w:t>
-            </w:r>
-          </w:p>
-        </w:tc>
-      </w:tr>
-      <w:tr>
-        <w:tc>
-          <w:tcPr>
-            <w:tcW w:type="dxa" w:w="3324"/>
-          </w:tcPr>
-          <w:p>
-            <w:pPr>
-              <w:spacing w:before="20" w:after="20"/>
-            </w:pPr>
-            <w:r>
-              <w:rPr>
-                <w:rFonts w:ascii="Aptos" w:hAnsi="Aptos"/>
-                <w:b w:val="0"/>
-                <w:i w:val="0"/>
-                <w:sz w:val="22"/>
-              </w:rPr>
-            </w:r>
-          </w:p>
-        </w:tc>
-        <w:tc>
-          <w:tcPr>
-            <w:tcW w:type="dxa" w:w="3324"/>
-          </w:tcPr>
-          <w:p>
-            <w:pPr>
-              <w:spacing w:before="20" w:after="20"/>
-            </w:pPr>
-            <w:r>
-              <w:rPr>
-                <w:rFonts w:ascii="Aptos" w:hAnsi="Aptos"/>
-                <w:b w:val="0"/>
-                <w:i w:val="0"/>
-                <w:sz w:val="22"/>
-              </w:rPr>
-              <w:t>ó</w:t>
-            </w:r>
-          </w:p>
-        </w:tc>
-        <w:tc>
-          <w:tcPr>
-            <w:tcW w:type="dxa" w:w="3324"/>
-          </w:tcPr>
-          <w:p>
-            <w:pPr>
-              <w:spacing w:before="20" w:after="20"/>
-            </w:pPr>
-            <w:r>
-              <w:rPr>
-                <w:rFonts w:ascii="Aptos" w:hAnsi="Aptos"/>
-                <w:b w:val="0"/>
-                <w:i w:val="0"/>
-                <w:sz w:val="22"/>
-              </w:rPr>
-              <w:t>kolokwium; sprawdziany wstępne „wejściówki"</w:t>
-            </w:r>
-          </w:p>
-        </w:tc>
-      </w:tr>
-      <w:tr>
-        <w:tc>
-          <w:tcPr>
-            <w:tcW w:type="dxa" w:w="3324"/>
-          </w:tcPr>
-          <w:p>
-            <w:pPr>
-              <w:spacing w:before="20" w:after="20"/>
-            </w:pPr>
-            <w:r>
-              <w:rPr>
-                <w:rFonts w:ascii="Aptos" w:hAnsi="Aptos"/>
-                <w:b w:val="0"/>
-                <w:i w:val="0"/>
-                <w:sz w:val="22"/>
-              </w:rPr>
-            </w:r>
-          </w:p>
-        </w:tc>
-        <w:tc>
-          <w:tcPr>
-            <w:tcW w:type="dxa" w:w="3324"/>
-          </w:tcPr>
-          <w:p>
-            <w:pPr>
-              <w:spacing w:before="20" w:after="20"/>
-            </w:pPr>
-            <w:r>
-              <w:rPr>
-                <w:rFonts w:ascii="Aptos" w:hAnsi="Aptos"/>
-                <w:b w:val="0"/>
-                <w:i w:val="0"/>
-                <w:sz w:val="22"/>
-              </w:rPr>
-              <w:t>w</w:t>
-            </w:r>
-          </w:p>
-        </w:tc>
-        <w:tc>
-          <w:tcPr>
-            <w:tcW w:type="dxa" w:w="3324"/>
-          </w:tcPr>
-          <w:p>
-            <w:pPr>
-              <w:spacing w:before="20" w:after="20"/>
-            </w:pPr>
-            <w:r>
-              <w:rPr>
-                <w:rFonts w:ascii="Aptos" w:hAnsi="Aptos"/>
-                <w:b w:val="0"/>
-                <w:i w:val="0"/>
-                <w:sz w:val="22"/>
-              </w:rPr>
-              <w:t>kolokwium; sprawdziany wstępne „wejściówki"</w:t>
-            </w:r>
-          </w:p>
-        </w:tc>
-      </w:tr>
-      <w:tr>
-        <w:tc>
-          <w:tcPr>
-            <w:tcW w:type="dxa" w:w="3324"/>
-          </w:tcPr>
-          <w:p>
-            <w:pPr>
-              <w:spacing w:before="20" w:after="20"/>
-            </w:pPr>
-            <w:r>
-              <w:rPr>
-                <w:rFonts w:ascii="Aptos" w:hAnsi="Aptos"/>
-                <w:b w:val="0"/>
-                <w:i w:val="0"/>
-                <w:sz w:val="22"/>
-              </w:rPr>
-            </w:r>
-          </w:p>
-        </w:tc>
-        <w:tc>
-          <w:tcPr>
-            <w:tcW w:type="dxa" w:w="3324"/>
-          </w:tcPr>
-          <w:p>
-            <w:pPr>
-              <w:spacing w:before="20" w:after="20"/>
-            </w:pPr>
-            <w:r>
-              <w:rPr>
-                <w:rFonts w:ascii="Aptos" w:hAnsi="Aptos"/>
-                <w:b w:val="0"/>
-                <w:i w:val="0"/>
-                <w:sz w:val="22"/>
-              </w:rPr>
-              <w:t xml:space="preserve"> </w:t>
-            </w:r>
-          </w:p>
-        </w:tc>
-        <w:tc>
-          <w:tcPr>
-            <w:tcW w:type="dxa" w:w="3324"/>
-          </w:tcPr>
-          <w:p>
-            <w:pPr>
-              <w:spacing w:before="20" w:after="20"/>
-            </w:pPr>
-            <w:r>
-              <w:rPr>
-                <w:rFonts w:ascii="Aptos" w:hAnsi="Aptos"/>
-                <w:b w:val="0"/>
-                <w:i w:val="0"/>
-                <w:sz w:val="22"/>
-              </w:rPr>
-              <w:t>kolokwium; sprawdziany wstępne „wejściówki"</w:t>
-            </w:r>
-          </w:p>
-        </w:tc>
-      </w:tr>
-      <w:tr>
-        <w:tc>
-          <w:tcPr>
-            <w:tcW w:type="dxa" w:w="3324"/>
-          </w:tcPr>
-          <w:p>
-            <w:pPr>
-              <w:spacing w:before="20" w:after="20"/>
-            </w:pPr>
-            <w:r>
-              <w:rPr>
-                <w:rFonts w:ascii="Aptos" w:hAnsi="Aptos"/>
-                <w:b w:val="0"/>
-                <w:i w:val="0"/>
-                <w:sz w:val="22"/>
-              </w:rPr>
-            </w:r>
-          </w:p>
-        </w:tc>
-        <w:tc>
-          <w:tcPr>
-            <w:tcW w:type="dxa" w:w="3324"/>
-          </w:tcPr>
-          <w:p>
-            <w:pPr>
-              <w:spacing w:before="20" w:after="20"/>
-            </w:pPr>
-            <w:r>
-              <w:rPr>
-                <w:rFonts w:ascii="Aptos" w:hAnsi="Aptos"/>
-                <w:b w:val="0"/>
-                <w:i w:val="0"/>
-                <w:sz w:val="22"/>
-              </w:rPr>
-              <w:t>d</w:t>
-            </w:r>
-          </w:p>
-        </w:tc>
-        <w:tc>
-          <w:tcPr>
-            <w:tcW w:type="dxa" w:w="3324"/>
-          </w:tcPr>
-          <w:p>
-            <w:pPr>
-              <w:spacing w:before="20" w:after="20"/>
-            </w:pPr>
-            <w:r>
-              <w:rPr>
-                <w:rFonts w:ascii="Aptos" w:hAnsi="Aptos"/>
-                <w:b w:val="0"/>
-                <w:i w:val="0"/>
-                <w:sz w:val="22"/>
-              </w:rPr>
-              <w:t>kolokwium; sprawdziany wstępne „wejściówki"</w:t>
-            </w:r>
-          </w:p>
-        </w:tc>
-      </w:tr>
-      <w:tr>
-        <w:tc>
-          <w:tcPr>
-            <w:tcW w:type="dxa" w:w="3324"/>
-          </w:tcPr>
-          <w:p>
-            <w:pPr>
-              <w:spacing w:before="20" w:after="20"/>
-            </w:pPr>
-            <w:r>
-              <w:rPr>
-                <w:rFonts w:ascii="Aptos" w:hAnsi="Aptos"/>
-                <w:b w:val="0"/>
-                <w:i w:val="0"/>
-                <w:sz w:val="22"/>
-              </w:rPr>
-            </w:r>
-          </w:p>
-        </w:tc>
-        <w:tc>
-          <w:tcPr>
-            <w:tcW w:type="dxa" w:w="3324"/>
-          </w:tcPr>
-          <w:p>
-            <w:pPr>
-              <w:spacing w:before="20" w:after="20"/>
-            </w:pPr>
-            <w:r>
-              <w:rPr>
-                <w:rFonts w:ascii="Aptos" w:hAnsi="Aptos"/>
-                <w:b w:val="0"/>
-                <w:i w:val="0"/>
-                <w:sz w:val="22"/>
-              </w:rPr>
-              <w:t>o</w:t>
-            </w:r>
-          </w:p>
-        </w:tc>
-        <w:tc>
-          <w:tcPr>
-            <w:tcW w:type="dxa" w:w="3324"/>
-          </w:tcPr>
-          <w:p>
-            <w:pPr>
-              <w:spacing w:before="20" w:after="20"/>
-            </w:pPr>
-            <w:r>
-              <w:rPr>
-                <w:rFonts w:ascii="Aptos" w:hAnsi="Aptos"/>
-                <w:b w:val="0"/>
-                <w:i w:val="0"/>
-                <w:sz w:val="22"/>
-              </w:rPr>
-              <w:t>kolokwium; sprawdziany wstępne „wejściówki"</w:t>
-            </w:r>
-          </w:p>
-        </w:tc>
-      </w:tr>
-      <w:tr>
-        <w:tc>
-          <w:tcPr>
-            <w:tcW w:type="dxa" w:w="3324"/>
-          </w:tcPr>
-          <w:p>
-            <w:pPr>
-              <w:spacing w:before="20" w:after="20"/>
-            </w:pPr>
-            <w:r>
-              <w:rPr>
-                <w:rFonts w:ascii="Aptos" w:hAnsi="Aptos"/>
-                <w:b w:val="0"/>
-                <w:i w:val="0"/>
-                <w:sz w:val="22"/>
-              </w:rPr>
-            </w:r>
-          </w:p>
-        </w:tc>
-        <w:tc>
-          <w:tcPr>
-            <w:tcW w:type="dxa" w:w="3324"/>
-          </w:tcPr>
-          <w:p>
-            <w:pPr>
-              <w:spacing w:before="20" w:after="20"/>
-            </w:pPr>
-            <w:r>
-              <w:rPr>
-                <w:rFonts w:ascii="Aptos" w:hAnsi="Aptos"/>
-                <w:b w:val="0"/>
-                <w:i w:val="0"/>
-                <w:sz w:val="22"/>
-              </w:rPr>
-              <w:t xml:space="preserve"> </w:t>
-            </w:r>
-          </w:p>
-        </w:tc>
-        <w:tc>
-          <w:tcPr>
-            <w:tcW w:type="dxa" w:w="3324"/>
-          </w:tcPr>
-          <w:p>
-            <w:pPr>
-              <w:spacing w:before="20" w:after="20"/>
-            </w:pPr>
-            <w:r>
-              <w:rPr>
-                <w:rFonts w:ascii="Aptos" w:hAnsi="Aptos"/>
-                <w:b w:val="0"/>
-                <w:i w:val="0"/>
-                <w:sz w:val="22"/>
-              </w:rPr>
-              <w:t>kolokwium; sprawdziany wstępne „wejściówki"</w:t>
-            </w:r>
-          </w:p>
-        </w:tc>
-      </w:tr>
-      <w:tr>
-        <w:tc>
-          <w:tcPr>
-            <w:tcW w:type="dxa" w:w="3324"/>
-          </w:tcPr>
-          <w:p>
-            <w:pPr>
-              <w:spacing w:before="20" w:after="20"/>
-            </w:pPr>
-            <w:r>
-              <w:rPr>
-                <w:rFonts w:ascii="Aptos" w:hAnsi="Aptos"/>
-                <w:b w:val="0"/>
-                <w:i w:val="0"/>
-                <w:sz w:val="22"/>
-              </w:rPr>
-            </w:r>
-          </w:p>
-        </w:tc>
-        <w:tc>
-          <w:tcPr>
-            <w:tcW w:type="dxa" w:w="3324"/>
-          </w:tcPr>
-          <w:p>
-            <w:pPr>
-              <w:spacing w:before="20" w:after="20"/>
-            </w:pPr>
-            <w:r>
-              <w:rPr>
-                <w:rFonts w:ascii="Aptos" w:hAnsi="Aptos"/>
-                <w:b w:val="0"/>
-                <w:i w:val="0"/>
-                <w:sz w:val="22"/>
-              </w:rPr>
-              <w:t>s</w:t>
-            </w:r>
-          </w:p>
-        </w:tc>
-        <w:tc>
-          <w:tcPr>
-            <w:tcW w:type="dxa" w:w="3324"/>
-          </w:tcPr>
-          <w:p>
-            <w:pPr>
-              <w:spacing w:before="20" w:after="20"/>
-            </w:pPr>
-            <w:r>
-              <w:rPr>
-                <w:rFonts w:ascii="Aptos" w:hAnsi="Aptos"/>
-                <w:b w:val="0"/>
-                <w:i w:val="0"/>
-                <w:sz w:val="22"/>
-              </w:rPr>
-              <w:t>kolokwium; sprawdziany wstępne „wejściówki"</w:t>
-            </w:r>
-          </w:p>
-        </w:tc>
-      </w:tr>
-      <w:tr>
-        <w:tc>
-          <w:tcPr>
-            <w:tcW w:type="dxa" w:w="3324"/>
-          </w:tcPr>
-          <w:p>
-            <w:pPr>
-              <w:spacing w:before="20" w:after="20"/>
-            </w:pPr>
-            <w:r>
-              <w:rPr>
-                <w:rFonts w:ascii="Aptos" w:hAnsi="Aptos"/>
-                <w:b w:val="0"/>
-                <w:i w:val="0"/>
-                <w:sz w:val="22"/>
-              </w:rPr>
-            </w:r>
-          </w:p>
-        </w:tc>
-        <w:tc>
-          <w:tcPr>
-            <w:tcW w:type="dxa" w:w="3324"/>
-          </w:tcPr>
-          <w:p>
-            <w:pPr>
-              <w:spacing w:before="20" w:after="20"/>
-            </w:pPr>
-            <w:r>
-              <w:rPr>
-                <w:rFonts w:ascii="Aptos" w:hAnsi="Aptos"/>
-                <w:b w:val="0"/>
-                <w:i w:val="0"/>
-                <w:sz w:val="22"/>
-              </w:rPr>
-              <w:t>a</w:t>
-            </w:r>
-          </w:p>
-        </w:tc>
-        <w:tc>
-          <w:tcPr>
-            <w:tcW w:type="dxa" w:w="3324"/>
-          </w:tcPr>
-          <w:p>
-            <w:pPr>
-              <w:spacing w:before="20" w:after="20"/>
-            </w:pPr>
-            <w:r>
-              <w:rPr>
-                <w:rFonts w:ascii="Aptos" w:hAnsi="Aptos"/>
-                <w:b w:val="0"/>
-                <w:i w:val="0"/>
-                <w:sz w:val="22"/>
-              </w:rPr>
-              <w:t>kolokwium; sprawdziany wstępne „wejściówki"</w:t>
-            </w:r>
-          </w:p>
-        </w:tc>
-      </w:tr>
-      <w:tr>
-        <w:tc>
-          <w:tcPr>
-            <w:tcW w:type="dxa" w:w="3324"/>
-          </w:tcPr>
-          <w:p>
-            <w:pPr>
-              <w:spacing w:before="20" w:after="20"/>
-            </w:pPr>
-            <w:r>
-              <w:rPr>
-                <w:rFonts w:ascii="Aptos" w:hAnsi="Aptos"/>
-                <w:b w:val="0"/>
-                <w:i w:val="0"/>
-                <w:sz w:val="22"/>
-              </w:rPr>
-            </w:r>
-          </w:p>
-        </w:tc>
-        <w:tc>
-          <w:tcPr>
-            <w:tcW w:type="dxa" w:w="3324"/>
-          </w:tcPr>
-          <w:p>
-            <w:pPr>
-              <w:spacing w:before="20" w:after="20"/>
-            </w:pPr>
-            <w:r>
-              <w:rPr>
-                <w:rFonts w:ascii="Aptos" w:hAnsi="Aptos"/>
-                <w:b w:val="0"/>
-                <w:i w:val="0"/>
-                <w:sz w:val="22"/>
-              </w:rPr>
-              <w:t>m</w:t>
-            </w:r>
-          </w:p>
-        </w:tc>
-        <w:tc>
-          <w:tcPr>
-            <w:tcW w:type="dxa" w:w="3324"/>
-          </w:tcPr>
-          <w:p>
-            <w:pPr>
-              <w:spacing w:before="20" w:after="20"/>
-            </w:pPr>
-            <w:r>
-              <w:rPr>
-                <w:rFonts w:ascii="Aptos" w:hAnsi="Aptos"/>
-                <w:b w:val="0"/>
-                <w:i w:val="0"/>
-                <w:sz w:val="22"/>
-              </w:rPr>
-              <w:t>kolokwium; sprawdziany wstępne „wejściówki"</w:t>
-            </w:r>
-          </w:p>
-        </w:tc>
-      </w:tr>
-      <w:tr>
-        <w:tc>
-          <w:tcPr>
-            <w:tcW w:type="dxa" w:w="3324"/>
-          </w:tcPr>
-          <w:p>
-            <w:pPr>
-              <w:spacing w:before="20" w:after="20"/>
-            </w:pPr>
-            <w:r>
-              <w:rPr>
-                <w:rFonts w:ascii="Aptos" w:hAnsi="Aptos"/>
-                <w:b w:val="0"/>
-                <w:i w:val="0"/>
-                <w:sz w:val="22"/>
-              </w:rPr>
-            </w:r>
-          </w:p>
-        </w:tc>
-        <w:tc>
-          <w:tcPr>
-            <w:tcW w:type="dxa" w:w="3324"/>
-          </w:tcPr>
-          <w:p>
-            <w:pPr>
-              <w:spacing w:before="20" w:after="20"/>
-            </w:pPr>
-            <w:r>
-              <w:rPr>
-                <w:rFonts w:ascii="Aptos" w:hAnsi="Aptos"/>
-                <w:b w:val="0"/>
-                <w:i w:val="0"/>
-                <w:sz w:val="22"/>
-              </w:rPr>
-              <w:t>o</w:t>
-            </w:r>
-          </w:p>
-        </w:tc>
-        <w:tc>
-          <w:tcPr>
-            <w:tcW w:type="dxa" w:w="3324"/>
-          </w:tcPr>
-          <w:p>
-            <w:pPr>
-              <w:spacing w:before="20" w:after="20"/>
-            </w:pPr>
-            <w:r>
-              <w:rPr>
-                <w:rFonts w:ascii="Aptos" w:hAnsi="Aptos"/>
-                <w:b w:val="0"/>
-                <w:i w:val="0"/>
-                <w:sz w:val="22"/>
-              </w:rPr>
-              <w:t>kolokwium; sprawdziany wstępne „wejściówki"</w:t>
-            </w:r>
-          </w:p>
-        </w:tc>
-      </w:tr>
-      <w:tr>
-        <w:tc>
-          <w:tcPr>
-            <w:tcW w:type="dxa" w:w="3324"/>
-          </w:tcPr>
-          <w:p>
-            <w:pPr>
-              <w:spacing w:before="20" w:after="20"/>
-            </w:pPr>
-            <w:r>
-              <w:rPr>
-                <w:rFonts w:ascii="Aptos" w:hAnsi="Aptos"/>
-                <w:b w:val="0"/>
-                <w:i w:val="0"/>
-                <w:sz w:val="22"/>
-              </w:rPr>
-            </w:r>
-          </w:p>
-        </w:tc>
-        <w:tc>
-          <w:tcPr>
-            <w:tcW w:type="dxa" w:w="3324"/>
-          </w:tcPr>
-          <w:p>
-            <w:pPr>
-              <w:spacing w:before="20" w:after="20"/>
-            </w:pPr>
-            <w:r>
-              <w:rPr>
-                <w:rFonts w:ascii="Aptos" w:hAnsi="Aptos"/>
-                <w:b w:val="0"/>
-                <w:i w:val="0"/>
-                <w:sz w:val="22"/>
-              </w:rPr>
-              <w:t>d</w:t>
-            </w:r>
-          </w:p>
-        </w:tc>
-        <w:tc>
-          <w:tcPr>
-            <w:tcW w:type="dxa" w:w="3324"/>
-          </w:tcPr>
-          <w:p>
-            <w:pPr>
-              <w:spacing w:before="20" w:after="20"/>
-            </w:pPr>
-            <w:r>
-              <w:rPr>
-                <w:rFonts w:ascii="Aptos" w:hAnsi="Aptos"/>
-                <w:b w:val="0"/>
-                <w:i w:val="0"/>
-                <w:sz w:val="22"/>
-              </w:rPr>
-              <w:t>kolokwium; sprawdziany wstępne „wejściówki"</w:t>
-            </w:r>
-          </w:p>
-        </w:tc>
-      </w:tr>
-      <w:tr>
-        <w:tc>
-          <w:tcPr>
-            <w:tcW w:type="dxa" w:w="3324"/>
-          </w:tcPr>
-          <w:p>
-            <w:pPr>
-              <w:spacing w:before="20" w:after="20"/>
-            </w:pPr>
-            <w:r>
-              <w:rPr>
-                <w:rFonts w:ascii="Aptos" w:hAnsi="Aptos"/>
-                <w:b w:val="0"/>
-                <w:i w:val="0"/>
-                <w:sz w:val="22"/>
-              </w:rPr>
-            </w:r>
-          </w:p>
-        </w:tc>
-        <w:tc>
-          <w:tcPr>
-            <w:tcW w:type="dxa" w:w="3324"/>
-          </w:tcPr>
-          <w:p>
-            <w:pPr>
-              <w:spacing w:before="20" w:after="20"/>
-            </w:pPr>
-            <w:r>
-              <w:rPr>
-                <w:rFonts w:ascii="Aptos" w:hAnsi="Aptos"/>
-                <w:b w:val="0"/>
-                <w:i w:val="0"/>
-                <w:sz w:val="22"/>
-              </w:rPr>
-              <w:t>z</w:t>
-            </w:r>
-          </w:p>
-        </w:tc>
-        <w:tc>
-          <w:tcPr>
-            <w:tcW w:type="dxa" w:w="3324"/>
-          </w:tcPr>
-          <w:p>
-            <w:pPr>
-              <w:spacing w:before="20" w:after="20"/>
-            </w:pPr>
-            <w:r>
-              <w:rPr>
-                <w:rFonts w:ascii="Aptos" w:hAnsi="Aptos"/>
-                <w:b w:val="0"/>
-                <w:i w:val="0"/>
-                <w:sz w:val="22"/>
-              </w:rPr>
-              <w:t>kolokwium; sprawdziany wstępne „wejściówki"</w:t>
-            </w:r>
-          </w:p>
-        </w:tc>
-      </w:tr>
-      <w:tr>
-        <w:tc>
-          <w:tcPr>
-            <w:tcW w:type="dxa" w:w="3324"/>
-          </w:tcPr>
-          <w:p>
-            <w:pPr>
-              <w:spacing w:before="20" w:after="20"/>
-            </w:pPr>
-            <w:r>
-              <w:rPr>
-                <w:rFonts w:ascii="Aptos" w:hAnsi="Aptos"/>
-                <w:b w:val="0"/>
-                <w:i w:val="0"/>
-                <w:sz w:val="22"/>
-              </w:rPr>
-            </w:r>
-          </w:p>
-        </w:tc>
-        <w:tc>
-          <w:tcPr>
-            <w:tcW w:type="dxa" w:w="3324"/>
-          </w:tcPr>
-          <w:p>
-            <w:pPr>
-              <w:spacing w:before="20" w:after="20"/>
-            </w:pPr>
-            <w:r>
-              <w:rPr>
-                <w:rFonts w:ascii="Aptos" w:hAnsi="Aptos"/>
-                <w:b w:val="0"/>
-                <w:i w:val="0"/>
-                <w:sz w:val="22"/>
-              </w:rPr>
-              <w:t>i</w:t>
-            </w:r>
-          </w:p>
-        </w:tc>
-        <w:tc>
-          <w:tcPr>
-            <w:tcW w:type="dxa" w:w="3324"/>
-          </w:tcPr>
-          <w:p>
-            <w:pPr>
-              <w:spacing w:before="20" w:after="20"/>
-            </w:pPr>
-            <w:r>
-              <w:rPr>
-                <w:rFonts w:ascii="Aptos" w:hAnsi="Aptos"/>
-                <w:b w:val="0"/>
-                <w:i w:val="0"/>
-                <w:sz w:val="22"/>
-              </w:rPr>
-              <w:t>kolokwium; sprawdziany wstępne „wejściówki"</w:t>
-            </w:r>
-          </w:p>
-        </w:tc>
-      </w:tr>
-      <w:tr>
-        <w:tc>
-          <w:tcPr>
-            <w:tcW w:type="dxa" w:w="3324"/>
-          </w:tcPr>
-          <w:p>
-            <w:pPr>
-              <w:spacing w:before="20" w:after="20"/>
-            </w:pPr>
-            <w:r>
-              <w:rPr>
-                <w:rFonts w:ascii="Aptos" w:hAnsi="Aptos"/>
-                <w:b w:val="0"/>
-                <w:i w:val="0"/>
-                <w:sz w:val="22"/>
-              </w:rPr>
-            </w:r>
-          </w:p>
-        </w:tc>
-        <w:tc>
-          <w:tcPr>
-            <w:tcW w:type="dxa" w:w="3324"/>
-          </w:tcPr>
-          <w:p>
-            <w:pPr>
-              <w:spacing w:before="20" w:after="20"/>
-            </w:pPr>
-            <w:r>
-              <w:rPr>
-                <w:rFonts w:ascii="Aptos" w:hAnsi="Aptos"/>
-                <w:b w:val="0"/>
-                <w:i w:val="0"/>
-                <w:sz w:val="22"/>
-              </w:rPr>
-              <w:t>e</w:t>
-            </w:r>
-          </w:p>
-        </w:tc>
-        <w:tc>
-          <w:tcPr>
-            <w:tcW w:type="dxa" w:w="3324"/>
-          </w:tcPr>
-          <w:p>
-            <w:pPr>
-              <w:spacing w:before="20" w:after="20"/>
-            </w:pPr>
-            <w:r>
-              <w:rPr>
-                <w:rFonts w:ascii="Aptos" w:hAnsi="Aptos"/>
-                <w:b w:val="0"/>
-                <w:i w:val="0"/>
-                <w:sz w:val="22"/>
-              </w:rPr>
-              <w:t>kolokwium; sprawdziany wstępne „wejściówki"</w:t>
-            </w:r>
-          </w:p>
-        </w:tc>
-      </w:tr>
-      <w:tr>
-        <w:tc>
-          <w:tcPr>
-            <w:tcW w:type="dxa" w:w="3324"/>
-          </w:tcPr>
-          <w:p>
-            <w:pPr>
-              <w:spacing w:before="20" w:after="20"/>
-            </w:pPr>
-            <w:r>
-              <w:rPr>
-                <w:rFonts w:ascii="Aptos" w:hAnsi="Aptos"/>
-                <w:b w:val="0"/>
-                <w:i w:val="0"/>
-                <w:sz w:val="22"/>
-              </w:rPr>
-            </w:r>
-          </w:p>
-        </w:tc>
-        <w:tc>
-          <w:tcPr>
-            <w:tcW w:type="dxa" w:w="3324"/>
-          </w:tcPr>
-          <w:p>
-            <w:pPr>
-              <w:spacing w:before="20" w:after="20"/>
-            </w:pPr>
-            <w:r>
-              <w:rPr>
-                <w:rFonts w:ascii="Aptos" w:hAnsi="Aptos"/>
-                <w:b w:val="0"/>
-                <w:i w:val="0"/>
-                <w:sz w:val="22"/>
-              </w:rPr>
-              <w:t>l</w:t>
-            </w:r>
-          </w:p>
-        </w:tc>
-        <w:tc>
-          <w:tcPr>
-            <w:tcW w:type="dxa" w:w="3324"/>
-          </w:tcPr>
-          <w:p>
-            <w:pPr>
-              <w:spacing w:before="20" w:after="20"/>
-            </w:pPr>
-            <w:r>
-              <w:rPr>
-                <w:rFonts w:ascii="Aptos" w:hAnsi="Aptos"/>
-                <w:b w:val="0"/>
-                <w:i w:val="0"/>
-                <w:sz w:val="22"/>
-              </w:rPr>
-              <w:t>kolokwium; sprawdziany wstępne „wejściówki"</w:t>
-            </w:r>
-          </w:p>
-        </w:tc>
-      </w:tr>
-      <w:tr>
-        <w:tc>
-          <w:tcPr>
-            <w:tcW w:type="dxa" w:w="3324"/>
-          </w:tcPr>
-          <w:p>
-            <w:pPr>
-              <w:spacing w:before="20" w:after="20"/>
-            </w:pPr>
-            <w:r>
-              <w:rPr>
-                <w:rFonts w:ascii="Aptos" w:hAnsi="Aptos"/>
-                <w:b w:val="0"/>
-                <w:i w:val="0"/>
-                <w:sz w:val="22"/>
-              </w:rPr>
-            </w:r>
-          </w:p>
-        </w:tc>
-        <w:tc>
-          <w:tcPr>
-            <w:tcW w:type="dxa" w:w="3324"/>
-          </w:tcPr>
-          <w:p>
-            <w:pPr>
-              <w:spacing w:before="20" w:after="20"/>
-            </w:pPr>
-            <w:r>
-              <w:rPr>
-                <w:rFonts w:ascii="Aptos" w:hAnsi="Aptos"/>
-                <w:b w:val="0"/>
-                <w:i w:val="0"/>
-                <w:sz w:val="22"/>
-              </w:rPr>
-              <w:t>n</w:t>
-            </w:r>
-          </w:p>
-        </w:tc>
-        <w:tc>
-          <w:tcPr>
-            <w:tcW w:type="dxa" w:w="3324"/>
-          </w:tcPr>
-          <w:p>
-            <w:pPr>
-              <w:spacing w:before="20" w:after="20"/>
-            </w:pPr>
-            <w:r>
-              <w:rPr>
-                <w:rFonts w:ascii="Aptos" w:hAnsi="Aptos"/>
-                <w:b w:val="0"/>
-                <w:i w:val="0"/>
-                <w:sz w:val="22"/>
-              </w:rPr>
-              <w:t>kolokwium; sprawdziany wstępne „wejściówki"</w:t>
-            </w:r>
-          </w:p>
-        </w:tc>
-      </w:tr>
-      <w:tr>
-        <w:tc>
-          <w:tcPr>
-            <w:tcW w:type="dxa" w:w="3324"/>
-          </w:tcPr>
-          <w:p>
-            <w:pPr>
-              <w:spacing w:before="20" w:after="20"/>
-            </w:pPr>
-            <w:r>
-              <w:rPr>
-                <w:rFonts w:ascii="Aptos" w:hAnsi="Aptos"/>
-                <w:b w:val="0"/>
-                <w:i w:val="0"/>
-                <w:sz w:val="22"/>
-              </w:rPr>
-            </w:r>
-          </w:p>
-        </w:tc>
-        <w:tc>
-          <w:tcPr>
-            <w:tcW w:type="dxa" w:w="3324"/>
-          </w:tcPr>
-          <w:p>
-            <w:pPr>
-              <w:spacing w:before="20" w:after="20"/>
-            </w:pPr>
-            <w:r>
-              <w:rPr>
-                <w:rFonts w:ascii="Aptos" w:hAnsi="Aptos"/>
-                <w:b w:val="0"/>
-                <w:i w:val="0"/>
-                <w:sz w:val="22"/>
-              </w:rPr>
-              <w:t>e</w:t>
-            </w:r>
-          </w:p>
-        </w:tc>
-        <w:tc>
-          <w:tcPr>
-            <w:tcW w:type="dxa" w:w="3324"/>
-          </w:tcPr>
-          <w:p>
-            <w:pPr>
-              <w:spacing w:before="20" w:after="20"/>
-            </w:pPr>
-            <w:r>
-              <w:rPr>
-                <w:rFonts w:ascii="Aptos" w:hAnsi="Aptos"/>
-                <w:b w:val="0"/>
-                <w:i w:val="0"/>
-                <w:sz w:val="22"/>
-              </w:rPr>
-              <w:t>kolokwium; sprawdziany wstępne „wejściówki"</w:t>
-            </w:r>
-          </w:p>
-        </w:tc>
-      </w:tr>
-      <w:tr>
-        <w:tc>
-          <w:tcPr>
-            <w:tcW w:type="dxa" w:w="3324"/>
-          </w:tcPr>
-          <w:p>
-            <w:pPr>
-              <w:spacing w:before="20" w:after="20"/>
-            </w:pPr>
-            <w:r>
-              <w:rPr>
-                <w:rFonts w:ascii="Aptos" w:hAnsi="Aptos"/>
-                <w:b w:val="0"/>
-                <w:i w:val="0"/>
-                <w:sz w:val="22"/>
-              </w:rPr>
-            </w:r>
-          </w:p>
-        </w:tc>
-        <w:tc>
-          <w:tcPr>
-            <w:tcW w:type="dxa" w:w="3324"/>
-          </w:tcPr>
-          <w:p>
-            <w:pPr>
-              <w:spacing w:before="20" w:after="20"/>
-            </w:pPr>
-            <w:r>
-              <w:rPr>
-                <w:rFonts w:ascii="Aptos" w:hAnsi="Aptos"/>
-                <w:b w:val="0"/>
-                <w:i w:val="0"/>
-                <w:sz w:val="22"/>
-              </w:rPr>
-              <w:t>g</w:t>
-            </w:r>
-          </w:p>
-        </w:tc>
-        <w:tc>
-          <w:tcPr>
-            <w:tcW w:type="dxa" w:w="3324"/>
-          </w:tcPr>
-          <w:p>
-            <w:pPr>
-              <w:spacing w:before="20" w:after="20"/>
-            </w:pPr>
-            <w:r>
-              <w:rPr>
-                <w:rFonts w:ascii="Aptos" w:hAnsi="Aptos"/>
-                <w:b w:val="0"/>
-                <w:i w:val="0"/>
-                <w:sz w:val="22"/>
-              </w:rPr>
-              <w:t>kolokwium; sprawdziany wstępne „wejściówki"</w:t>
-            </w:r>
-          </w:p>
-        </w:tc>
-      </w:tr>
-      <w:tr>
-        <w:tc>
-          <w:tcPr>
-            <w:tcW w:type="dxa" w:w="3324"/>
-          </w:tcPr>
-          <w:p>
-            <w:pPr>
-              <w:spacing w:before="20" w:after="20"/>
-            </w:pPr>
-            <w:r>
-              <w:rPr>
-                <w:rFonts w:ascii="Aptos" w:hAnsi="Aptos"/>
-                <w:b w:val="0"/>
-                <w:i w:val="0"/>
-                <w:sz w:val="22"/>
-              </w:rPr>
-            </w:r>
-          </w:p>
-        </w:tc>
-        <w:tc>
-          <w:tcPr>
-            <w:tcW w:type="dxa" w:w="3324"/>
-          </w:tcPr>
-          <w:p>
-            <w:pPr>
-              <w:spacing w:before="20" w:after="20"/>
-            </w:pPr>
-            <w:r>
-              <w:rPr>
-                <w:rFonts w:ascii="Aptos" w:hAnsi="Aptos"/>
-                <w:b w:val="0"/>
-                <w:i w:val="0"/>
-                <w:sz w:val="22"/>
-              </w:rPr>
-              <w:t>o</w:t>
-            </w:r>
-          </w:p>
-        </w:tc>
-        <w:tc>
-          <w:tcPr>
-            <w:tcW w:type="dxa" w:w="3324"/>
-          </w:tcPr>
-          <w:p>
-            <w:pPr>
-              <w:spacing w:before="20" w:after="20"/>
-            </w:pPr>
-            <w:r>
-              <w:rPr>
-                <w:rFonts w:ascii="Aptos" w:hAnsi="Aptos"/>
-                <w:b w:val="0"/>
-                <w:i w:val="0"/>
-                <w:sz w:val="22"/>
-              </w:rPr>
-              <w:t>kolokwium; sprawdziany wstępne „wejściówki"</w:t>
-            </w:r>
-          </w:p>
-        </w:tc>
-      </w:tr>
-      <w:tr>
-        <w:tc>
-          <w:tcPr>
-            <w:tcW w:type="dxa" w:w="3324"/>
-          </w:tcPr>
-          <w:p>
-            <w:pPr>
-              <w:spacing w:before="20" w:after="20"/>
-            </w:pPr>
-            <w:r>
-              <w:rPr>
-                <w:rFonts w:ascii="Aptos" w:hAnsi="Aptos"/>
-                <w:b w:val="0"/>
-                <w:i w:val="0"/>
-                <w:sz w:val="22"/>
-              </w:rPr>
-            </w:r>
-          </w:p>
-        </w:tc>
-        <w:tc>
-          <w:tcPr>
-            <w:tcW w:type="dxa" w:w="3324"/>
-          </w:tcPr>
-          <w:p>
-            <w:pPr>
-              <w:spacing w:before="20" w:after="20"/>
-            </w:pPr>
-            <w:r>
-              <w:rPr>
-                <w:rFonts w:ascii="Aptos" w:hAnsi="Aptos"/>
-                <w:b w:val="0"/>
-                <w:i w:val="0"/>
-                <w:sz w:val="22"/>
-              </w:rPr>
-              <w:t xml:space="preserve"> </w:t>
-            </w:r>
-          </w:p>
-        </w:tc>
-        <w:tc>
-          <w:tcPr>
-            <w:tcW w:type="dxa" w:w="3324"/>
-          </w:tcPr>
-          <w:p>
-            <w:pPr>
-              <w:spacing w:before="20" w:after="20"/>
-            </w:pPr>
-            <w:r>
-              <w:rPr>
-                <w:rFonts w:ascii="Aptos" w:hAnsi="Aptos"/>
-                <w:b w:val="0"/>
-                <w:i w:val="0"/>
-                <w:sz w:val="22"/>
-              </w:rPr>
-              <w:t>kolokwium; sprawdziany wstępne „wejściówki"</w:t>
-            </w:r>
-          </w:p>
-        </w:tc>
-      </w:tr>
-      <w:tr>
-        <w:tc>
-          <w:tcPr>
-            <w:tcW w:type="dxa" w:w="3324"/>
-          </w:tcPr>
-          <w:p>
-            <w:pPr>
-              <w:spacing w:before="20" w:after="20"/>
-            </w:pPr>
-            <w:r>
-              <w:rPr>
-                <w:rFonts w:ascii="Aptos" w:hAnsi="Aptos"/>
-                <w:b w:val="0"/>
-                <w:i w:val="0"/>
-                <w:sz w:val="22"/>
-              </w:rPr>
-            </w:r>
-          </w:p>
-        </w:tc>
-        <w:tc>
-          <w:tcPr>
-            <w:tcW w:type="dxa" w:w="3324"/>
-          </w:tcPr>
-          <w:p>
-            <w:pPr>
-              <w:spacing w:before="20" w:after="20"/>
-            </w:pPr>
-            <w:r>
-              <w:rPr>
-                <w:rFonts w:ascii="Aptos" w:hAnsi="Aptos"/>
-                <w:b w:val="0"/>
-                <w:i w:val="0"/>
-                <w:sz w:val="22"/>
-              </w:rPr>
-              <w:t>p</w:t>
-            </w:r>
-          </w:p>
-        </w:tc>
-        <w:tc>
-          <w:tcPr>
-            <w:tcW w:type="dxa" w:w="3324"/>
-          </w:tcPr>
-          <w:p>
-            <w:pPr>
-              <w:spacing w:before="20" w:after="20"/>
-            </w:pPr>
-            <w:r>
-              <w:rPr>
-                <w:rFonts w:ascii="Aptos" w:hAnsi="Aptos"/>
-                <w:b w:val="0"/>
-                <w:i w:val="0"/>
-                <w:sz w:val="22"/>
-              </w:rPr>
-              <w:t>kolokwium; sprawdziany wstępne „wejściówki"</w:t>
-            </w:r>
-          </w:p>
-        </w:tc>
-      </w:tr>
-      <w:tr>
-        <w:tc>
-          <w:tcPr>
-            <w:tcW w:type="dxa" w:w="3324"/>
-          </w:tcPr>
-          <w:p>
-            <w:pPr>
-              <w:spacing w:before="20" w:after="20"/>
-            </w:pPr>
-            <w:r>
-              <w:rPr>
-                <w:rFonts w:ascii="Aptos" w:hAnsi="Aptos"/>
-                <w:b w:val="0"/>
-                <w:i w:val="0"/>
-                <w:sz w:val="22"/>
-              </w:rPr>
-            </w:r>
-          </w:p>
-        </w:tc>
-        <w:tc>
-          <w:tcPr>
-            <w:tcW w:type="dxa" w:w="3324"/>
-          </w:tcPr>
-          <w:p>
-            <w:pPr>
-              <w:spacing w:before="20" w:after="20"/>
-            </w:pPr>
-            <w:r>
-              <w:rPr>
-                <w:rFonts w:ascii="Aptos" w:hAnsi="Aptos"/>
-                <w:b w:val="0"/>
-                <w:i w:val="0"/>
-                <w:sz w:val="22"/>
-              </w:rPr>
-              <w:t>o</w:t>
-            </w:r>
-          </w:p>
-        </w:tc>
-        <w:tc>
-          <w:tcPr>
-            <w:tcW w:type="dxa" w:w="3324"/>
-          </w:tcPr>
-          <w:p>
-            <w:pPr>
-              <w:spacing w:before="20" w:after="20"/>
-            </w:pPr>
-            <w:r>
-              <w:rPr>
-                <w:rFonts w:ascii="Aptos" w:hAnsi="Aptos"/>
-                <w:b w:val="0"/>
-                <w:i w:val="0"/>
-                <w:sz w:val="22"/>
-              </w:rPr>
-              <w:t>kolokwium; sprawdziany wstępne „wejściówki"</w:t>
-            </w:r>
-          </w:p>
-        </w:tc>
-      </w:tr>
-      <w:tr>
-        <w:tc>
-          <w:tcPr>
-            <w:tcW w:type="dxa" w:w="3324"/>
-          </w:tcPr>
-          <w:p>
-            <w:pPr>
-              <w:spacing w:before="20" w:after="20"/>
-            </w:pPr>
-            <w:r>
-              <w:rPr>
-                <w:rFonts w:ascii="Aptos" w:hAnsi="Aptos"/>
-                <w:b w:val="0"/>
-                <w:i w:val="0"/>
-                <w:sz w:val="22"/>
-              </w:rPr>
-            </w:r>
-          </w:p>
-        </w:tc>
-        <w:tc>
-          <w:tcPr>
-            <w:tcW w:type="dxa" w:w="3324"/>
-          </w:tcPr>
-          <w:p>
-            <w:pPr>
-              <w:spacing w:before="20" w:after="20"/>
-            </w:pPr>
-            <w:r>
-              <w:rPr>
-                <w:rFonts w:ascii="Aptos" w:hAnsi="Aptos"/>
-                <w:b w:val="0"/>
-                <w:i w:val="0"/>
-                <w:sz w:val="22"/>
-              </w:rPr>
-              <w:t>z</w:t>
-            </w:r>
-          </w:p>
-        </w:tc>
-        <w:tc>
-          <w:tcPr>
-            <w:tcW w:type="dxa" w:w="3324"/>
-          </w:tcPr>
-          <w:p>
-            <w:pPr>
-              <w:spacing w:before="20" w:after="20"/>
-            </w:pPr>
-            <w:r>
-              <w:rPr>
-                <w:rFonts w:ascii="Aptos" w:hAnsi="Aptos"/>
-                <w:b w:val="0"/>
-                <w:i w:val="0"/>
-                <w:sz w:val="22"/>
-              </w:rPr>
-              <w:t>kolokwium; sprawdziany wstępne „wejściówki"</w:t>
-            </w:r>
-          </w:p>
-        </w:tc>
-      </w:tr>
-      <w:tr>
-        <w:tc>
-          <w:tcPr>
-            <w:tcW w:type="dxa" w:w="3324"/>
-          </w:tcPr>
-          <w:p>
-            <w:pPr>
-              <w:spacing w:before="20" w:after="20"/>
-            </w:pPr>
-            <w:r>
-              <w:rPr>
-                <w:rFonts w:ascii="Aptos" w:hAnsi="Aptos"/>
-                <w:b w:val="0"/>
-                <w:i w:val="0"/>
-                <w:sz w:val="22"/>
-              </w:rPr>
-            </w:r>
-          </w:p>
-        </w:tc>
-        <w:tc>
-          <w:tcPr>
-            <w:tcW w:type="dxa" w:w="3324"/>
-          </w:tcPr>
-          <w:p>
-            <w:pPr>
-              <w:spacing w:before="20" w:after="20"/>
-            </w:pPr>
-            <w:r>
-              <w:rPr>
-                <w:rFonts w:ascii="Aptos" w:hAnsi="Aptos"/>
-                <w:b w:val="0"/>
-                <w:i w:val="0"/>
-                <w:sz w:val="22"/>
-              </w:rPr>
-              <w:t>y</w:t>
-            </w:r>
-          </w:p>
-        </w:tc>
-        <w:tc>
-          <w:tcPr>
-            <w:tcW w:type="dxa" w:w="3324"/>
-          </w:tcPr>
-          <w:p>
-            <w:pPr>
-              <w:spacing w:before="20" w:after="20"/>
-            </w:pPr>
-            <w:r>
-              <w:rPr>
-                <w:rFonts w:ascii="Aptos" w:hAnsi="Aptos"/>
-                <w:b w:val="0"/>
-                <w:i w:val="0"/>
-                <w:sz w:val="22"/>
-              </w:rPr>
-              <w:t>kolokwium; sprawdziany wstępne „wejściówki"</w:t>
-            </w:r>
-          </w:p>
-        </w:tc>
-      </w:tr>
-      <w:tr>
-        <w:tc>
-          <w:tcPr>
-            <w:tcW w:type="dxa" w:w="3324"/>
-          </w:tcPr>
-          <w:p>
-            <w:pPr>
-              <w:spacing w:before="20" w:after="20"/>
-            </w:pPr>
-            <w:r>
-              <w:rPr>
-                <w:rFonts w:ascii="Aptos" w:hAnsi="Aptos"/>
-                <w:b w:val="0"/>
-                <w:i w:val="0"/>
-                <w:sz w:val="22"/>
-              </w:rPr>
-            </w:r>
-          </w:p>
-        </w:tc>
-        <w:tc>
-          <w:tcPr>
-            <w:tcW w:type="dxa" w:w="3324"/>
-          </w:tcPr>
-          <w:p>
-            <w:pPr>
-              <w:spacing w:before="20" w:after="20"/>
-            </w:pPr>
-            <w:r>
-              <w:rPr>
-                <w:rFonts w:ascii="Aptos" w:hAnsi="Aptos"/>
-                <w:b w:val="0"/>
-                <w:i w:val="0"/>
-                <w:sz w:val="22"/>
-              </w:rPr>
-              <w:t>s</w:t>
-            </w:r>
-          </w:p>
-        </w:tc>
-        <w:tc>
-          <w:tcPr>
-            <w:tcW w:type="dxa" w:w="3324"/>
-          </w:tcPr>
-          <w:p>
-            <w:pPr>
-              <w:spacing w:before="20" w:after="20"/>
-            </w:pPr>
-            <w:r>
-              <w:rPr>
-                <w:rFonts w:ascii="Aptos" w:hAnsi="Aptos"/>
-                <w:b w:val="0"/>
-                <w:i w:val="0"/>
-                <w:sz w:val="22"/>
-              </w:rPr>
-              <w:t>kolokwium; sprawdziany wstępne „wejściówki"</w:t>
-            </w:r>
-          </w:p>
-        </w:tc>
-      </w:tr>
-      <w:tr>
-        <w:tc>
-          <w:tcPr>
-            <w:tcW w:type="dxa" w:w="3324"/>
-          </w:tcPr>
-          <w:p>
-            <w:pPr>
-              <w:spacing w:before="20" w:after="20"/>
-            </w:pPr>
-            <w:r>
-              <w:rPr>
-                <w:rFonts w:ascii="Aptos" w:hAnsi="Aptos"/>
-                <w:b w:val="0"/>
-                <w:i w:val="0"/>
-                <w:sz w:val="22"/>
-              </w:rPr>
-            </w:r>
-          </w:p>
-        </w:tc>
-        <w:tc>
-          <w:tcPr>
-            <w:tcW w:type="dxa" w:w="3324"/>
-          </w:tcPr>
-          <w:p>
-            <w:pPr>
-              <w:spacing w:before="20" w:after="20"/>
-            </w:pPr>
-            <w:r>
-              <w:rPr>
-                <w:rFonts w:ascii="Aptos" w:hAnsi="Aptos"/>
-                <w:b w:val="0"/>
-                <w:i w:val="0"/>
-                <w:sz w:val="22"/>
-              </w:rPr>
-              <w:t>k</w:t>
-            </w:r>
-          </w:p>
-        </w:tc>
-        <w:tc>
-          <w:tcPr>
-            <w:tcW w:type="dxa" w:w="3324"/>
-          </w:tcPr>
-          <w:p>
-            <w:pPr>
-              <w:spacing w:before="20" w:after="20"/>
-            </w:pPr>
-            <w:r>
-              <w:rPr>
-                <w:rFonts w:ascii="Aptos" w:hAnsi="Aptos"/>
-                <w:b w:val="0"/>
-                <w:i w:val="0"/>
-                <w:sz w:val="22"/>
-              </w:rPr>
-              <w:t>kolokwium; sprawdziany wstępne „wejściówki"</w:t>
-            </w:r>
-          </w:p>
-        </w:tc>
-      </w:tr>
-      <w:tr>
-        <w:tc>
-          <w:tcPr>
-            <w:tcW w:type="dxa" w:w="3324"/>
-          </w:tcPr>
-          <w:p>
-            <w:pPr>
-              <w:spacing w:before="20" w:after="20"/>
-            </w:pPr>
-            <w:r>
-              <w:rPr>
-                <w:rFonts w:ascii="Aptos" w:hAnsi="Aptos"/>
-                <w:b w:val="0"/>
-                <w:i w:val="0"/>
-                <w:sz w:val="22"/>
-              </w:rPr>
-            </w:r>
-          </w:p>
-        </w:tc>
-        <w:tc>
-          <w:tcPr>
-            <w:tcW w:type="dxa" w:w="3324"/>
-          </w:tcPr>
-          <w:p>
-            <w:pPr>
-              <w:spacing w:before="20" w:after="20"/>
-            </w:pPr>
-            <w:r>
-              <w:rPr>
-                <w:rFonts w:ascii="Aptos" w:hAnsi="Aptos"/>
-                <w:b w:val="0"/>
-                <w:i w:val="0"/>
-                <w:sz w:val="22"/>
-              </w:rPr>
-              <w:t>i</w:t>
-            </w:r>
-          </w:p>
-        </w:tc>
-        <w:tc>
-          <w:tcPr>
-            <w:tcW w:type="dxa" w:w="3324"/>
-          </w:tcPr>
-          <w:p>
-            <w:pPr>
-              <w:spacing w:before="20" w:after="20"/>
-            </w:pPr>
-            <w:r>
-              <w:rPr>
-                <w:rFonts w:ascii="Aptos" w:hAnsi="Aptos"/>
-                <w:b w:val="0"/>
-                <w:i w:val="0"/>
-                <w:sz w:val="22"/>
-              </w:rPr>
-              <w:t>kolokwium; sprawdziany wstępne „wejściówki"</w:t>
-            </w:r>
-          </w:p>
-        </w:tc>
-      </w:tr>
-      <w:tr>
-        <w:tc>
-          <w:tcPr>
-            <w:tcW w:type="dxa" w:w="3324"/>
-          </w:tcPr>
-          <w:p>
-            <w:pPr>
-              <w:spacing w:before="20" w:after="20"/>
-            </w:pPr>
-            <w:r>
-              <w:rPr>
-                <w:rFonts w:ascii="Aptos" w:hAnsi="Aptos"/>
-                <w:b w:val="0"/>
-                <w:i w:val="0"/>
-                <w:sz w:val="22"/>
-              </w:rPr>
-            </w:r>
-          </w:p>
-        </w:tc>
-        <w:tc>
-          <w:tcPr>
-            <w:tcW w:type="dxa" w:w="3324"/>
-          </w:tcPr>
-          <w:p>
-            <w:pPr>
-              <w:spacing w:before="20" w:after="20"/>
-            </w:pPr>
-            <w:r>
-              <w:rPr>
-                <w:rFonts w:ascii="Aptos" w:hAnsi="Aptos"/>
-                <w:b w:val="0"/>
-                <w:i w:val="0"/>
-                <w:sz w:val="22"/>
-              </w:rPr>
-              <w:t>w</w:t>
-            </w:r>
-          </w:p>
-        </w:tc>
-        <w:tc>
-          <w:tcPr>
-            <w:tcW w:type="dxa" w:w="3324"/>
-          </w:tcPr>
-          <w:p>
-            <w:pPr>
-              <w:spacing w:before="20" w:after="20"/>
-            </w:pPr>
-            <w:r>
-              <w:rPr>
-                <w:rFonts w:ascii="Aptos" w:hAnsi="Aptos"/>
-                <w:b w:val="0"/>
-                <w:i w:val="0"/>
-                <w:sz w:val="22"/>
-              </w:rPr>
-              <w:t>kolokwium; sprawdziany wstępne „wejściówki"</w:t>
-            </w:r>
-          </w:p>
-        </w:tc>
-      </w:tr>
-      <w:tr>
-        <w:tc>
-          <w:tcPr>
-            <w:tcW w:type="dxa" w:w="3324"/>
-          </w:tcPr>
-          <w:p>
-            <w:pPr>
-              <w:spacing w:before="20" w:after="20"/>
-            </w:pPr>
-            <w:r>
-              <w:rPr>
-                <w:rFonts w:ascii="Aptos" w:hAnsi="Aptos"/>
-                <w:b w:val="0"/>
-                <w:i w:val="0"/>
-                <w:sz w:val="22"/>
-              </w:rPr>
-            </w:r>
-          </w:p>
-        </w:tc>
-        <w:tc>
-          <w:tcPr>
-            <w:tcW w:type="dxa" w:w="3324"/>
-          </w:tcPr>
-          <w:p>
-            <w:pPr>
-              <w:spacing w:before="20" w:after="20"/>
-            </w:pPr>
-            <w:r>
-              <w:rPr>
-                <w:rFonts w:ascii="Aptos" w:hAnsi="Aptos"/>
-                <w:b w:val="0"/>
-                <w:i w:val="0"/>
-                <w:sz w:val="22"/>
-              </w:rPr>
-              <w:t>a</w:t>
-            </w:r>
-          </w:p>
-        </w:tc>
-        <w:tc>
-          <w:tcPr>
-            <w:tcW w:type="dxa" w:w="3324"/>
-          </w:tcPr>
-          <w:p>
-            <w:pPr>
-              <w:spacing w:before="20" w:after="20"/>
-            </w:pPr>
-            <w:r>
-              <w:rPr>
-                <w:rFonts w:ascii="Aptos" w:hAnsi="Aptos"/>
-                <w:b w:val="0"/>
-                <w:i w:val="0"/>
-                <w:sz w:val="22"/>
-              </w:rPr>
-              <w:t>kolokwium; sprawdziany wstępne „wejściówki"</w:t>
-            </w:r>
-          </w:p>
-        </w:tc>
-      </w:tr>
-      <w:tr>
-        <w:tc>
-          <w:tcPr>
-            <w:tcW w:type="dxa" w:w="3324"/>
-          </w:tcPr>
-          <w:p>
-            <w:pPr>
-              <w:spacing w:before="20" w:after="20"/>
-            </w:pPr>
-            <w:r>
-              <w:rPr>
-                <w:rFonts w:ascii="Aptos" w:hAnsi="Aptos"/>
-                <w:b w:val="0"/>
-                <w:i w:val="0"/>
-                <w:sz w:val="22"/>
-              </w:rPr>
-            </w:r>
-          </w:p>
-        </w:tc>
-        <w:tc>
-          <w:tcPr>
-            <w:tcW w:type="dxa" w:w="3324"/>
-          </w:tcPr>
-          <w:p>
-            <w:pPr>
-              <w:spacing w:before="20" w:after="20"/>
-            </w:pPr>
-            <w:r>
-              <w:rPr>
-                <w:rFonts w:ascii="Aptos" w:hAnsi="Aptos"/>
-                <w:b w:val="0"/>
-                <w:i w:val="0"/>
-                <w:sz w:val="22"/>
-              </w:rPr>
-              <w:t>n</w:t>
-            </w:r>
-          </w:p>
-        </w:tc>
-        <w:tc>
-          <w:tcPr>
-            <w:tcW w:type="dxa" w:w="3324"/>
-          </w:tcPr>
-          <w:p>
-            <w:pPr>
-              <w:spacing w:before="20" w:after="20"/>
-            </w:pPr>
-            <w:r>
-              <w:rPr>
-                <w:rFonts w:ascii="Aptos" w:hAnsi="Aptos"/>
-                <w:b w:val="0"/>
-                <w:i w:val="0"/>
-                <w:sz w:val="22"/>
-              </w:rPr>
-              <w:t>kolokwium; sprawdziany wstępne „wejściówki"</w:t>
-            </w:r>
-          </w:p>
-        </w:tc>
-      </w:tr>
-      <w:tr>
-        <w:tc>
-          <w:tcPr>
-            <w:tcW w:type="dxa" w:w="3324"/>
-          </w:tcPr>
-          <w:p>
-            <w:pPr>
-              <w:spacing w:before="20" w:after="20"/>
-            </w:pPr>
-            <w:r>
-              <w:rPr>
-                <w:rFonts w:ascii="Aptos" w:hAnsi="Aptos"/>
-                <w:b w:val="0"/>
-                <w:i w:val="0"/>
-                <w:sz w:val="22"/>
-              </w:rPr>
-            </w:r>
-          </w:p>
-        </w:tc>
-        <w:tc>
-          <w:tcPr>
-            <w:tcW w:type="dxa" w:w="3324"/>
-          </w:tcPr>
-          <w:p>
-            <w:pPr>
-              <w:spacing w:before="20" w:after="20"/>
-            </w:pPr>
-            <w:r>
-              <w:rPr>
-                <w:rFonts w:ascii="Aptos" w:hAnsi="Aptos"/>
-                <w:b w:val="0"/>
-                <w:i w:val="0"/>
-                <w:sz w:val="22"/>
-              </w:rPr>
-              <w:t>i</w:t>
-            </w:r>
-          </w:p>
-        </w:tc>
-        <w:tc>
-          <w:tcPr>
-            <w:tcW w:type="dxa" w:w="3324"/>
-          </w:tcPr>
-          <w:p>
-            <w:pPr>
-              <w:spacing w:before="20" w:after="20"/>
-            </w:pPr>
-            <w:r>
-              <w:rPr>
-                <w:rFonts w:ascii="Aptos" w:hAnsi="Aptos"/>
-                <w:b w:val="0"/>
-                <w:i w:val="0"/>
-                <w:sz w:val="22"/>
-              </w:rPr>
-              <w:t>kolokwium; sprawdziany wstępne „wejściówki"</w:t>
-            </w:r>
-          </w:p>
-        </w:tc>
-      </w:tr>
-      <w:tr>
-        <w:tc>
-          <w:tcPr>
-            <w:tcW w:type="dxa" w:w="3324"/>
-          </w:tcPr>
-          <w:p>
-            <w:pPr>
-              <w:spacing w:before="20" w:after="20"/>
-            </w:pPr>
-            <w:r>
-              <w:rPr>
-                <w:rFonts w:ascii="Aptos" w:hAnsi="Aptos"/>
-                <w:b w:val="0"/>
-                <w:i w:val="0"/>
-                <w:sz w:val="22"/>
-              </w:rPr>
-            </w:r>
-          </w:p>
-        </w:tc>
-        <w:tc>
-          <w:tcPr>
-            <w:tcW w:type="dxa" w:w="3324"/>
-          </w:tcPr>
-          <w:p>
-            <w:pPr>
-              <w:spacing w:before="20" w:after="20"/>
-            </w:pPr>
-            <w:r>
-              <w:rPr>
-                <w:rFonts w:ascii="Aptos" w:hAnsi="Aptos"/>
-                <w:b w:val="0"/>
-                <w:i w:val="0"/>
-                <w:sz w:val="22"/>
-              </w:rPr>
-              <w:t>a</w:t>
-            </w:r>
-          </w:p>
-        </w:tc>
-        <w:tc>
-          <w:tcPr>
-            <w:tcW w:type="dxa" w:w="3324"/>
-          </w:tcPr>
-          <w:p>
-            <w:pPr>
-              <w:spacing w:before="20" w:after="20"/>
-            </w:pPr>
-            <w:r>
-              <w:rPr>
-                <w:rFonts w:ascii="Aptos" w:hAnsi="Aptos"/>
-                <w:b w:val="0"/>
-                <w:i w:val="0"/>
-                <w:sz w:val="22"/>
-              </w:rPr>
-              <w:t>kolokwium; sprawdziany wstępne „wejściówki"</w:t>
-            </w:r>
-          </w:p>
-        </w:tc>
-      </w:tr>
-      <w:tr>
-        <w:tc>
-          <w:tcPr>
-            <w:tcW w:type="dxa" w:w="3324"/>
-          </w:tcPr>
-          <w:p>
-            <w:pPr>
-              <w:spacing w:before="20" w:after="20"/>
-            </w:pPr>
-            <w:r>
-              <w:rPr>
-                <w:rFonts w:ascii="Aptos" w:hAnsi="Aptos"/>
-                <w:b w:val="0"/>
-                <w:i w:val="0"/>
-                <w:sz w:val="22"/>
-              </w:rPr>
-            </w:r>
-          </w:p>
-        </w:tc>
-        <w:tc>
-          <w:tcPr>
-            <w:tcW w:type="dxa" w:w="3324"/>
-          </w:tcPr>
-          <w:p>
-            <w:pPr>
-              <w:spacing w:before="20" w:after="20"/>
-            </w:pPr>
-            <w:r>
-              <w:rPr>
-                <w:rFonts w:ascii="Aptos" w:hAnsi="Aptos"/>
-                <w:b w:val="0"/>
-                <w:i w:val="0"/>
-                <w:sz w:val="22"/>
-              </w:rPr>
-              <w:t xml:space="preserve"> </w:t>
-            </w:r>
-          </w:p>
-        </w:tc>
-        <w:tc>
-          <w:tcPr>
-            <w:tcW w:type="dxa" w:w="3324"/>
-          </w:tcPr>
-          <w:p>
-            <w:pPr>
-              <w:spacing w:before="20" w:after="20"/>
-            </w:pPr>
-            <w:r>
-              <w:rPr>
-                <w:rFonts w:ascii="Aptos" w:hAnsi="Aptos"/>
-                <w:b w:val="0"/>
-                <w:i w:val="0"/>
-                <w:sz w:val="22"/>
-              </w:rPr>
-              <w:t>kolokwium; sprawdziany wstępne „wejściówki"</w:t>
-            </w:r>
-          </w:p>
-        </w:tc>
-      </w:tr>
-      <w:tr>
-        <w:tc>
-          <w:tcPr>
-            <w:tcW w:type="dxa" w:w="3324"/>
-          </w:tcPr>
-          <w:p>
-            <w:pPr>
-              <w:spacing w:before="20" w:after="20"/>
-            </w:pPr>
-            <w:r>
-              <w:rPr>
-                <w:rFonts w:ascii="Aptos" w:hAnsi="Aptos"/>
-                <w:b w:val="0"/>
-                <w:i w:val="0"/>
-                <w:sz w:val="22"/>
-              </w:rPr>
-            </w:r>
-          </w:p>
-        </w:tc>
-        <w:tc>
-          <w:tcPr>
-            <w:tcW w:type="dxa" w:w="3324"/>
-          </w:tcPr>
-          <w:p>
-            <w:pPr>
-              <w:spacing w:before="20" w:after="20"/>
-            </w:pPr>
-            <w:r>
-              <w:rPr>
-                <w:rFonts w:ascii="Aptos" w:hAnsi="Aptos"/>
-                <w:b w:val="0"/>
-                <w:i w:val="0"/>
-                <w:sz w:val="22"/>
-              </w:rPr>
-              <w:t>i</w:t>
-            </w:r>
-          </w:p>
-        </w:tc>
-        <w:tc>
-          <w:tcPr>
-            <w:tcW w:type="dxa" w:w="3324"/>
-          </w:tcPr>
-          <w:p>
-            <w:pPr>
-              <w:spacing w:before="20" w:after="20"/>
-            </w:pPr>
-            <w:r>
-              <w:rPr>
-                <w:rFonts w:ascii="Aptos" w:hAnsi="Aptos"/>
-                <w:b w:val="0"/>
-                <w:i w:val="0"/>
-                <w:sz w:val="22"/>
-              </w:rPr>
-              <w:t>kolokwium; sprawdziany wstępne „wejściówki"</w:t>
-            </w:r>
-          </w:p>
-        </w:tc>
-      </w:tr>
-      <w:tr>
-        <w:tc>
-          <w:tcPr>
-            <w:tcW w:type="dxa" w:w="3324"/>
-          </w:tcPr>
-          <w:p>
-            <w:pPr>
-              <w:spacing w:before="20" w:after="20"/>
-            </w:pPr>
-            <w:r>
-              <w:rPr>
-                <w:rFonts w:ascii="Aptos" w:hAnsi="Aptos"/>
-                <w:b w:val="0"/>
-                <w:i w:val="0"/>
-                <w:sz w:val="22"/>
-              </w:rPr>
-            </w:r>
-          </w:p>
-        </w:tc>
-        <w:tc>
-          <w:tcPr>
-            <w:tcW w:type="dxa" w:w="3324"/>
-          </w:tcPr>
-          <w:p>
-            <w:pPr>
-              <w:spacing w:before="20" w:after="20"/>
-            </w:pPr>
-            <w:r>
-              <w:rPr>
-                <w:rFonts w:ascii="Aptos" w:hAnsi="Aptos"/>
-                <w:b w:val="0"/>
-                <w:i w:val="0"/>
-                <w:sz w:val="22"/>
-              </w:rPr>
-              <w:t>n</w:t>
-            </w:r>
-          </w:p>
-        </w:tc>
-        <w:tc>
-          <w:tcPr>
-            <w:tcW w:type="dxa" w:w="3324"/>
-          </w:tcPr>
-          <w:p>
-            <w:pPr>
-              <w:spacing w:before="20" w:after="20"/>
-            </w:pPr>
-            <w:r>
-              <w:rPr>
-                <w:rFonts w:ascii="Aptos" w:hAnsi="Aptos"/>
-                <w:b w:val="0"/>
-                <w:i w:val="0"/>
-                <w:sz w:val="22"/>
-              </w:rPr>
-              <w:t>kolokwium; sprawdziany wstępne „wejściówki"</w:t>
-            </w:r>
-          </w:p>
-        </w:tc>
-      </w:tr>
-      <w:tr>
-        <w:tc>
-          <w:tcPr>
-            <w:tcW w:type="dxa" w:w="3324"/>
-          </w:tcPr>
-          <w:p>
-            <w:pPr>
-              <w:spacing w:before="20" w:after="20"/>
-            </w:pPr>
-            <w:r>
-              <w:rPr>
-                <w:rFonts w:ascii="Aptos" w:hAnsi="Aptos"/>
-                <w:b w:val="0"/>
-                <w:i w:val="0"/>
-                <w:sz w:val="22"/>
-              </w:rPr>
-            </w:r>
-          </w:p>
-        </w:tc>
-        <w:tc>
-          <w:tcPr>
-            <w:tcW w:type="dxa" w:w="3324"/>
-          </w:tcPr>
-          <w:p>
-            <w:pPr>
-              <w:spacing w:before="20" w:after="20"/>
-            </w:pPr>
-            <w:r>
-              <w:rPr>
-                <w:rFonts w:ascii="Aptos" w:hAnsi="Aptos"/>
-                <w:b w:val="0"/>
-                <w:i w:val="0"/>
-                <w:sz w:val="22"/>
-              </w:rPr>
-              <w:t>f</w:t>
-            </w:r>
-          </w:p>
-        </w:tc>
-        <w:tc>
-          <w:tcPr>
-            <w:tcW w:type="dxa" w:w="3324"/>
-          </w:tcPr>
-          <w:p>
-            <w:pPr>
-              <w:spacing w:before="20" w:after="20"/>
-            </w:pPr>
-            <w:r>
-              <w:rPr>
-                <w:rFonts w:ascii="Aptos" w:hAnsi="Aptos"/>
-                <w:b w:val="0"/>
-                <w:i w:val="0"/>
-                <w:sz w:val="22"/>
-              </w:rPr>
-              <w:t>kolokwium; sprawdziany wstępne „wejściówki"</w:t>
-            </w:r>
-          </w:p>
-        </w:tc>
-      </w:tr>
-      <w:tr>
-        <w:tc>
-          <w:tcPr>
-            <w:tcW w:type="dxa" w:w="3324"/>
-          </w:tcPr>
-          <w:p>
-            <w:pPr>
-              <w:spacing w:before="20" w:after="20"/>
-            </w:pPr>
-            <w:r>
-              <w:rPr>
-                <w:rFonts w:ascii="Aptos" w:hAnsi="Aptos"/>
-                <w:b w:val="0"/>
-                <w:i w:val="0"/>
-                <w:sz w:val="22"/>
-              </w:rPr>
-            </w:r>
-          </w:p>
-        </w:tc>
-        <w:tc>
-          <w:tcPr>
-            <w:tcW w:type="dxa" w:w="3324"/>
-          </w:tcPr>
-          <w:p>
-            <w:pPr>
-              <w:spacing w:before="20" w:after="20"/>
-            </w:pPr>
-            <w:r>
-              <w:rPr>
-                <w:rFonts w:ascii="Aptos" w:hAnsi="Aptos"/>
-                <w:b w:val="0"/>
-                <w:i w:val="0"/>
-                <w:sz w:val="22"/>
-              </w:rPr>
-              <w:t>o</w:t>
-            </w:r>
-          </w:p>
-        </w:tc>
-        <w:tc>
-          <w:tcPr>
-            <w:tcW w:type="dxa" w:w="3324"/>
-          </w:tcPr>
-          <w:p>
-            <w:pPr>
-              <w:spacing w:before="20" w:after="20"/>
-            </w:pPr>
-            <w:r>
-              <w:rPr>
-                <w:rFonts w:ascii="Aptos" w:hAnsi="Aptos"/>
-                <w:b w:val="0"/>
-                <w:i w:val="0"/>
-                <w:sz w:val="22"/>
-              </w:rPr>
-              <w:t>kolokwium; sprawdziany wstępne „wejściówki"</w:t>
-            </w:r>
-          </w:p>
-        </w:tc>
-      </w:tr>
-      <w:tr>
-        <w:tc>
-          <w:tcPr>
-            <w:tcW w:type="dxa" w:w="3324"/>
-          </w:tcPr>
-          <w:p>
-            <w:pPr>
-              <w:spacing w:before="20" w:after="20"/>
-            </w:pPr>
-            <w:r>
-              <w:rPr>
-                <w:rFonts w:ascii="Aptos" w:hAnsi="Aptos"/>
-                <w:b w:val="0"/>
-                <w:i w:val="0"/>
-                <w:sz w:val="22"/>
-              </w:rPr>
-            </w:r>
-          </w:p>
-        </w:tc>
-        <w:tc>
-          <w:tcPr>
-            <w:tcW w:type="dxa" w:w="3324"/>
-          </w:tcPr>
-          <w:p>
-            <w:pPr>
-              <w:spacing w:before="20" w:after="20"/>
-            </w:pPr>
-            <w:r>
-              <w:rPr>
-                <w:rFonts w:ascii="Aptos" w:hAnsi="Aptos"/>
-                <w:b w:val="0"/>
-                <w:i w:val="0"/>
-                <w:sz w:val="22"/>
-              </w:rPr>
-              <w:t>r</w:t>
-            </w:r>
-          </w:p>
-        </w:tc>
-        <w:tc>
-          <w:tcPr>
-            <w:tcW w:type="dxa" w:w="3324"/>
-          </w:tcPr>
-          <w:p>
-            <w:pPr>
-              <w:spacing w:before="20" w:after="20"/>
-            </w:pPr>
-            <w:r>
-              <w:rPr>
-                <w:rFonts w:ascii="Aptos" w:hAnsi="Aptos"/>
-                <w:b w:val="0"/>
-                <w:i w:val="0"/>
-                <w:sz w:val="22"/>
-              </w:rPr>
-              <w:t>kolokwium; sprawdziany wstępne „wejściówki"</w:t>
-            </w:r>
-          </w:p>
-        </w:tc>
-      </w:tr>
-      <w:tr>
-        <w:tc>
-          <w:tcPr>
-            <w:tcW w:type="dxa" w:w="3324"/>
-          </w:tcPr>
-          <w:p>
-            <w:pPr>
-              <w:spacing w:before="20" w:after="20"/>
-            </w:pPr>
-            <w:r>
-              <w:rPr>
-                <w:rFonts w:ascii="Aptos" w:hAnsi="Aptos"/>
-                <w:b w:val="0"/>
-                <w:i w:val="0"/>
-                <w:sz w:val="22"/>
-              </w:rPr>
-            </w:r>
-          </w:p>
-        </w:tc>
-        <w:tc>
-          <w:tcPr>
-            <w:tcW w:type="dxa" w:w="3324"/>
-          </w:tcPr>
-          <w:p>
-            <w:pPr>
-              <w:spacing w:before="20" w:after="20"/>
-            </w:pPr>
-            <w:r>
-              <w:rPr>
-                <w:rFonts w:ascii="Aptos" w:hAnsi="Aptos"/>
-                <w:b w:val="0"/>
-                <w:i w:val="0"/>
-                <w:sz w:val="22"/>
-              </w:rPr>
-              <w:t>m</w:t>
-            </w:r>
-          </w:p>
-        </w:tc>
-        <w:tc>
-          <w:tcPr>
-            <w:tcW w:type="dxa" w:w="3324"/>
-          </w:tcPr>
-          <w:p>
-            <w:pPr>
-              <w:spacing w:before="20" w:after="20"/>
-            </w:pPr>
-            <w:r>
-              <w:rPr>
-                <w:rFonts w:ascii="Aptos" w:hAnsi="Aptos"/>
-                <w:b w:val="0"/>
-                <w:i w:val="0"/>
-                <w:sz w:val="22"/>
-              </w:rPr>
-              <w:t>kolokwium; sprawdziany wstępne „wejściówki"</w:t>
-            </w:r>
-          </w:p>
-        </w:tc>
-      </w:tr>
-      <w:tr>
-        <w:tc>
-          <w:tcPr>
-            <w:tcW w:type="dxa" w:w="3324"/>
-          </w:tcPr>
-          <w:p>
-            <w:pPr>
-              <w:spacing w:before="20" w:after="20"/>
-            </w:pPr>
-            <w:r>
-              <w:rPr>
-                <w:rFonts w:ascii="Aptos" w:hAnsi="Aptos"/>
-                <w:b w:val="0"/>
-                <w:i w:val="0"/>
-                <w:sz w:val="22"/>
-              </w:rPr>
-            </w:r>
-          </w:p>
-        </w:tc>
-        <w:tc>
-          <w:tcPr>
-            <w:tcW w:type="dxa" w:w="3324"/>
-          </w:tcPr>
-          <w:p>
-            <w:pPr>
-              <w:spacing w:before="20" w:after="20"/>
-            </w:pPr>
-            <w:r>
-              <w:rPr>
-                <w:rFonts w:ascii="Aptos" w:hAnsi="Aptos"/>
-                <w:b w:val="0"/>
-                <w:i w:val="0"/>
-                <w:sz w:val="22"/>
-              </w:rPr>
-              <w:t>a</w:t>
-            </w:r>
-          </w:p>
-        </w:tc>
-        <w:tc>
-          <w:tcPr>
-            <w:tcW w:type="dxa" w:w="3324"/>
-          </w:tcPr>
-          <w:p>
-            <w:pPr>
-              <w:spacing w:before="20" w:after="20"/>
-            </w:pPr>
-            <w:r>
-              <w:rPr>
-                <w:rFonts w:ascii="Aptos" w:hAnsi="Aptos"/>
-                <w:b w:val="0"/>
-                <w:i w:val="0"/>
-                <w:sz w:val="22"/>
-              </w:rPr>
-              <w:t>kolokwium; sprawdziany wstępne „wejściówki"</w:t>
-            </w:r>
-          </w:p>
-        </w:tc>
-      </w:tr>
-      <w:tr>
-        <w:tc>
-          <w:tcPr>
-            <w:tcW w:type="dxa" w:w="3324"/>
-          </w:tcPr>
-          <w:p>
-            <w:pPr>
-              <w:spacing w:before="20" w:after="20"/>
-            </w:pPr>
-            <w:r>
-              <w:rPr>
-                <w:rFonts w:ascii="Aptos" w:hAnsi="Aptos"/>
-                <w:b w:val="0"/>
-                <w:i w:val="0"/>
-                <w:sz w:val="22"/>
-              </w:rPr>
-            </w:r>
-          </w:p>
-        </w:tc>
-        <w:tc>
-          <w:tcPr>
-            <w:tcW w:type="dxa" w:w="3324"/>
-          </w:tcPr>
-          <w:p>
-            <w:pPr>
-              <w:spacing w:before="20" w:after="20"/>
-            </w:pPr>
-            <w:r>
-              <w:rPr>
-                <w:rFonts w:ascii="Aptos" w:hAnsi="Aptos"/>
-                <w:b w:val="0"/>
-                <w:i w:val="0"/>
-                <w:sz w:val="22"/>
-              </w:rPr>
-              <w:t>c</w:t>
-            </w:r>
-          </w:p>
-        </w:tc>
-        <w:tc>
-          <w:tcPr>
-            <w:tcW w:type="dxa" w:w="3324"/>
-          </w:tcPr>
-          <w:p>
-            <w:pPr>
-              <w:spacing w:before="20" w:after="20"/>
-            </w:pPr>
-            <w:r>
-              <w:rPr>
-                <w:rFonts w:ascii="Aptos" w:hAnsi="Aptos"/>
-                <w:b w:val="0"/>
-                <w:i w:val="0"/>
-                <w:sz w:val="22"/>
-              </w:rPr>
-              <w:t>kolokwium; sprawdziany wstępne „wejściówki"</w:t>
-            </w:r>
-          </w:p>
-        </w:tc>
-      </w:tr>
-      <w:tr>
-        <w:tc>
-          <w:tcPr>
-            <w:tcW w:type="dxa" w:w="3324"/>
-          </w:tcPr>
-          <w:p>
-            <w:pPr>
-              <w:spacing w:before="20" w:after="20"/>
-            </w:pPr>
-            <w:r>
-              <w:rPr>
-                <w:rFonts w:ascii="Aptos" w:hAnsi="Aptos"/>
-                <w:b w:val="0"/>
-                <w:i w:val="0"/>
-                <w:sz w:val="22"/>
-              </w:rPr>
-            </w:r>
-          </w:p>
-        </w:tc>
-        <w:tc>
-          <w:tcPr>
-            <w:tcW w:type="dxa" w:w="3324"/>
-          </w:tcPr>
-          <w:p>
-            <w:pPr>
-              <w:spacing w:before="20" w:after="20"/>
-            </w:pPr>
-            <w:r>
-              <w:rPr>
-                <w:rFonts w:ascii="Aptos" w:hAnsi="Aptos"/>
-                <w:b w:val="0"/>
-                <w:i w:val="0"/>
-                <w:sz w:val="22"/>
-              </w:rPr>
-              <w:t>j</w:t>
-            </w:r>
-          </w:p>
-        </w:tc>
-        <w:tc>
-          <w:tcPr>
-            <w:tcW w:type="dxa" w:w="3324"/>
-          </w:tcPr>
-          <w:p>
-            <w:pPr>
-              <w:spacing w:before="20" w:after="20"/>
-            </w:pPr>
-            <w:r>
-              <w:rPr>
-                <w:rFonts w:ascii="Aptos" w:hAnsi="Aptos"/>
-                <w:b w:val="0"/>
-                <w:i w:val="0"/>
-                <w:sz w:val="22"/>
-              </w:rPr>
-              <w:t>kolokwium; sprawdziany wstępne „wejściówki"</w:t>
-            </w:r>
-          </w:p>
-        </w:tc>
-      </w:tr>
-      <w:tr>
-        <w:tc>
-          <w:tcPr>
-            <w:tcW w:type="dxa" w:w="3324"/>
-          </w:tcPr>
-          <w:p>
-            <w:pPr>
-              <w:spacing w:before="20" w:after="20"/>
-            </w:pPr>
-            <w:r>
-              <w:rPr>
-                <w:rFonts w:ascii="Aptos" w:hAnsi="Aptos"/>
-                <w:b w:val="0"/>
-                <w:i w:val="0"/>
-                <w:sz w:val="22"/>
-              </w:rPr>
-            </w:r>
-          </w:p>
-        </w:tc>
-        <w:tc>
-          <w:tcPr>
-            <w:tcW w:type="dxa" w:w="3324"/>
-          </w:tcPr>
-          <w:p>
-            <w:pPr>
-              <w:spacing w:before="20" w:after="20"/>
-            </w:pPr>
-            <w:r>
-              <w:rPr>
-                <w:rFonts w:ascii="Aptos" w:hAnsi="Aptos"/>
-                <w:b w:val="0"/>
-                <w:i w:val="0"/>
-                <w:sz w:val="22"/>
-              </w:rPr>
-              <w:t>i</w:t>
-            </w:r>
-          </w:p>
-        </w:tc>
-        <w:tc>
-          <w:tcPr>
-            <w:tcW w:type="dxa" w:w="3324"/>
-          </w:tcPr>
-          <w:p>
-            <w:pPr>
-              <w:spacing w:before="20" w:after="20"/>
-            </w:pPr>
-            <w:r>
-              <w:rPr>
-                <w:rFonts w:ascii="Aptos" w:hAnsi="Aptos"/>
-                <w:b w:val="0"/>
-                <w:i w:val="0"/>
-                <w:sz w:val="22"/>
-              </w:rPr>
-              <w:t>kolokwium; sprawdziany wstępne „wejściówki"</w:t>
-            </w:r>
-          </w:p>
-        </w:tc>
-      </w:tr>
-      <w:tr>
-        <w:tc>
-          <w:tcPr>
-            <w:tcW w:type="dxa" w:w="3324"/>
-          </w:tcPr>
-          <w:p>
-            <w:pPr>
-              <w:spacing w:before="20" w:after="20"/>
-            </w:pPr>
-            <w:r>
-              <w:rPr>
-                <w:rFonts w:ascii="Aptos" w:hAnsi="Aptos"/>
-                <w:b w:val="0"/>
-                <w:i w:val="0"/>
-                <w:sz w:val="22"/>
-              </w:rPr>
-            </w:r>
-          </w:p>
-        </w:tc>
-        <w:tc>
-          <w:tcPr>
-            <w:tcW w:type="dxa" w:w="3324"/>
-          </w:tcPr>
-          <w:p>
-            <w:pPr>
-              <w:spacing w:before="20" w:after="20"/>
-            </w:pPr>
-            <w:r>
-              <w:rPr>
-                <w:rFonts w:ascii="Aptos" w:hAnsi="Aptos"/>
-                <w:b w:val="0"/>
-                <w:i w:val="0"/>
-                <w:sz w:val="22"/>
-              </w:rPr>
-              <w:t xml:space="preserve"> </w:t>
-            </w:r>
-          </w:p>
-        </w:tc>
-        <w:tc>
-          <w:tcPr>
-            <w:tcW w:type="dxa" w:w="3324"/>
-          </w:tcPr>
-          <w:p>
-            <w:pPr>
-              <w:spacing w:before="20" w:after="20"/>
-            </w:pPr>
-            <w:r>
-              <w:rPr>
-                <w:rFonts w:ascii="Aptos" w:hAnsi="Aptos"/>
-                <w:b w:val="0"/>
-                <w:i w:val="0"/>
-                <w:sz w:val="22"/>
-              </w:rPr>
-              <w:t>kolokwium; sprawdziany wstępne „wejściówki"</w:t>
-            </w:r>
-          </w:p>
-        </w:tc>
-      </w:tr>
-      <w:tr>
-        <w:tc>
-          <w:tcPr>
-            <w:tcW w:type="dxa" w:w="3324"/>
-          </w:tcPr>
-          <w:p>
-            <w:pPr>
-              <w:spacing w:before="20" w:after="20"/>
-            </w:pPr>
-            <w:r>
-              <w:rPr>
-                <w:rFonts w:ascii="Aptos" w:hAnsi="Aptos"/>
-                <w:b w:val="0"/>
-                <w:i w:val="0"/>
-                <w:sz w:val="22"/>
-              </w:rPr>
-            </w:r>
-          </w:p>
-        </w:tc>
-        <w:tc>
-          <w:tcPr>
-            <w:tcW w:type="dxa" w:w="3324"/>
-          </w:tcPr>
-          <w:p>
-            <w:pPr>
-              <w:spacing w:before="20" w:after="20"/>
-            </w:pPr>
-            <w:r>
-              <w:rPr>
-                <w:rFonts w:ascii="Aptos" w:hAnsi="Aptos"/>
-                <w:b w:val="0"/>
-                <w:i w:val="0"/>
-                <w:sz w:val="22"/>
-              </w:rPr>
-              <w:t>z</w:t>
-            </w:r>
-          </w:p>
-        </w:tc>
-        <w:tc>
-          <w:tcPr>
-            <w:tcW w:type="dxa" w:w="3324"/>
-          </w:tcPr>
-          <w:p>
-            <w:pPr>
-              <w:spacing w:before="20" w:after="20"/>
-            </w:pPr>
-            <w:r>
-              <w:rPr>
-                <w:rFonts w:ascii="Aptos" w:hAnsi="Aptos"/>
-                <w:b w:val="0"/>
-                <w:i w:val="0"/>
-                <w:sz w:val="22"/>
-              </w:rPr>
-              <w:t>kolokwium; sprawdziany wstępne „wejściówki"</w:t>
-            </w:r>
-          </w:p>
-        </w:tc>
-      </w:tr>
-      <w:tr>
-        <w:tc>
-          <w:tcPr>
-            <w:tcW w:type="dxa" w:w="3324"/>
-          </w:tcPr>
-          <w:p>
-            <w:pPr>
-              <w:spacing w:before="20" w:after="20"/>
-            </w:pPr>
-            <w:r>
-              <w:rPr>
-                <w:rFonts w:ascii="Aptos" w:hAnsi="Aptos"/>
-                <w:b w:val="0"/>
-                <w:i w:val="0"/>
-                <w:sz w:val="22"/>
-              </w:rPr>
-            </w:r>
-          </w:p>
-        </w:tc>
-        <w:tc>
-          <w:tcPr>
-            <w:tcW w:type="dxa" w:w="3324"/>
-          </w:tcPr>
-          <w:p>
-            <w:pPr>
-              <w:spacing w:before="20" w:after="20"/>
-            </w:pPr>
-            <w:r>
-              <w:rPr>
-                <w:rFonts w:ascii="Aptos" w:hAnsi="Aptos"/>
-                <w:b w:val="0"/>
-                <w:i w:val="0"/>
-                <w:sz w:val="22"/>
-              </w:rPr>
-              <w:t xml:space="preserve"> </w:t>
-            </w:r>
-          </w:p>
-        </w:tc>
-        <w:tc>
-          <w:tcPr>
-            <w:tcW w:type="dxa" w:w="3324"/>
-          </w:tcPr>
-          <w:p>
-            <w:pPr>
-              <w:spacing w:before="20" w:after="20"/>
-            </w:pPr>
-            <w:r>
-              <w:rPr>
-                <w:rFonts w:ascii="Aptos" w:hAnsi="Aptos"/>
-                <w:b w:val="0"/>
-                <w:i w:val="0"/>
-                <w:sz w:val="22"/>
-              </w:rPr>
-              <w:t>kolokwium; sprawdziany wstępne „wejściówki"</w:t>
-            </w:r>
-          </w:p>
-        </w:tc>
-      </w:tr>
-      <w:tr>
-        <w:tc>
-          <w:tcPr>
-            <w:tcW w:type="dxa" w:w="3324"/>
-          </w:tcPr>
-          <w:p>
-            <w:pPr>
-              <w:spacing w:before="20" w:after="20"/>
-            </w:pPr>
-            <w:r>
-              <w:rPr>
-                <w:rFonts w:ascii="Aptos" w:hAnsi="Aptos"/>
-                <w:b w:val="0"/>
-                <w:i w:val="0"/>
-                <w:sz w:val="22"/>
-              </w:rPr>
-            </w:r>
-          </w:p>
-        </w:tc>
-        <w:tc>
-          <w:tcPr>
-            <w:tcW w:type="dxa" w:w="3324"/>
-          </w:tcPr>
-          <w:p>
-            <w:pPr>
-              <w:spacing w:before="20" w:after="20"/>
-            </w:pPr>
-            <w:r>
-              <w:rPr>
-                <w:rFonts w:ascii="Aptos" w:hAnsi="Aptos"/>
-                <w:b w:val="0"/>
-                <w:i w:val="0"/>
-                <w:sz w:val="22"/>
-              </w:rPr>
-              <w:t>r</w:t>
-            </w:r>
-          </w:p>
-        </w:tc>
-        <w:tc>
-          <w:tcPr>
-            <w:tcW w:type="dxa" w:w="3324"/>
-          </w:tcPr>
-          <w:p>
-            <w:pPr>
-              <w:spacing w:before="20" w:after="20"/>
-            </w:pPr>
-            <w:r>
-              <w:rPr>
-                <w:rFonts w:ascii="Aptos" w:hAnsi="Aptos"/>
-                <w:b w:val="0"/>
-                <w:i w:val="0"/>
-                <w:sz w:val="22"/>
-              </w:rPr>
-              <w:t>kolokwium; sprawdziany wstępne „wejściówki"</w:t>
-            </w:r>
-          </w:p>
-        </w:tc>
-      </w:tr>
-      <w:tr>
-        <w:tc>
-          <w:tcPr>
-            <w:tcW w:type="dxa" w:w="3324"/>
-          </w:tcPr>
-          <w:p>
-            <w:pPr>
-              <w:spacing w:before="20" w:after="20"/>
-            </w:pPr>
-            <w:r>
-              <w:rPr>
-                <w:rFonts w:ascii="Aptos" w:hAnsi="Aptos"/>
-                <w:b w:val="0"/>
-                <w:i w:val="0"/>
-                <w:sz w:val="22"/>
-              </w:rPr>
-            </w:r>
-          </w:p>
-        </w:tc>
-        <w:tc>
-          <w:tcPr>
-            <w:tcW w:type="dxa" w:w="3324"/>
-          </w:tcPr>
-          <w:p>
-            <w:pPr>
-              <w:spacing w:before="20" w:after="20"/>
-            </w:pPr>
-            <w:r>
-              <w:rPr>
-                <w:rFonts w:ascii="Aptos" w:hAnsi="Aptos"/>
-                <w:b w:val="0"/>
-                <w:i w:val="0"/>
-                <w:sz w:val="22"/>
-              </w:rPr>
-              <w:t>ó</w:t>
-            </w:r>
-          </w:p>
-        </w:tc>
-        <w:tc>
-          <w:tcPr>
-            <w:tcW w:type="dxa" w:w="3324"/>
-          </w:tcPr>
-          <w:p>
-            <w:pPr>
-              <w:spacing w:before="20" w:after="20"/>
-            </w:pPr>
-            <w:r>
-              <w:rPr>
-                <w:rFonts w:ascii="Aptos" w:hAnsi="Aptos"/>
-                <w:b w:val="0"/>
-                <w:i w:val="0"/>
-                <w:sz w:val="22"/>
-              </w:rPr>
-              <w:t>kolokwium; sprawdziany wstępne „wejściówki"</w:t>
-            </w:r>
-          </w:p>
-        </w:tc>
-      </w:tr>
-      <w:tr>
-        <w:tc>
-          <w:tcPr>
-            <w:tcW w:type="dxa" w:w="3324"/>
-          </w:tcPr>
-          <w:p>
-            <w:pPr>
-              <w:spacing w:before="20" w:after="20"/>
-            </w:pPr>
-            <w:r>
-              <w:rPr>
-                <w:rFonts w:ascii="Aptos" w:hAnsi="Aptos"/>
-                <w:b w:val="0"/>
-                <w:i w:val="0"/>
-                <w:sz w:val="22"/>
-              </w:rPr>
-            </w:r>
-          </w:p>
-        </w:tc>
-        <w:tc>
-          <w:tcPr>
-            <w:tcW w:type="dxa" w:w="3324"/>
-          </w:tcPr>
-          <w:p>
-            <w:pPr>
-              <w:spacing w:before="20" w:after="20"/>
-            </w:pPr>
-            <w:r>
-              <w:rPr>
-                <w:rFonts w:ascii="Aptos" w:hAnsi="Aptos"/>
-                <w:b w:val="0"/>
-                <w:i w:val="0"/>
-                <w:sz w:val="22"/>
-              </w:rPr>
-              <w:t>ż</w:t>
-            </w:r>
-          </w:p>
-        </w:tc>
-        <w:tc>
-          <w:tcPr>
-            <w:tcW w:type="dxa" w:w="3324"/>
-          </w:tcPr>
-          <w:p>
-            <w:pPr>
-              <w:spacing w:before="20" w:after="20"/>
-            </w:pPr>
-            <w:r>
-              <w:rPr>
-                <w:rFonts w:ascii="Aptos" w:hAnsi="Aptos"/>
-                <w:b w:val="0"/>
-                <w:i w:val="0"/>
-                <w:sz w:val="22"/>
-              </w:rPr>
-              <w:t>kolokwium; sprawdziany wstępne „wejściówki"</w:t>
-            </w:r>
-          </w:p>
-        </w:tc>
-      </w:tr>
-      <w:tr>
-        <w:tc>
-          <w:tcPr>
-            <w:tcW w:type="dxa" w:w="3324"/>
-          </w:tcPr>
-          <w:p>
-            <w:pPr>
-              <w:spacing w:before="20" w:after="20"/>
-            </w:pPr>
-            <w:r>
-              <w:rPr>
-                <w:rFonts w:ascii="Aptos" w:hAnsi="Aptos"/>
-                <w:b w:val="0"/>
-                <w:i w:val="0"/>
-                <w:sz w:val="22"/>
-              </w:rPr>
-            </w:r>
-          </w:p>
-        </w:tc>
-        <w:tc>
-          <w:tcPr>
-            <w:tcW w:type="dxa" w:w="3324"/>
-          </w:tcPr>
-          <w:p>
-            <w:pPr>
-              <w:spacing w:before="20" w:after="20"/>
-            </w:pPr>
-            <w:r>
-              <w:rPr>
-                <w:rFonts w:ascii="Aptos" w:hAnsi="Aptos"/>
-                <w:b w:val="0"/>
-                <w:i w:val="0"/>
-                <w:sz w:val="22"/>
-              </w:rPr>
-              <w:t>n</w:t>
-            </w:r>
-          </w:p>
-        </w:tc>
-        <w:tc>
-          <w:tcPr>
-            <w:tcW w:type="dxa" w:w="3324"/>
-          </w:tcPr>
-          <w:p>
-            <w:pPr>
-              <w:spacing w:before="20" w:after="20"/>
-            </w:pPr>
-            <w:r>
-              <w:rPr>
-                <w:rFonts w:ascii="Aptos" w:hAnsi="Aptos"/>
-                <w:b w:val="0"/>
-                <w:i w:val="0"/>
-                <w:sz w:val="22"/>
-              </w:rPr>
-              <w:t>kolokwium; sprawdziany wstępne „wejściówki"</w:t>
-            </w:r>
-          </w:p>
-        </w:tc>
-      </w:tr>
-      <w:tr>
-        <w:tc>
-          <w:tcPr>
-            <w:tcW w:type="dxa" w:w="3324"/>
-          </w:tcPr>
-          <w:p>
-            <w:pPr>
-              <w:spacing w:before="20" w:after="20"/>
-            </w:pPr>
-            <w:r>
-              <w:rPr>
-                <w:rFonts w:ascii="Aptos" w:hAnsi="Aptos"/>
-                <w:b w:val="0"/>
-                <w:i w:val="0"/>
-                <w:sz w:val="22"/>
-              </w:rPr>
-            </w:r>
-          </w:p>
-        </w:tc>
-        <w:tc>
-          <w:tcPr>
-            <w:tcW w:type="dxa" w:w="3324"/>
-          </w:tcPr>
-          <w:p>
-            <w:pPr>
-              <w:spacing w:before="20" w:after="20"/>
-            </w:pPr>
-            <w:r>
-              <w:rPr>
-                <w:rFonts w:ascii="Aptos" w:hAnsi="Aptos"/>
-                <w:b w:val="0"/>
-                <w:i w:val="0"/>
-                <w:sz w:val="22"/>
-              </w:rPr>
-              <w:t>y</w:t>
-            </w:r>
-          </w:p>
-        </w:tc>
-        <w:tc>
-          <w:tcPr>
-            <w:tcW w:type="dxa" w:w="3324"/>
-          </w:tcPr>
-          <w:p>
-            <w:pPr>
-              <w:spacing w:before="20" w:after="20"/>
-            </w:pPr>
-            <w:r>
-              <w:rPr>
-                <w:rFonts w:ascii="Aptos" w:hAnsi="Aptos"/>
-                <w:b w:val="0"/>
-                <w:i w:val="0"/>
-                <w:sz w:val="22"/>
-              </w:rPr>
-              <w:t>kolokwium; sprawdziany wstępne „wejściówki"</w:t>
-            </w:r>
-          </w:p>
-        </w:tc>
-      </w:tr>
-      <w:tr>
-        <w:tc>
-          <w:tcPr>
-            <w:tcW w:type="dxa" w:w="3324"/>
-          </w:tcPr>
-          <w:p>
-            <w:pPr>
-              <w:spacing w:before="20" w:after="20"/>
-            </w:pPr>
-            <w:r>
-              <w:rPr>
-                <w:rFonts w:ascii="Aptos" w:hAnsi="Aptos"/>
-                <w:b w:val="0"/>
-                <w:i w:val="0"/>
-                <w:sz w:val="22"/>
-              </w:rPr>
-            </w:r>
-          </w:p>
-        </w:tc>
-        <w:tc>
-          <w:tcPr>
-            <w:tcW w:type="dxa" w:w="3324"/>
-          </w:tcPr>
-          <w:p>
-            <w:pPr>
-              <w:spacing w:before="20" w:after="20"/>
-            </w:pPr>
-            <w:r>
-              <w:rPr>
-                <w:rFonts w:ascii="Aptos" w:hAnsi="Aptos"/>
-                <w:b w:val="0"/>
-                <w:i w:val="0"/>
-                <w:sz w:val="22"/>
-              </w:rPr>
-              <w:t>c</w:t>
-            </w:r>
-          </w:p>
-        </w:tc>
-        <w:tc>
-          <w:tcPr>
-            <w:tcW w:type="dxa" w:w="3324"/>
-          </w:tcPr>
-          <w:p>
-            <w:pPr>
-              <w:spacing w:before="20" w:after="20"/>
-            </w:pPr>
-            <w:r>
-              <w:rPr>
-                <w:rFonts w:ascii="Aptos" w:hAnsi="Aptos"/>
-                <w:b w:val="0"/>
-                <w:i w:val="0"/>
-                <w:sz w:val="22"/>
-              </w:rPr>
-              <w:t>kolokwium; sprawdziany wstępne „wejściówki"</w:t>
-            </w:r>
-          </w:p>
-        </w:tc>
-      </w:tr>
-      <w:tr>
-        <w:tc>
-          <w:tcPr>
-            <w:tcW w:type="dxa" w:w="3324"/>
-          </w:tcPr>
-          <w:p>
-            <w:pPr>
-              <w:spacing w:before="20" w:after="20"/>
-            </w:pPr>
-            <w:r>
-              <w:rPr>
-                <w:rFonts w:ascii="Aptos" w:hAnsi="Aptos"/>
-                <w:b w:val="0"/>
-                <w:i w:val="0"/>
-                <w:sz w:val="22"/>
-              </w:rPr>
-            </w:r>
-          </w:p>
-        </w:tc>
-        <w:tc>
-          <w:tcPr>
-            <w:tcW w:type="dxa" w:w="3324"/>
-          </w:tcPr>
-          <w:p>
-            <w:pPr>
-              <w:spacing w:before="20" w:after="20"/>
-            </w:pPr>
-            <w:r>
-              <w:rPr>
-                <w:rFonts w:ascii="Aptos" w:hAnsi="Aptos"/>
-                <w:b w:val="0"/>
-                <w:i w:val="0"/>
-                <w:sz w:val="22"/>
-              </w:rPr>
-              <w:t>h</w:t>
-            </w:r>
-          </w:p>
-        </w:tc>
-        <w:tc>
-          <w:tcPr>
-            <w:tcW w:type="dxa" w:w="3324"/>
-          </w:tcPr>
-          <w:p>
-            <w:pPr>
-              <w:spacing w:before="20" w:after="20"/>
-            </w:pPr>
-            <w:r>
-              <w:rPr>
-                <w:rFonts w:ascii="Aptos" w:hAnsi="Aptos"/>
-                <w:b w:val="0"/>
-                <w:i w:val="0"/>
-                <w:sz w:val="22"/>
-              </w:rPr>
-              <w:t>kolokwium; sprawdziany wstępne „wejściówki"</w:t>
-            </w:r>
-          </w:p>
-        </w:tc>
-      </w:tr>
-      <w:tr>
-        <w:tc>
-          <w:tcPr>
-            <w:tcW w:type="dxa" w:w="3324"/>
-          </w:tcPr>
-          <w:p>
-            <w:pPr>
-              <w:spacing w:before="20" w:after="20"/>
-            </w:pPr>
-            <w:r>
-              <w:rPr>
-                <w:rFonts w:ascii="Aptos" w:hAnsi="Aptos"/>
-                <w:b w:val="0"/>
-                <w:i w:val="0"/>
-                <w:sz w:val="22"/>
-              </w:rPr>
-            </w:r>
-          </w:p>
-        </w:tc>
-        <w:tc>
-          <w:tcPr>
-            <w:tcW w:type="dxa" w:w="3324"/>
-          </w:tcPr>
-          <w:p>
-            <w:pPr>
-              <w:spacing w:before="20" w:after="20"/>
-            </w:pPr>
-            <w:r>
-              <w:rPr>
-                <w:rFonts w:ascii="Aptos" w:hAnsi="Aptos"/>
-                <w:b w:val="0"/>
-                <w:i w:val="0"/>
-                <w:sz w:val="22"/>
-              </w:rPr>
-              <w:t xml:space="preserve"> </w:t>
-            </w:r>
-          </w:p>
-        </w:tc>
-        <w:tc>
-          <w:tcPr>
-            <w:tcW w:type="dxa" w:w="3324"/>
-          </w:tcPr>
-          <w:p>
-            <w:pPr>
-              <w:spacing w:before="20" w:after="20"/>
-            </w:pPr>
-            <w:r>
-              <w:rPr>
-                <w:rFonts w:ascii="Aptos" w:hAnsi="Aptos"/>
-                <w:b w:val="0"/>
-                <w:i w:val="0"/>
-                <w:sz w:val="22"/>
-              </w:rPr>
-              <w:t>kolokwium; sprawdziany wstępne „wejściówki"</w:t>
-            </w:r>
-          </w:p>
-        </w:tc>
-      </w:tr>
-      <w:tr>
-        <w:tc>
-          <w:tcPr>
-            <w:tcW w:type="dxa" w:w="3324"/>
-          </w:tcPr>
-          <w:p>
-            <w:pPr>
-              <w:spacing w:before="20" w:after="20"/>
-            </w:pPr>
-            <w:r>
-              <w:rPr>
-                <w:rFonts w:ascii="Aptos" w:hAnsi="Aptos"/>
-                <w:b w:val="0"/>
-                <w:i w:val="0"/>
-                <w:sz w:val="22"/>
-              </w:rPr>
-            </w:r>
-          </w:p>
-        </w:tc>
-        <w:tc>
-          <w:tcPr>
-            <w:tcW w:type="dxa" w:w="3324"/>
-          </w:tcPr>
-          <w:p>
-            <w:pPr>
-              <w:spacing w:before="20" w:after="20"/>
-            </w:pPr>
-            <w:r>
-              <w:rPr>
-                <w:rFonts w:ascii="Aptos" w:hAnsi="Aptos"/>
-                <w:b w:val="0"/>
-                <w:i w:val="0"/>
-                <w:sz w:val="22"/>
-              </w:rPr>
-              <w:t>ź</w:t>
-            </w:r>
-          </w:p>
-        </w:tc>
-        <w:tc>
-          <w:tcPr>
-            <w:tcW w:type="dxa" w:w="3324"/>
-          </w:tcPr>
-          <w:p>
-            <w:pPr>
-              <w:spacing w:before="20" w:after="20"/>
-            </w:pPr>
-            <w:r>
-              <w:rPr>
-                <w:rFonts w:ascii="Aptos" w:hAnsi="Aptos"/>
-                <w:b w:val="0"/>
-                <w:i w:val="0"/>
-                <w:sz w:val="22"/>
-              </w:rPr>
-              <w:t>kolokwium; sprawdziany wstępne „wejściówki"</w:t>
-            </w:r>
-          </w:p>
-        </w:tc>
-      </w:tr>
-      <w:tr>
-        <w:tc>
-          <w:tcPr>
-            <w:tcW w:type="dxa" w:w="3324"/>
-          </w:tcPr>
-          <w:p>
-            <w:pPr>
-              <w:spacing w:before="20" w:after="20"/>
-            </w:pPr>
-            <w:r>
-              <w:rPr>
-                <w:rFonts w:ascii="Aptos" w:hAnsi="Aptos"/>
-                <w:b w:val="0"/>
-                <w:i w:val="0"/>
-                <w:sz w:val="22"/>
-              </w:rPr>
-            </w:r>
-          </w:p>
-        </w:tc>
-        <w:tc>
-          <w:tcPr>
-            <w:tcW w:type="dxa" w:w="3324"/>
-          </w:tcPr>
-          <w:p>
-            <w:pPr>
-              <w:spacing w:before="20" w:after="20"/>
-            </w:pPr>
-            <w:r>
-              <w:rPr>
-                <w:rFonts w:ascii="Aptos" w:hAnsi="Aptos"/>
-                <w:b w:val="0"/>
-                <w:i w:val="0"/>
-                <w:sz w:val="22"/>
-              </w:rPr>
-              <w:t>r</w:t>
-            </w:r>
-          </w:p>
-        </w:tc>
-        <w:tc>
-          <w:tcPr>
-            <w:tcW w:type="dxa" w:w="3324"/>
-          </w:tcPr>
-          <w:p>
-            <w:pPr>
-              <w:spacing w:before="20" w:after="20"/>
-            </w:pPr>
-            <w:r>
-              <w:rPr>
-                <w:rFonts w:ascii="Aptos" w:hAnsi="Aptos"/>
-                <w:b w:val="0"/>
-                <w:i w:val="0"/>
-                <w:sz w:val="22"/>
-              </w:rPr>
-              <w:t>kolokwium; sprawdziany wstępne „wejściówki"</w:t>
-            </w:r>
-          </w:p>
-        </w:tc>
-      </w:tr>
-      <w:tr>
-        <w:tc>
-          <w:tcPr>
-            <w:tcW w:type="dxa" w:w="3324"/>
-          </w:tcPr>
-          <w:p>
-            <w:pPr>
-              <w:spacing w:before="20" w:after="20"/>
-            </w:pPr>
-            <w:r>
-              <w:rPr>
-                <w:rFonts w:ascii="Aptos" w:hAnsi="Aptos"/>
-                <w:b w:val="0"/>
-                <w:i w:val="0"/>
-                <w:sz w:val="22"/>
-              </w:rPr>
-            </w:r>
-          </w:p>
-        </w:tc>
-        <w:tc>
-          <w:tcPr>
-            <w:tcW w:type="dxa" w:w="3324"/>
-          </w:tcPr>
-          <w:p>
-            <w:pPr>
-              <w:spacing w:before="20" w:after="20"/>
-            </w:pPr>
-            <w:r>
-              <w:rPr>
-                <w:rFonts w:ascii="Aptos" w:hAnsi="Aptos"/>
-                <w:b w:val="0"/>
-                <w:i w:val="0"/>
-                <w:sz w:val="22"/>
-              </w:rPr>
-              <w:t>ó</w:t>
-            </w:r>
-          </w:p>
-        </w:tc>
-        <w:tc>
-          <w:tcPr>
-            <w:tcW w:type="dxa" w:w="3324"/>
-          </w:tcPr>
-          <w:p>
-            <w:pPr>
-              <w:spacing w:before="20" w:after="20"/>
-            </w:pPr>
-            <w:r>
-              <w:rPr>
-                <w:rFonts w:ascii="Aptos" w:hAnsi="Aptos"/>
-                <w:b w:val="0"/>
-                <w:i w:val="0"/>
-                <w:sz w:val="22"/>
-              </w:rPr>
-              <w:t>kolokwium; sprawdziany wstępne „wejściówki"</w:t>
-            </w:r>
-          </w:p>
-        </w:tc>
-      </w:tr>
-      <w:tr>
-        <w:tc>
-          <w:tcPr>
-            <w:tcW w:type="dxa" w:w="3324"/>
-          </w:tcPr>
-          <w:p>
-            <w:pPr>
-              <w:spacing w:before="20" w:after="20"/>
-            </w:pPr>
-            <w:r>
-              <w:rPr>
-                <w:rFonts w:ascii="Aptos" w:hAnsi="Aptos"/>
-                <w:b w:val="0"/>
-                <w:i w:val="0"/>
-                <w:sz w:val="22"/>
-              </w:rPr>
-            </w:r>
-          </w:p>
-        </w:tc>
-        <w:tc>
-          <w:tcPr>
-            <w:tcW w:type="dxa" w:w="3324"/>
-          </w:tcPr>
-          <w:p>
-            <w:pPr>
-              <w:spacing w:before="20" w:after="20"/>
-            </w:pPr>
-            <w:r>
-              <w:rPr>
-                <w:rFonts w:ascii="Aptos" w:hAnsi="Aptos"/>
-                <w:b w:val="0"/>
-                <w:i w:val="0"/>
-                <w:sz w:val="22"/>
-              </w:rPr>
-              <w:t>d</w:t>
-            </w:r>
-          </w:p>
-        </w:tc>
-        <w:tc>
-          <w:tcPr>
-            <w:tcW w:type="dxa" w:w="3324"/>
-          </w:tcPr>
-          <w:p>
-            <w:pPr>
-              <w:spacing w:before="20" w:after="20"/>
-            </w:pPr>
-            <w:r>
-              <w:rPr>
-                <w:rFonts w:ascii="Aptos" w:hAnsi="Aptos"/>
-                <w:b w:val="0"/>
-                <w:i w:val="0"/>
-                <w:sz w:val="22"/>
-              </w:rPr>
-              <w:t>kolokwium; sprawdziany wstępne „wejściówki"</w:t>
-            </w:r>
-          </w:p>
-        </w:tc>
-      </w:tr>
-      <w:tr>
-        <w:tc>
-          <w:tcPr>
-            <w:tcW w:type="dxa" w:w="3324"/>
-          </w:tcPr>
-          <w:p>
-            <w:pPr>
-              <w:spacing w:before="20" w:after="20"/>
-            </w:pPr>
-            <w:r>
-              <w:rPr>
-                <w:rFonts w:ascii="Aptos" w:hAnsi="Aptos"/>
-                <w:b w:val="0"/>
-                <w:i w:val="0"/>
-                <w:sz w:val="22"/>
-              </w:rPr>
-            </w:r>
-          </w:p>
-        </w:tc>
-        <w:tc>
-          <w:tcPr>
-            <w:tcW w:type="dxa" w:w="3324"/>
-          </w:tcPr>
-          <w:p>
-            <w:pPr>
-              <w:spacing w:before="20" w:after="20"/>
-            </w:pPr>
-            <w:r>
-              <w:rPr>
-                <w:rFonts w:ascii="Aptos" w:hAnsi="Aptos"/>
-                <w:b w:val="0"/>
-                <w:i w:val="0"/>
-                <w:sz w:val="22"/>
-              </w:rPr>
-              <w:t>e</w:t>
-            </w:r>
-          </w:p>
-        </w:tc>
-        <w:tc>
-          <w:tcPr>
-            <w:tcW w:type="dxa" w:w="3324"/>
-          </w:tcPr>
-          <w:p>
-            <w:pPr>
-              <w:spacing w:before="20" w:after="20"/>
-            </w:pPr>
-            <w:r>
-              <w:rPr>
-                <w:rFonts w:ascii="Aptos" w:hAnsi="Aptos"/>
-                <w:b w:val="0"/>
-                <w:i w:val="0"/>
-                <w:sz w:val="22"/>
-              </w:rPr>
-              <w:t>kolokwium; sprawdziany wstępne „wejściówki"</w:t>
-            </w:r>
-          </w:p>
-        </w:tc>
-      </w:tr>
-      <w:tr>
-        <w:tc>
-          <w:tcPr>
-            <w:tcW w:type="dxa" w:w="3324"/>
-          </w:tcPr>
-          <w:p>
-            <w:pPr>
-              <w:spacing w:before="20" w:after="20"/>
-            </w:pPr>
-            <w:r>
-              <w:rPr>
-                <w:rFonts w:ascii="Aptos" w:hAnsi="Aptos"/>
-                <w:b w:val="0"/>
-                <w:i w:val="0"/>
-                <w:sz w:val="22"/>
-              </w:rPr>
-            </w:r>
-          </w:p>
-        </w:tc>
-        <w:tc>
-          <w:tcPr>
-            <w:tcW w:type="dxa" w:w="3324"/>
-          </w:tcPr>
-          <w:p>
-            <w:pPr>
-              <w:spacing w:before="20" w:after="20"/>
-            </w:pPr>
-            <w:r>
-              <w:rPr>
-                <w:rFonts w:ascii="Aptos" w:hAnsi="Aptos"/>
-                <w:b w:val="0"/>
-                <w:i w:val="0"/>
-                <w:sz w:val="22"/>
-              </w:rPr>
-              <w:t>ł</w:t>
-            </w:r>
-          </w:p>
-        </w:tc>
-        <w:tc>
-          <w:tcPr>
-            <w:tcW w:type="dxa" w:w="3324"/>
-          </w:tcPr>
-          <w:p>
-            <w:pPr>
-              <w:spacing w:before="20" w:after="20"/>
-            </w:pPr>
-            <w:r>
-              <w:rPr>
-                <w:rFonts w:ascii="Aptos" w:hAnsi="Aptos"/>
-                <w:b w:val="0"/>
-                <w:i w:val="0"/>
-                <w:sz w:val="22"/>
-              </w:rPr>
-              <w:t>kolokwium; sprawdziany wstępne „wejściówki"</w:t>
-            </w:r>
-          </w:p>
-        </w:tc>
-      </w:tr>
-      <w:tr>
-        <w:tc>
-          <w:tcPr>
-            <w:tcW w:type="dxa" w:w="3324"/>
-          </w:tcPr>
-          <w:p>
-            <w:pPr>
-              <w:spacing w:before="20" w:after="20"/>
-            </w:pPr>
-            <w:r>
-              <w:rPr>
-                <w:rFonts w:ascii="Aptos" w:hAnsi="Aptos"/>
-                <w:b w:val="0"/>
-                <w:i w:val="0"/>
-                <w:sz w:val="22"/>
-              </w:rPr>
-            </w:r>
-          </w:p>
-        </w:tc>
-        <w:tc>
-          <w:tcPr>
-            <w:tcW w:type="dxa" w:w="3324"/>
-          </w:tcPr>
-          <w:p>
-            <w:pPr>
-              <w:spacing w:before="20" w:after="20"/>
-            </w:pPr>
-            <w:r>
-              <w:rPr>
-                <w:rFonts w:ascii="Aptos" w:hAnsi="Aptos"/>
-                <w:b w:val="0"/>
-                <w:i w:val="0"/>
-                <w:sz w:val="22"/>
-              </w:rPr>
-              <w:t xml:space="preserve"> </w:t>
-            </w:r>
-          </w:p>
-        </w:tc>
-        <w:tc>
-          <w:tcPr>
-            <w:tcW w:type="dxa" w:w="3324"/>
-          </w:tcPr>
-          <w:p>
-            <w:pPr>
-              <w:spacing w:before="20" w:after="20"/>
-            </w:pPr>
-            <w:r>
-              <w:rPr>
-                <w:rFonts w:ascii="Aptos" w:hAnsi="Aptos"/>
-                <w:b w:val="0"/>
-                <w:i w:val="0"/>
-                <w:sz w:val="22"/>
-              </w:rPr>
-              <w:t>kolokwium; sprawdziany wstępne „wejściówki"</w:t>
-            </w:r>
-          </w:p>
-        </w:tc>
-      </w:tr>
-      <w:tr>
-        <w:tc>
-          <w:tcPr>
-            <w:tcW w:type="dxa" w:w="3324"/>
-          </w:tcPr>
-          <w:p>
-            <w:pPr>
-              <w:spacing w:before="20" w:after="20"/>
-            </w:pPr>
-            <w:r>
-              <w:rPr>
-                <w:rFonts w:ascii="Aptos" w:hAnsi="Aptos"/>
-                <w:b w:val="0"/>
-                <w:i w:val="0"/>
-                <w:sz w:val="22"/>
-              </w:rPr>
-            </w:r>
-          </w:p>
-        </w:tc>
-        <w:tc>
-          <w:tcPr>
-            <w:tcW w:type="dxa" w:w="3324"/>
-          </w:tcPr>
-          <w:p>
-            <w:pPr>
-              <w:spacing w:before="20" w:after="20"/>
-            </w:pPr>
-            <w:r>
-              <w:rPr>
-                <w:rFonts w:ascii="Aptos" w:hAnsi="Aptos"/>
-                <w:b w:val="0"/>
-                <w:i w:val="0"/>
-                <w:sz w:val="22"/>
-              </w:rPr>
-              <w:t>i</w:t>
-            </w:r>
-          </w:p>
-        </w:tc>
-        <w:tc>
-          <w:tcPr>
-            <w:tcW w:type="dxa" w:w="3324"/>
-          </w:tcPr>
-          <w:p>
-            <w:pPr>
-              <w:spacing w:before="20" w:after="20"/>
-            </w:pPr>
-            <w:r>
-              <w:rPr>
-                <w:rFonts w:ascii="Aptos" w:hAnsi="Aptos"/>
-                <w:b w:val="0"/>
-                <w:i w:val="0"/>
-                <w:sz w:val="22"/>
-              </w:rPr>
-              <w:t>kolokwium; sprawdziany wstępne „wejściówki"</w:t>
-            </w:r>
-          </w:p>
-        </w:tc>
-      </w:tr>
-      <w:tr>
-        <w:tc>
-          <w:tcPr>
-            <w:tcW w:type="dxa" w:w="3324"/>
-          </w:tcPr>
-          <w:p>
-            <w:pPr>
-              <w:spacing w:before="20" w:after="20"/>
-            </w:pPr>
-            <w:r>
-              <w:rPr>
-                <w:rFonts w:ascii="Aptos" w:hAnsi="Aptos"/>
-                <w:b w:val="0"/>
-                <w:i w:val="0"/>
-                <w:sz w:val="22"/>
-              </w:rPr>
-            </w:r>
-          </w:p>
-        </w:tc>
-        <w:tc>
-          <w:tcPr>
-            <w:tcW w:type="dxa" w:w="3324"/>
-          </w:tcPr>
-          <w:p>
-            <w:pPr>
-              <w:spacing w:before="20" w:after="20"/>
-            </w:pPr>
-            <w:r>
-              <w:rPr>
-                <w:rFonts w:ascii="Aptos" w:hAnsi="Aptos"/>
-                <w:b w:val="0"/>
-                <w:i w:val="0"/>
-                <w:sz w:val="22"/>
-              </w:rPr>
-              <w:t xml:space="preserve"> </w:t>
-            </w:r>
-          </w:p>
-        </w:tc>
-        <w:tc>
-          <w:tcPr>
-            <w:tcW w:type="dxa" w:w="3324"/>
-          </w:tcPr>
-          <w:p>
-            <w:pPr>
-              <w:spacing w:before="20" w:after="20"/>
-            </w:pPr>
-            <w:r>
-              <w:rPr>
-                <w:rFonts w:ascii="Aptos" w:hAnsi="Aptos"/>
-                <w:b w:val="0"/>
-                <w:i w:val="0"/>
-                <w:sz w:val="22"/>
-              </w:rPr>
-              <w:t>kolokwium; sprawdziany wstępne „wejściówki"</w:t>
-            </w:r>
-          </w:p>
-        </w:tc>
-      </w:tr>
-      <w:tr>
-        <w:tc>
-          <w:tcPr>
-            <w:tcW w:type="dxa" w:w="3324"/>
-          </w:tcPr>
-          <w:p>
-            <w:pPr>
-              <w:spacing w:before="20" w:after="20"/>
-            </w:pPr>
-            <w:r>
-              <w:rPr>
-                <w:rFonts w:ascii="Aptos" w:hAnsi="Aptos"/>
-                <w:b w:val="0"/>
-                <w:i w:val="0"/>
-                <w:sz w:val="22"/>
-              </w:rPr>
-            </w:r>
-          </w:p>
-        </w:tc>
-        <w:tc>
-          <w:tcPr>
-            <w:tcW w:type="dxa" w:w="3324"/>
-          </w:tcPr>
-          <w:p>
-            <w:pPr>
-              <w:spacing w:before="20" w:after="20"/>
-            </w:pPr>
-            <w:r>
-              <w:rPr>
-                <w:rFonts w:ascii="Aptos" w:hAnsi="Aptos"/>
-                <w:b w:val="0"/>
-                <w:i w:val="0"/>
-                <w:sz w:val="22"/>
-              </w:rPr>
-              <w:t>p</w:t>
-            </w:r>
-          </w:p>
-        </w:tc>
-        <w:tc>
-          <w:tcPr>
-            <w:tcW w:type="dxa" w:w="3324"/>
-          </w:tcPr>
-          <w:p>
-            <w:pPr>
-              <w:spacing w:before="20" w:after="20"/>
-            </w:pPr>
-            <w:r>
-              <w:rPr>
-                <w:rFonts w:ascii="Aptos" w:hAnsi="Aptos"/>
-                <w:b w:val="0"/>
-                <w:i w:val="0"/>
-                <w:sz w:val="22"/>
-              </w:rPr>
-              <w:t>kolokwium; sprawdziany wstępne „wejściówki"</w:t>
-            </w:r>
-          </w:p>
-        </w:tc>
-      </w:tr>
-      <w:tr>
-        <w:tc>
-          <w:tcPr>
-            <w:tcW w:type="dxa" w:w="3324"/>
-          </w:tcPr>
-          <w:p>
-            <w:pPr>
-              <w:spacing w:before="20" w:after="20"/>
-            </w:pPr>
-            <w:r>
-              <w:rPr>
-                <w:rFonts w:ascii="Aptos" w:hAnsi="Aptos"/>
-                <w:b w:val="0"/>
-                <w:i w:val="0"/>
-                <w:sz w:val="22"/>
-              </w:rPr>
-            </w:r>
-          </w:p>
-        </w:tc>
-        <w:tc>
-          <w:tcPr>
-            <w:tcW w:type="dxa" w:w="3324"/>
-          </w:tcPr>
-          <w:p>
-            <w:pPr>
-              <w:spacing w:before="20" w:after="20"/>
-            </w:pPr>
-            <w:r>
-              <w:rPr>
-                <w:rFonts w:ascii="Aptos" w:hAnsi="Aptos"/>
-                <w:b w:val="0"/>
-                <w:i w:val="0"/>
-                <w:sz w:val="22"/>
-              </w:rPr>
-              <w:t>r</w:t>
-            </w:r>
-          </w:p>
-        </w:tc>
-        <w:tc>
-          <w:tcPr>
-            <w:tcW w:type="dxa" w:w="3324"/>
-          </w:tcPr>
-          <w:p>
-            <w:pPr>
-              <w:spacing w:before="20" w:after="20"/>
-            </w:pPr>
-            <w:r>
-              <w:rPr>
-                <w:rFonts w:ascii="Aptos" w:hAnsi="Aptos"/>
-                <w:b w:val="0"/>
-                <w:i w:val="0"/>
-                <w:sz w:val="22"/>
-              </w:rPr>
-              <w:t>kolokwium; sprawdziany wstępne „wejściówki"</w:t>
-            </w:r>
-          </w:p>
-        </w:tc>
-      </w:tr>
-      <w:tr>
-        <w:tc>
-          <w:tcPr>
-            <w:tcW w:type="dxa" w:w="3324"/>
-          </w:tcPr>
-          <w:p>
-            <w:pPr>
-              <w:spacing w:before="20" w:after="20"/>
-            </w:pPr>
-            <w:r>
-              <w:rPr>
-                <w:rFonts w:ascii="Aptos" w:hAnsi="Aptos"/>
-                <w:b w:val="0"/>
-                <w:i w:val="0"/>
-                <w:sz w:val="22"/>
-              </w:rPr>
-            </w:r>
-          </w:p>
-        </w:tc>
-        <w:tc>
-          <w:tcPr>
-            <w:tcW w:type="dxa" w:w="3324"/>
-          </w:tcPr>
-          <w:p>
-            <w:pPr>
-              <w:spacing w:before="20" w:after="20"/>
-            </w:pPr>
-            <w:r>
-              <w:rPr>
-                <w:rFonts w:ascii="Aptos" w:hAnsi="Aptos"/>
-                <w:b w:val="0"/>
-                <w:i w:val="0"/>
-                <w:sz w:val="22"/>
-              </w:rPr>
-              <w:t>z</w:t>
-            </w:r>
-          </w:p>
-        </w:tc>
-        <w:tc>
-          <w:tcPr>
-            <w:tcW w:type="dxa" w:w="3324"/>
-          </w:tcPr>
-          <w:p>
-            <w:pPr>
-              <w:spacing w:before="20" w:after="20"/>
-            </w:pPr>
-            <w:r>
-              <w:rPr>
-                <w:rFonts w:ascii="Aptos" w:hAnsi="Aptos"/>
-                <w:b w:val="0"/>
-                <w:i w:val="0"/>
-                <w:sz w:val="22"/>
-              </w:rPr>
-              <w:t>kolokwium; sprawdziany wstępne „wejściówki"</w:t>
-            </w:r>
-          </w:p>
-        </w:tc>
-      </w:tr>
-      <w:tr>
-        <w:tc>
-          <w:tcPr>
-            <w:tcW w:type="dxa" w:w="3324"/>
-          </w:tcPr>
-          <w:p>
-            <w:pPr>
-              <w:spacing w:before="20" w:after="20"/>
-            </w:pPr>
-            <w:r>
-              <w:rPr>
-                <w:rFonts w:ascii="Aptos" w:hAnsi="Aptos"/>
-                <w:b w:val="0"/>
-                <w:i w:val="0"/>
-                <w:sz w:val="22"/>
-              </w:rPr>
-            </w:r>
-          </w:p>
-        </w:tc>
-        <w:tc>
-          <w:tcPr>
-            <w:tcW w:type="dxa" w:w="3324"/>
-          </w:tcPr>
-          <w:p>
-            <w:pPr>
-              <w:spacing w:before="20" w:after="20"/>
-            </w:pPr>
-            <w:r>
-              <w:rPr>
-                <w:rFonts w:ascii="Aptos" w:hAnsi="Aptos"/>
-                <w:b w:val="0"/>
-                <w:i w:val="0"/>
-                <w:sz w:val="22"/>
-              </w:rPr>
-              <w:t>e</w:t>
-            </w:r>
-          </w:p>
-        </w:tc>
-        <w:tc>
-          <w:tcPr>
-            <w:tcW w:type="dxa" w:w="3324"/>
-          </w:tcPr>
-          <w:p>
-            <w:pPr>
-              <w:spacing w:before="20" w:after="20"/>
-            </w:pPr>
-            <w:r>
-              <w:rPr>
-                <w:rFonts w:ascii="Aptos" w:hAnsi="Aptos"/>
-                <w:b w:val="0"/>
-                <w:i w:val="0"/>
-                <w:sz w:val="22"/>
-              </w:rPr>
-              <w:t>kolokwium; sprawdziany wstępne „wejściówki"</w:t>
-            </w:r>
-          </w:p>
-        </w:tc>
-      </w:tr>
-      <w:tr>
-        <w:tc>
-          <w:tcPr>
-            <w:tcW w:type="dxa" w:w="3324"/>
-          </w:tcPr>
-          <w:p>
-            <w:pPr>
-              <w:spacing w:before="20" w:after="20"/>
-            </w:pPr>
-            <w:r>
-              <w:rPr>
-                <w:rFonts w:ascii="Aptos" w:hAnsi="Aptos"/>
-                <w:b w:val="0"/>
-                <w:i w:val="0"/>
-                <w:sz w:val="22"/>
-              </w:rPr>
-            </w:r>
-          </w:p>
-        </w:tc>
-        <w:tc>
-          <w:tcPr>
-            <w:tcW w:type="dxa" w:w="3324"/>
-          </w:tcPr>
-          <w:p>
-            <w:pPr>
-              <w:spacing w:before="20" w:after="20"/>
-            </w:pPr>
-            <w:r>
-              <w:rPr>
-                <w:rFonts w:ascii="Aptos" w:hAnsi="Aptos"/>
-                <w:b w:val="0"/>
-                <w:i w:val="0"/>
-                <w:sz w:val="22"/>
-              </w:rPr>
-              <w:t>ł</w:t>
-            </w:r>
-          </w:p>
-        </w:tc>
-        <w:tc>
-          <w:tcPr>
-            <w:tcW w:type="dxa" w:w="3324"/>
-          </w:tcPr>
-          <w:p>
-            <w:pPr>
-              <w:spacing w:before="20" w:after="20"/>
-            </w:pPr>
-            <w:r>
-              <w:rPr>
-                <w:rFonts w:ascii="Aptos" w:hAnsi="Aptos"/>
-                <w:b w:val="0"/>
-                <w:i w:val="0"/>
-                <w:sz w:val="22"/>
-              </w:rPr>
-              <w:t>kolokwium; sprawdziany wstępne „wejściówki"</w:t>
-            </w:r>
-          </w:p>
-        </w:tc>
-      </w:tr>
-      <w:tr>
-        <w:tc>
-          <w:tcPr>
-            <w:tcW w:type="dxa" w:w="3324"/>
-          </w:tcPr>
-          <w:p>
-            <w:pPr>
-              <w:spacing w:before="20" w:after="20"/>
-            </w:pPr>
-            <w:r>
-              <w:rPr>
-                <w:rFonts w:ascii="Aptos" w:hAnsi="Aptos"/>
-                <w:b w:val="0"/>
-                <w:i w:val="0"/>
-                <w:sz w:val="22"/>
-              </w:rPr>
-            </w:r>
-          </w:p>
-        </w:tc>
-        <w:tc>
-          <w:tcPr>
-            <w:tcW w:type="dxa" w:w="3324"/>
-          </w:tcPr>
-          <w:p>
-            <w:pPr>
-              <w:spacing w:before="20" w:after="20"/>
-            </w:pPr>
-            <w:r>
-              <w:rPr>
-                <w:rFonts w:ascii="Aptos" w:hAnsi="Aptos"/>
-                <w:b w:val="0"/>
-                <w:i w:val="0"/>
-                <w:sz w:val="22"/>
-              </w:rPr>
-              <w:t>o</w:t>
-            </w:r>
-          </w:p>
-        </w:tc>
-        <w:tc>
-          <w:tcPr>
-            <w:tcW w:type="dxa" w:w="3324"/>
-          </w:tcPr>
-          <w:p>
-            <w:pPr>
-              <w:spacing w:before="20" w:after="20"/>
-            </w:pPr>
-            <w:r>
-              <w:rPr>
-                <w:rFonts w:ascii="Aptos" w:hAnsi="Aptos"/>
-                <w:b w:val="0"/>
-                <w:i w:val="0"/>
-                <w:sz w:val="22"/>
-              </w:rPr>
-              <w:t>kolokwium; sprawdziany wstępne „wejściówki"</w:t>
-            </w:r>
-          </w:p>
-        </w:tc>
-      </w:tr>
-      <w:tr>
-        <w:tc>
-          <w:tcPr>
-            <w:tcW w:type="dxa" w:w="3324"/>
-          </w:tcPr>
-          <w:p>
-            <w:pPr>
-              <w:spacing w:before="20" w:after="20"/>
-            </w:pPr>
-            <w:r>
-              <w:rPr>
-                <w:rFonts w:ascii="Aptos" w:hAnsi="Aptos"/>
-                <w:b w:val="0"/>
-                <w:i w:val="0"/>
-                <w:sz w:val="22"/>
-              </w:rPr>
-            </w:r>
-          </w:p>
-        </w:tc>
-        <w:tc>
-          <w:tcPr>
-            <w:tcW w:type="dxa" w:w="3324"/>
-          </w:tcPr>
-          <w:p>
-            <w:pPr>
-              <w:spacing w:before="20" w:after="20"/>
-            </w:pPr>
-            <w:r>
-              <w:rPr>
-                <w:rFonts w:ascii="Aptos" w:hAnsi="Aptos"/>
-                <w:b w:val="0"/>
-                <w:i w:val="0"/>
-                <w:sz w:val="22"/>
-              </w:rPr>
-              <w:t>ż</w:t>
-            </w:r>
-          </w:p>
-        </w:tc>
-        <w:tc>
-          <w:tcPr>
-            <w:tcW w:type="dxa" w:w="3324"/>
-          </w:tcPr>
-          <w:p>
-            <w:pPr>
-              <w:spacing w:before="20" w:after="20"/>
-            </w:pPr>
-            <w:r>
-              <w:rPr>
-                <w:rFonts w:ascii="Aptos" w:hAnsi="Aptos"/>
-                <w:b w:val="0"/>
-                <w:i w:val="0"/>
-                <w:sz w:val="22"/>
-              </w:rPr>
-              <w:t>kolokwium; sprawdziany wstępne „wejściówki"</w:t>
-            </w:r>
-          </w:p>
-        </w:tc>
-      </w:tr>
-      <w:tr>
-        <w:tc>
-          <w:tcPr>
-            <w:tcW w:type="dxa" w:w="3324"/>
-          </w:tcPr>
-          <w:p>
-            <w:pPr>
-              <w:spacing w:before="20" w:after="20"/>
-            </w:pPr>
-            <w:r>
-              <w:rPr>
-                <w:rFonts w:ascii="Aptos" w:hAnsi="Aptos"/>
-                <w:b w:val="0"/>
-                <w:i w:val="0"/>
-                <w:sz w:val="22"/>
-              </w:rPr>
-            </w:r>
-          </w:p>
-        </w:tc>
-        <w:tc>
-          <w:tcPr>
-            <w:tcW w:type="dxa" w:w="3324"/>
-          </w:tcPr>
-          <w:p>
-            <w:pPr>
-              <w:spacing w:before="20" w:after="20"/>
-            </w:pPr>
-            <w:r>
-              <w:rPr>
-                <w:rFonts w:ascii="Aptos" w:hAnsi="Aptos"/>
-                <w:b w:val="0"/>
-                <w:i w:val="0"/>
-                <w:sz w:val="22"/>
-              </w:rPr>
-              <w:t>e</w:t>
-            </w:r>
-          </w:p>
-        </w:tc>
-        <w:tc>
-          <w:tcPr>
-            <w:tcW w:type="dxa" w:w="3324"/>
-          </w:tcPr>
-          <w:p>
-            <w:pPr>
-              <w:spacing w:before="20" w:after="20"/>
-            </w:pPr>
-            <w:r>
-              <w:rPr>
-                <w:rFonts w:ascii="Aptos" w:hAnsi="Aptos"/>
-                <w:b w:val="0"/>
-                <w:i w:val="0"/>
-                <w:sz w:val="22"/>
-              </w:rPr>
-              <w:t>kolokwium; sprawdziany wstępne „wejściówki"</w:t>
-            </w:r>
-          </w:p>
-        </w:tc>
-      </w:tr>
-      <w:tr>
-        <w:tc>
-          <w:tcPr>
-            <w:tcW w:type="dxa" w:w="3324"/>
-          </w:tcPr>
-          <w:p>
-            <w:pPr>
-              <w:spacing w:before="20" w:after="20"/>
-            </w:pPr>
-            <w:r>
-              <w:rPr>
-                <w:rFonts w:ascii="Aptos" w:hAnsi="Aptos"/>
-                <w:b w:val="0"/>
-                <w:i w:val="0"/>
-                <w:sz w:val="22"/>
-              </w:rPr>
-            </w:r>
-          </w:p>
-        </w:tc>
-        <w:tc>
-          <w:tcPr>
-            <w:tcW w:type="dxa" w:w="3324"/>
-          </w:tcPr>
-          <w:p>
-            <w:pPr>
-              <w:spacing w:before="20" w:after="20"/>
-            </w:pPr>
-            <w:r>
-              <w:rPr>
-                <w:rFonts w:ascii="Aptos" w:hAnsi="Aptos"/>
-                <w:b w:val="0"/>
-                <w:i w:val="0"/>
-                <w:sz w:val="22"/>
-              </w:rPr>
-              <w:t>n</w:t>
-            </w:r>
-          </w:p>
-        </w:tc>
-        <w:tc>
-          <w:tcPr>
-            <w:tcW w:type="dxa" w:w="3324"/>
-          </w:tcPr>
-          <w:p>
-            <w:pPr>
-              <w:spacing w:before="20" w:after="20"/>
-            </w:pPr>
-            <w:r>
-              <w:rPr>
-                <w:rFonts w:ascii="Aptos" w:hAnsi="Aptos"/>
-                <w:b w:val="0"/>
-                <w:i w:val="0"/>
-                <w:sz w:val="22"/>
-              </w:rPr>
-              <w:t>kolokwium; sprawdziany wstępne „wejściówki"</w:t>
-            </w:r>
-          </w:p>
-        </w:tc>
-      </w:tr>
-      <w:tr>
-        <w:tc>
-          <w:tcPr>
-            <w:tcW w:type="dxa" w:w="3324"/>
-          </w:tcPr>
-          <w:p>
-            <w:pPr>
-              <w:spacing w:before="20" w:after="20"/>
-            </w:pPr>
-            <w:r>
-              <w:rPr>
-                <w:rFonts w:ascii="Aptos" w:hAnsi="Aptos"/>
-                <w:b w:val="0"/>
-                <w:i w:val="0"/>
-                <w:sz w:val="22"/>
-              </w:rPr>
-            </w:r>
-          </w:p>
-        </w:tc>
-        <w:tc>
-          <w:tcPr>
-            <w:tcW w:type="dxa" w:w="3324"/>
-          </w:tcPr>
-          <w:p>
-            <w:pPr>
-              <w:spacing w:before="20" w:after="20"/>
-            </w:pPr>
-            <w:r>
-              <w:rPr>
-                <w:rFonts w:ascii="Aptos" w:hAnsi="Aptos"/>
-                <w:b w:val="0"/>
-                <w:i w:val="0"/>
-                <w:sz w:val="22"/>
-              </w:rPr>
-              <w:t>i</w:t>
-            </w:r>
-          </w:p>
-        </w:tc>
-        <w:tc>
-          <w:tcPr>
-            <w:tcW w:type="dxa" w:w="3324"/>
-          </w:tcPr>
-          <w:p>
-            <w:pPr>
-              <w:spacing w:before="20" w:after="20"/>
-            </w:pPr>
-            <w:r>
-              <w:rPr>
-                <w:rFonts w:ascii="Aptos" w:hAnsi="Aptos"/>
-                <w:b w:val="0"/>
-                <w:i w:val="0"/>
-                <w:sz w:val="22"/>
-              </w:rPr>
-              <w:t>kolokwium; sprawdziany wstępne „wejściówki"</w:t>
-            </w:r>
-          </w:p>
-        </w:tc>
-      </w:tr>
-      <w:tr>
-        <w:tc>
-          <w:tcPr>
-            <w:tcW w:type="dxa" w:w="3324"/>
-          </w:tcPr>
-          <w:p>
-            <w:pPr>
-              <w:spacing w:before="20" w:after="20"/>
-            </w:pPr>
-            <w:r>
-              <w:rPr>
-                <w:rFonts w:ascii="Aptos" w:hAnsi="Aptos"/>
-                <w:b w:val="0"/>
-                <w:i w:val="0"/>
-                <w:sz w:val="22"/>
-              </w:rPr>
-            </w:r>
-          </w:p>
-        </w:tc>
-        <w:tc>
-          <w:tcPr>
-            <w:tcW w:type="dxa" w:w="3324"/>
-          </w:tcPr>
-          <w:p>
-            <w:pPr>
-              <w:spacing w:before="20" w:after="20"/>
-            </w:pPr>
-            <w:r>
-              <w:rPr>
-                <w:rFonts w:ascii="Aptos" w:hAnsi="Aptos"/>
-                <w:b w:val="0"/>
-                <w:i w:val="0"/>
-                <w:sz w:val="22"/>
-              </w:rPr>
-              <w:t>a</w:t>
-            </w:r>
-          </w:p>
-        </w:tc>
-        <w:tc>
-          <w:tcPr>
-            <w:tcW w:type="dxa" w:w="3324"/>
-          </w:tcPr>
-          <w:p>
-            <w:pPr>
-              <w:spacing w:before="20" w:after="20"/>
-            </w:pPr>
-            <w:r>
-              <w:rPr>
-                <w:rFonts w:ascii="Aptos" w:hAnsi="Aptos"/>
-                <w:b w:val="0"/>
-                <w:i w:val="0"/>
-                <w:sz w:val="22"/>
-              </w:rPr>
-              <w:t>kolokwium; sprawdziany wstępne „wejściówki"</w:t>
-            </w:r>
-          </w:p>
-        </w:tc>
-      </w:tr>
-      <w:tr>
-        <w:tc>
-          <w:tcPr>
-            <w:tcW w:type="dxa" w:w="3324"/>
-          </w:tcPr>
-          <w:p>
-            <w:pPr>
-              <w:spacing w:before="20" w:after="20"/>
-            </w:pPr>
-            <w:r>
-              <w:rPr>
-                <w:rFonts w:ascii="Aptos" w:hAnsi="Aptos"/>
-                <w:b w:val="0"/>
-                <w:i w:val="0"/>
-                <w:sz w:val="22"/>
-              </w:rPr>
-            </w:r>
-          </w:p>
-        </w:tc>
-        <w:tc>
-          <w:tcPr>
-            <w:tcW w:type="dxa" w:w="3324"/>
-          </w:tcPr>
-          <w:p>
-            <w:pPr>
-              <w:spacing w:before="20" w:after="20"/>
-            </w:pPr>
-            <w:r>
-              <w:rPr>
-                <w:rFonts w:ascii="Aptos" w:hAnsi="Aptos"/>
-                <w:b w:val="0"/>
-                <w:i w:val="0"/>
-                <w:sz w:val="22"/>
-              </w:rPr>
-              <w:t xml:space="preserve"> </w:t>
-            </w:r>
-          </w:p>
-        </w:tc>
-        <w:tc>
-          <w:tcPr>
-            <w:tcW w:type="dxa" w:w="3324"/>
-          </w:tcPr>
-          <w:p>
-            <w:pPr>
-              <w:spacing w:before="20" w:after="20"/>
-            </w:pPr>
-            <w:r>
-              <w:rPr>
-                <w:rFonts w:ascii="Aptos" w:hAnsi="Aptos"/>
-                <w:b w:val="0"/>
-                <w:i w:val="0"/>
-                <w:sz w:val="22"/>
-              </w:rPr>
-              <w:t>kolokwium; sprawdziany wstępne „wejściówki"</w:t>
-            </w:r>
-          </w:p>
-        </w:tc>
-      </w:tr>
-      <w:tr>
-        <w:tc>
-          <w:tcPr>
-            <w:tcW w:type="dxa" w:w="3324"/>
-          </w:tcPr>
-          <w:p>
-            <w:pPr>
-              <w:spacing w:before="20" w:after="20"/>
-            </w:pPr>
-            <w:r>
-              <w:rPr>
-                <w:rFonts w:ascii="Aptos" w:hAnsi="Aptos"/>
-                <w:b w:val="0"/>
-                <w:i w:val="0"/>
-                <w:sz w:val="22"/>
-              </w:rPr>
-            </w:r>
-          </w:p>
-        </w:tc>
-        <w:tc>
-          <w:tcPr>
-            <w:tcW w:type="dxa" w:w="3324"/>
-          </w:tcPr>
-          <w:p>
-            <w:pPr>
-              <w:spacing w:before="20" w:after="20"/>
-            </w:pPr>
-            <w:r>
-              <w:rPr>
-                <w:rFonts w:ascii="Aptos" w:hAnsi="Aptos"/>
-                <w:b w:val="0"/>
-                <w:i w:val="0"/>
-                <w:sz w:val="22"/>
-              </w:rPr>
-              <w:t>i</w:t>
-            </w:r>
-          </w:p>
-        </w:tc>
-        <w:tc>
-          <w:tcPr>
-            <w:tcW w:type="dxa" w:w="3324"/>
-          </w:tcPr>
-          <w:p>
-            <w:pPr>
-              <w:spacing w:before="20" w:after="20"/>
-            </w:pPr>
-            <w:r>
-              <w:rPr>
-                <w:rFonts w:ascii="Aptos" w:hAnsi="Aptos"/>
-                <w:b w:val="0"/>
-                <w:i w:val="0"/>
-                <w:sz w:val="22"/>
-              </w:rPr>
-              <w:t>kolokwium; sprawdziany wstępne „wejściówki"</w:t>
-            </w:r>
-          </w:p>
-        </w:tc>
-      </w:tr>
-      <w:tr>
-        <w:tc>
-          <w:tcPr>
-            <w:tcW w:type="dxa" w:w="3324"/>
-          </w:tcPr>
-          <w:p>
-            <w:pPr>
-              <w:spacing w:before="20" w:after="20"/>
-            </w:pPr>
-            <w:r>
-              <w:rPr>
-                <w:rFonts w:ascii="Aptos" w:hAnsi="Aptos"/>
-                <w:b w:val="0"/>
-                <w:i w:val="0"/>
-                <w:sz w:val="22"/>
-              </w:rPr>
-            </w:r>
-          </w:p>
-        </w:tc>
-        <w:tc>
-          <w:tcPr>
-            <w:tcW w:type="dxa" w:w="3324"/>
-          </w:tcPr>
-          <w:p>
-            <w:pPr>
-              <w:spacing w:before="20" w:after="20"/>
-            </w:pPr>
-            <w:r>
-              <w:rPr>
-                <w:rFonts w:ascii="Aptos" w:hAnsi="Aptos"/>
-                <w:b w:val="0"/>
-                <w:i w:val="0"/>
-                <w:sz w:val="22"/>
-              </w:rPr>
-              <w:t>c</w:t>
-            </w:r>
-          </w:p>
-        </w:tc>
-        <w:tc>
-          <w:tcPr>
-            <w:tcW w:type="dxa" w:w="3324"/>
-          </w:tcPr>
-          <w:p>
-            <w:pPr>
-              <w:spacing w:before="20" w:after="20"/>
-            </w:pPr>
-            <w:r>
-              <w:rPr>
-                <w:rFonts w:ascii="Aptos" w:hAnsi="Aptos"/>
-                <w:b w:val="0"/>
-                <w:i w:val="0"/>
-                <w:sz w:val="22"/>
-              </w:rPr>
-              <w:t>kolokwium; sprawdziany wstępne „wejściówki"</w:t>
-            </w:r>
-          </w:p>
-        </w:tc>
-      </w:tr>
-      <w:tr>
-        <w:tc>
-          <w:tcPr>
-            <w:tcW w:type="dxa" w:w="3324"/>
-          </w:tcPr>
-          <w:p>
-            <w:pPr>
-              <w:spacing w:before="20" w:after="20"/>
-            </w:pPr>
-            <w:r>
-              <w:rPr>
-                <w:rFonts w:ascii="Aptos" w:hAnsi="Aptos"/>
-                <w:b w:val="0"/>
-                <w:i w:val="0"/>
-                <w:sz w:val="22"/>
-              </w:rPr>
-            </w:r>
-          </w:p>
-        </w:tc>
-        <w:tc>
-          <w:tcPr>
-            <w:tcW w:type="dxa" w:w="3324"/>
-          </w:tcPr>
-          <w:p>
-            <w:pPr>
-              <w:spacing w:before="20" w:after="20"/>
-            </w:pPr>
-            <w:r>
-              <w:rPr>
-                <w:rFonts w:ascii="Aptos" w:hAnsi="Aptos"/>
-                <w:b w:val="0"/>
-                <w:i w:val="0"/>
-                <w:sz w:val="22"/>
-              </w:rPr>
-              <w:t>h</w:t>
-            </w:r>
-          </w:p>
-        </w:tc>
-        <w:tc>
-          <w:tcPr>
-            <w:tcW w:type="dxa" w:w="3324"/>
-          </w:tcPr>
-          <w:p>
-            <w:pPr>
-              <w:spacing w:before="20" w:after="20"/>
-            </w:pPr>
-            <w:r>
-              <w:rPr>
-                <w:rFonts w:ascii="Aptos" w:hAnsi="Aptos"/>
-                <w:b w:val="0"/>
-                <w:i w:val="0"/>
-                <w:sz w:val="22"/>
-              </w:rPr>
-              <w:t>kolokwium; sprawdziany wstępne „wejściówki"</w:t>
-            </w:r>
-          </w:p>
-        </w:tc>
-      </w:tr>
-      <w:tr>
-        <w:tc>
-          <w:tcPr>
-            <w:tcW w:type="dxa" w:w="3324"/>
-          </w:tcPr>
-          <w:p>
-            <w:pPr>
-              <w:spacing w:before="20" w:after="20"/>
-            </w:pPr>
-            <w:r>
-              <w:rPr>
-                <w:rFonts w:ascii="Aptos" w:hAnsi="Aptos"/>
-                <w:b w:val="0"/>
-                <w:i w:val="0"/>
-                <w:sz w:val="22"/>
-              </w:rPr>
-            </w:r>
-          </w:p>
-        </w:tc>
-        <w:tc>
-          <w:tcPr>
-            <w:tcW w:type="dxa" w:w="3324"/>
-          </w:tcPr>
-          <w:p>
-            <w:pPr>
-              <w:spacing w:before="20" w:after="20"/>
-            </w:pPr>
-            <w:r>
-              <w:rPr>
-                <w:rFonts w:ascii="Aptos" w:hAnsi="Aptos"/>
-                <w:b w:val="0"/>
-                <w:i w:val="0"/>
-                <w:sz w:val="22"/>
-              </w:rPr>
-              <w:t xml:space="preserve"> </w:t>
-            </w:r>
-          </w:p>
-        </w:tc>
-        <w:tc>
-          <w:tcPr>
-            <w:tcW w:type="dxa" w:w="3324"/>
-          </w:tcPr>
-          <w:p>
-            <w:pPr>
-              <w:spacing w:before="20" w:after="20"/>
-            </w:pPr>
-            <w:r>
-              <w:rPr>
-                <w:rFonts w:ascii="Aptos" w:hAnsi="Aptos"/>
-                <w:b w:val="0"/>
-                <w:i w:val="0"/>
-                <w:sz w:val="22"/>
-              </w:rPr>
-              <w:t>kolokwium; sprawdziany wstępne „wejściówki"</w:t>
-            </w:r>
-          </w:p>
-        </w:tc>
-      </w:tr>
-      <w:tr>
-        <w:tc>
-          <w:tcPr>
-            <w:tcW w:type="dxa" w:w="3324"/>
-          </w:tcPr>
-          <w:p>
-            <w:pPr>
-              <w:spacing w:before="20" w:after="20"/>
-            </w:pPr>
-            <w:r>
-              <w:rPr>
-                <w:rFonts w:ascii="Aptos" w:hAnsi="Aptos"/>
-                <w:b w:val="0"/>
-                <w:i w:val="0"/>
-                <w:sz w:val="22"/>
-              </w:rPr>
-            </w:r>
-          </w:p>
-        </w:tc>
-        <w:tc>
-          <w:tcPr>
-            <w:tcW w:type="dxa" w:w="3324"/>
-          </w:tcPr>
-          <w:p>
-            <w:pPr>
-              <w:spacing w:before="20" w:after="20"/>
-            </w:pPr>
-            <w:r>
-              <w:rPr>
-                <w:rFonts w:ascii="Aptos" w:hAnsi="Aptos"/>
-                <w:b w:val="0"/>
-                <w:i w:val="0"/>
-                <w:sz w:val="22"/>
-              </w:rPr>
-              <w:t>n</w:t>
-            </w:r>
-          </w:p>
-        </w:tc>
-        <w:tc>
-          <w:tcPr>
-            <w:tcW w:type="dxa" w:w="3324"/>
-          </w:tcPr>
-          <w:p>
-            <w:pPr>
-              <w:spacing w:before="20" w:after="20"/>
-            </w:pPr>
-            <w:r>
-              <w:rPr>
-                <w:rFonts w:ascii="Aptos" w:hAnsi="Aptos"/>
-                <w:b w:val="0"/>
-                <w:i w:val="0"/>
-                <w:sz w:val="22"/>
-              </w:rPr>
-              <w:t>kolokwium; sprawdziany wstępne „wejściówki"</w:t>
-            </w:r>
-          </w:p>
-        </w:tc>
-      </w:tr>
-      <w:tr>
-        <w:tc>
-          <w:tcPr>
-            <w:tcW w:type="dxa" w:w="3324"/>
-          </w:tcPr>
-          <w:p>
-            <w:pPr>
-              <w:spacing w:before="20" w:after="20"/>
-            </w:pPr>
-            <w:r>
-              <w:rPr>
-                <w:rFonts w:ascii="Aptos" w:hAnsi="Aptos"/>
-                <w:b w:val="0"/>
-                <w:i w:val="0"/>
-                <w:sz w:val="22"/>
-              </w:rPr>
-            </w:r>
-          </w:p>
-        </w:tc>
-        <w:tc>
-          <w:tcPr>
-            <w:tcW w:type="dxa" w:w="3324"/>
-          </w:tcPr>
-          <w:p>
-            <w:pPr>
-              <w:spacing w:before="20" w:after="20"/>
-            </w:pPr>
-            <w:r>
-              <w:rPr>
-                <w:rFonts w:ascii="Aptos" w:hAnsi="Aptos"/>
-                <w:b w:val="0"/>
-                <w:i w:val="0"/>
-                <w:sz w:val="22"/>
-              </w:rPr>
-              <w:t>a</w:t>
-            </w:r>
-          </w:p>
-        </w:tc>
-        <w:tc>
-          <w:tcPr>
-            <w:tcW w:type="dxa" w:w="3324"/>
-          </w:tcPr>
-          <w:p>
-            <w:pPr>
-              <w:spacing w:before="20" w:after="20"/>
-            </w:pPr>
-            <w:r>
-              <w:rPr>
-                <w:rFonts w:ascii="Aptos" w:hAnsi="Aptos"/>
-                <w:b w:val="0"/>
-                <w:i w:val="0"/>
-                <w:sz w:val="22"/>
-              </w:rPr>
-              <w:t>kolokwium; sprawdziany wstępne „wejściówki"</w:t>
-            </w:r>
-          </w:p>
-        </w:tc>
-      </w:tr>
-      <w:tr>
-        <w:tc>
-          <w:tcPr>
-            <w:tcW w:type="dxa" w:w="3324"/>
-          </w:tcPr>
-          <w:p>
-            <w:pPr>
-              <w:spacing w:before="20" w:after="20"/>
-            </w:pPr>
-            <w:r>
-              <w:rPr>
-                <w:rFonts w:ascii="Aptos" w:hAnsi="Aptos"/>
-                <w:b w:val="0"/>
-                <w:i w:val="0"/>
-                <w:sz w:val="22"/>
-              </w:rPr>
-            </w:r>
-          </w:p>
-        </w:tc>
-        <w:tc>
-          <w:tcPr>
-            <w:tcW w:type="dxa" w:w="3324"/>
-          </w:tcPr>
-          <w:p>
-            <w:pPr>
-              <w:spacing w:before="20" w:after="20"/>
-            </w:pPr>
-            <w:r>
-              <w:rPr>
-                <w:rFonts w:ascii="Aptos" w:hAnsi="Aptos"/>
-                <w:b w:val="0"/>
-                <w:i w:val="0"/>
-                <w:sz w:val="22"/>
-              </w:rPr>
-              <w:t xml:space="preserve"> </w:t>
-            </w:r>
-          </w:p>
-        </w:tc>
-        <w:tc>
-          <w:tcPr>
-            <w:tcW w:type="dxa" w:w="3324"/>
-          </w:tcPr>
-          <w:p>
-            <w:pPr>
-              <w:spacing w:before="20" w:after="20"/>
-            </w:pPr>
-            <w:r>
-              <w:rPr>
-                <w:rFonts w:ascii="Aptos" w:hAnsi="Aptos"/>
-                <w:b w:val="0"/>
-                <w:i w:val="0"/>
-                <w:sz w:val="22"/>
-              </w:rPr>
-              <w:t>kolokwium; sprawdziany wstępne „wejściówki"</w:t>
-            </w:r>
-          </w:p>
-        </w:tc>
-      </w:tr>
-      <w:tr>
-        <w:tc>
-          <w:tcPr>
-            <w:tcW w:type="dxa" w:w="3324"/>
-          </w:tcPr>
-          <w:p>
-            <w:pPr>
-              <w:spacing w:before="20" w:after="20"/>
-            </w:pPr>
-            <w:r>
-              <w:rPr>
-                <w:rFonts w:ascii="Aptos" w:hAnsi="Aptos"/>
-                <w:b w:val="0"/>
-                <w:i w:val="0"/>
-                <w:sz w:val="22"/>
-              </w:rPr>
-            </w:r>
-          </w:p>
-        </w:tc>
-        <w:tc>
-          <w:tcPr>
-            <w:tcW w:type="dxa" w:w="3324"/>
-          </w:tcPr>
-          <w:p>
-            <w:pPr>
-              <w:spacing w:before="20" w:after="20"/>
-            </w:pPr>
-            <w:r>
-              <w:rPr>
-                <w:rFonts w:ascii="Aptos" w:hAnsi="Aptos"/>
-                <w:b w:val="0"/>
-                <w:i w:val="0"/>
-                <w:sz w:val="22"/>
-              </w:rPr>
-              <w:t>p</w:t>
-            </w:r>
-          </w:p>
-        </w:tc>
-        <w:tc>
-          <w:tcPr>
-            <w:tcW w:type="dxa" w:w="3324"/>
-          </w:tcPr>
-          <w:p>
-            <w:pPr>
-              <w:spacing w:before="20" w:after="20"/>
-            </w:pPr>
-            <w:r>
-              <w:rPr>
-                <w:rFonts w:ascii="Aptos" w:hAnsi="Aptos"/>
-                <w:b w:val="0"/>
-                <w:i w:val="0"/>
-                <w:sz w:val="22"/>
-              </w:rPr>
-              <w:t>kolokwium; sprawdziany wstępne „wejściówki"</w:t>
-            </w:r>
-          </w:p>
-        </w:tc>
-      </w:tr>
-      <w:tr>
-        <w:tc>
-          <w:tcPr>
-            <w:tcW w:type="dxa" w:w="3324"/>
-          </w:tcPr>
-          <w:p>
-            <w:pPr>
-              <w:spacing w:before="20" w:after="20"/>
-            </w:pPr>
-            <w:r>
-              <w:rPr>
-                <w:rFonts w:ascii="Aptos" w:hAnsi="Aptos"/>
-                <w:b w:val="0"/>
-                <w:i w:val="0"/>
-                <w:sz w:val="22"/>
-              </w:rPr>
-            </w:r>
-          </w:p>
-        </w:tc>
-        <w:tc>
-          <w:tcPr>
-            <w:tcW w:type="dxa" w:w="3324"/>
-          </w:tcPr>
-          <w:p>
-            <w:pPr>
-              <w:spacing w:before="20" w:after="20"/>
-            </w:pPr>
-            <w:r>
-              <w:rPr>
-                <w:rFonts w:ascii="Aptos" w:hAnsi="Aptos"/>
-                <w:b w:val="0"/>
-                <w:i w:val="0"/>
-                <w:sz w:val="22"/>
-              </w:rPr>
-              <w:t>o</w:t>
-            </w:r>
-          </w:p>
-        </w:tc>
-        <w:tc>
-          <w:tcPr>
-            <w:tcW w:type="dxa" w:w="3324"/>
-          </w:tcPr>
-          <w:p>
-            <w:pPr>
-              <w:spacing w:before="20" w:after="20"/>
-            </w:pPr>
-            <w:r>
-              <w:rPr>
-                <w:rFonts w:ascii="Aptos" w:hAnsi="Aptos"/>
-                <w:b w:val="0"/>
-                <w:i w:val="0"/>
-                <w:sz w:val="22"/>
-              </w:rPr>
-              <w:t>kolokwium; sprawdziany wstępne „wejściówki"</w:t>
-            </w:r>
-          </w:p>
-        </w:tc>
-      </w:tr>
-      <w:tr>
-        <w:tc>
-          <w:tcPr>
-            <w:tcW w:type="dxa" w:w="3324"/>
-          </w:tcPr>
-          <w:p>
-            <w:pPr>
-              <w:spacing w:before="20" w:after="20"/>
-            </w:pPr>
-            <w:r>
-              <w:rPr>
-                <w:rFonts w:ascii="Aptos" w:hAnsi="Aptos"/>
-                <w:b w:val="0"/>
-                <w:i w:val="0"/>
-                <w:sz w:val="22"/>
-              </w:rPr>
-            </w:r>
-          </w:p>
-        </w:tc>
-        <w:tc>
-          <w:tcPr>
-            <w:tcW w:type="dxa" w:w="3324"/>
-          </w:tcPr>
-          <w:p>
-            <w:pPr>
-              <w:spacing w:before="20" w:after="20"/>
-            </w:pPr>
-            <w:r>
-              <w:rPr>
-                <w:rFonts w:ascii="Aptos" w:hAnsi="Aptos"/>
-                <w:b w:val="0"/>
-                <w:i w:val="0"/>
-                <w:sz w:val="22"/>
-              </w:rPr>
-              <w:t>t</w:t>
-            </w:r>
-          </w:p>
-        </w:tc>
-        <w:tc>
-          <w:tcPr>
-            <w:tcW w:type="dxa" w:w="3324"/>
-          </w:tcPr>
-          <w:p>
-            <w:pPr>
-              <w:spacing w:before="20" w:after="20"/>
-            </w:pPr>
-            <w:r>
-              <w:rPr>
-                <w:rFonts w:ascii="Aptos" w:hAnsi="Aptos"/>
-                <w:b w:val="0"/>
-                <w:i w:val="0"/>
-                <w:sz w:val="22"/>
-              </w:rPr>
-              <w:t>kolokwium; sprawdziany wstępne „wejściówki"</w:t>
-            </w:r>
-          </w:p>
-        </w:tc>
-      </w:tr>
-      <w:tr>
-        <w:tc>
-          <w:tcPr>
-            <w:tcW w:type="dxa" w:w="3324"/>
-          </w:tcPr>
-          <w:p>
-            <w:pPr>
-              <w:spacing w:before="20" w:after="20"/>
-            </w:pPr>
-            <w:r>
-              <w:rPr>
-                <w:rFonts w:ascii="Aptos" w:hAnsi="Aptos"/>
-                <w:b w:val="0"/>
-                <w:i w:val="0"/>
-                <w:sz w:val="22"/>
-              </w:rPr>
-            </w:r>
-          </w:p>
-        </w:tc>
-        <w:tc>
-          <w:tcPr>
-            <w:tcW w:type="dxa" w:w="3324"/>
-          </w:tcPr>
-          <w:p>
-            <w:pPr>
-              <w:spacing w:before="20" w:after="20"/>
-            </w:pPr>
-            <w:r>
-              <w:rPr>
-                <w:rFonts w:ascii="Aptos" w:hAnsi="Aptos"/>
-                <w:b w:val="0"/>
-                <w:i w:val="0"/>
-                <w:sz w:val="22"/>
-              </w:rPr>
-              <w:t>r</w:t>
-            </w:r>
-          </w:p>
-        </w:tc>
-        <w:tc>
-          <w:tcPr>
-            <w:tcW w:type="dxa" w:w="3324"/>
-          </w:tcPr>
-          <w:p>
-            <w:pPr>
-              <w:spacing w:before="20" w:after="20"/>
-            </w:pPr>
-            <w:r>
-              <w:rPr>
-                <w:rFonts w:ascii="Aptos" w:hAnsi="Aptos"/>
-                <w:b w:val="0"/>
-                <w:i w:val="0"/>
-                <w:sz w:val="22"/>
-              </w:rPr>
-              <w:t>kolokwium; sprawdziany wstępne „wejściówki"</w:t>
-            </w:r>
-          </w:p>
-        </w:tc>
-      </w:tr>
-      <w:tr>
-        <w:tc>
-          <w:tcPr>
-            <w:tcW w:type="dxa" w:w="3324"/>
-          </w:tcPr>
-          <w:p>
-            <w:pPr>
-              <w:spacing w:before="20" w:after="20"/>
-            </w:pPr>
-            <w:r>
-              <w:rPr>
-                <w:rFonts w:ascii="Aptos" w:hAnsi="Aptos"/>
-                <w:b w:val="0"/>
-                <w:i w:val="0"/>
-                <w:sz w:val="22"/>
-              </w:rPr>
-            </w:r>
-          </w:p>
-        </w:tc>
-        <w:tc>
-          <w:tcPr>
-            <w:tcW w:type="dxa" w:w="3324"/>
-          </w:tcPr>
-          <w:p>
-            <w:pPr>
-              <w:spacing w:before="20" w:after="20"/>
-            </w:pPr>
-            <w:r>
-              <w:rPr>
-                <w:rFonts w:ascii="Aptos" w:hAnsi="Aptos"/>
-                <w:b w:val="0"/>
-                <w:i w:val="0"/>
-                <w:sz w:val="22"/>
-              </w:rPr>
-              <w:t>z</w:t>
-            </w:r>
-          </w:p>
-        </w:tc>
-        <w:tc>
-          <w:tcPr>
-            <w:tcW w:type="dxa" w:w="3324"/>
-          </w:tcPr>
-          <w:p>
-            <w:pPr>
-              <w:spacing w:before="20" w:after="20"/>
-            </w:pPr>
-            <w:r>
-              <w:rPr>
-                <w:rFonts w:ascii="Aptos" w:hAnsi="Aptos"/>
-                <w:b w:val="0"/>
-                <w:i w:val="0"/>
-                <w:sz w:val="22"/>
-              </w:rPr>
-              <w:t>kolokwium; sprawdziany wstępne „wejściówki"</w:t>
-            </w:r>
-          </w:p>
-        </w:tc>
-      </w:tr>
-      <w:tr>
-        <w:tc>
-          <w:tcPr>
-            <w:tcW w:type="dxa" w:w="3324"/>
-          </w:tcPr>
-          <w:p>
-            <w:pPr>
-              <w:spacing w:before="20" w:after="20"/>
-            </w:pPr>
-            <w:r>
-              <w:rPr>
-                <w:rFonts w:ascii="Aptos" w:hAnsi="Aptos"/>
-                <w:b w:val="0"/>
-                <w:i w:val="0"/>
-                <w:sz w:val="22"/>
-              </w:rPr>
-            </w:r>
-          </w:p>
-        </w:tc>
-        <w:tc>
-          <w:tcPr>
-            <w:tcW w:type="dxa" w:w="3324"/>
-          </w:tcPr>
-          <w:p>
-            <w:pPr>
-              <w:spacing w:before="20" w:after="20"/>
-            </w:pPr>
-            <w:r>
-              <w:rPr>
-                <w:rFonts w:ascii="Aptos" w:hAnsi="Aptos"/>
-                <w:b w:val="0"/>
-                <w:i w:val="0"/>
-                <w:sz w:val="22"/>
-              </w:rPr>
-              <w:t>e</w:t>
-            </w:r>
-          </w:p>
-        </w:tc>
-        <w:tc>
-          <w:tcPr>
-            <w:tcW w:type="dxa" w:w="3324"/>
-          </w:tcPr>
-          <w:p>
-            <w:pPr>
-              <w:spacing w:before="20" w:after="20"/>
-            </w:pPr>
-            <w:r>
-              <w:rPr>
-                <w:rFonts w:ascii="Aptos" w:hAnsi="Aptos"/>
-                <w:b w:val="0"/>
-                <w:i w:val="0"/>
-                <w:sz w:val="22"/>
-              </w:rPr>
-              <w:t>kolokwium; sprawdziany wstępne „wejściówki"</w:t>
-            </w:r>
-          </w:p>
-        </w:tc>
-      </w:tr>
-      <w:tr>
-        <w:tc>
-          <w:tcPr>
-            <w:tcW w:type="dxa" w:w="3324"/>
-          </w:tcPr>
-          <w:p>
-            <w:pPr>
-              <w:spacing w:before="20" w:after="20"/>
-            </w:pPr>
-            <w:r>
-              <w:rPr>
-                <w:rFonts w:ascii="Aptos" w:hAnsi="Aptos"/>
-                <w:b w:val="0"/>
-                <w:i w:val="0"/>
-                <w:sz w:val="22"/>
-              </w:rPr>
-            </w:r>
-          </w:p>
-        </w:tc>
-        <w:tc>
-          <w:tcPr>
-            <w:tcW w:type="dxa" w:w="3324"/>
-          </w:tcPr>
-          <w:p>
-            <w:pPr>
-              <w:spacing w:before="20" w:after="20"/>
-            </w:pPr>
-            <w:r>
-              <w:rPr>
-                <w:rFonts w:ascii="Aptos" w:hAnsi="Aptos"/>
-                <w:b w:val="0"/>
-                <w:i w:val="0"/>
-                <w:sz w:val="22"/>
-              </w:rPr>
-              <w:t>b</w:t>
-            </w:r>
-          </w:p>
-        </w:tc>
-        <w:tc>
-          <w:tcPr>
-            <w:tcW w:type="dxa" w:w="3324"/>
-          </w:tcPr>
-          <w:p>
-            <w:pPr>
-              <w:spacing w:before="20" w:after="20"/>
-            </w:pPr>
-            <w:r>
-              <w:rPr>
-                <w:rFonts w:ascii="Aptos" w:hAnsi="Aptos"/>
-                <w:b w:val="0"/>
-                <w:i w:val="0"/>
-                <w:sz w:val="22"/>
-              </w:rPr>
-              <w:t>kolokwium; sprawdziany wstępne „wejściówki"</w:t>
-            </w:r>
-          </w:p>
-        </w:tc>
-      </w:tr>
-      <w:tr>
-        <w:tc>
-          <w:tcPr>
-            <w:tcW w:type="dxa" w:w="3324"/>
-          </w:tcPr>
-          <w:p>
-            <w:pPr>
-              <w:spacing w:before="20" w:after="20"/>
-            </w:pPr>
-            <w:r>
-              <w:rPr>
-                <w:rFonts w:ascii="Aptos" w:hAnsi="Aptos"/>
-                <w:b w:val="0"/>
-                <w:i w:val="0"/>
-                <w:sz w:val="22"/>
-              </w:rPr>
-            </w:r>
-          </w:p>
-        </w:tc>
-        <w:tc>
-          <w:tcPr>
-            <w:tcW w:type="dxa" w:w="3324"/>
-          </w:tcPr>
-          <w:p>
-            <w:pPr>
-              <w:spacing w:before="20" w:after="20"/>
-            </w:pPr>
-            <w:r>
-              <w:rPr>
-                <w:rFonts w:ascii="Aptos" w:hAnsi="Aptos"/>
-                <w:b w:val="0"/>
-                <w:i w:val="0"/>
-                <w:sz w:val="22"/>
-              </w:rPr>
-              <w:t>n</w:t>
-            </w:r>
-          </w:p>
-        </w:tc>
-        <w:tc>
-          <w:tcPr>
-            <w:tcW w:type="dxa" w:w="3324"/>
-          </w:tcPr>
-          <w:p>
-            <w:pPr>
-              <w:spacing w:before="20" w:after="20"/>
-            </w:pPr>
-            <w:r>
-              <w:rPr>
-                <w:rFonts w:ascii="Aptos" w:hAnsi="Aptos"/>
-                <w:b w:val="0"/>
-                <w:i w:val="0"/>
-                <w:sz w:val="22"/>
-              </w:rPr>
-              <w:t>kolokwium; sprawdziany wstępne „wejściówki"</w:t>
-            </w:r>
-          </w:p>
-        </w:tc>
-      </w:tr>
-      <w:tr>
-        <w:tc>
-          <w:tcPr>
-            <w:tcW w:type="dxa" w:w="3324"/>
-          </w:tcPr>
-          <w:p>
-            <w:pPr>
-              <w:spacing w:before="20" w:after="20"/>
-            </w:pPr>
-            <w:r>
-              <w:rPr>
-                <w:rFonts w:ascii="Aptos" w:hAnsi="Aptos"/>
-                <w:b w:val="0"/>
-                <w:i w:val="0"/>
-                <w:sz w:val="22"/>
-              </w:rPr>
-            </w:r>
-          </w:p>
-        </w:tc>
-        <w:tc>
-          <w:tcPr>
-            <w:tcW w:type="dxa" w:w="3324"/>
-          </w:tcPr>
-          <w:p>
-            <w:pPr>
-              <w:spacing w:before="20" w:after="20"/>
-            </w:pPr>
-            <w:r>
-              <w:rPr>
-                <w:rFonts w:ascii="Aptos" w:hAnsi="Aptos"/>
-                <w:b w:val="0"/>
-                <w:i w:val="0"/>
-                <w:sz w:val="22"/>
-              </w:rPr>
-              <w:t>y</w:t>
-            </w:r>
-          </w:p>
-        </w:tc>
-        <w:tc>
-          <w:tcPr>
-            <w:tcW w:type="dxa" w:w="3324"/>
-          </w:tcPr>
-          <w:p>
-            <w:pPr>
-              <w:spacing w:before="20" w:after="20"/>
-            </w:pPr>
-            <w:r>
-              <w:rPr>
-                <w:rFonts w:ascii="Aptos" w:hAnsi="Aptos"/>
-                <w:b w:val="0"/>
-                <w:i w:val="0"/>
-                <w:sz w:val="22"/>
-              </w:rPr>
-              <w:t>kolokwium; sprawdziany wstępne „wejściówki"</w:t>
-            </w:r>
-          </w:p>
-        </w:tc>
-      </w:tr>
-      <w:tr>
-        <w:tc>
-          <w:tcPr>
-            <w:tcW w:type="dxa" w:w="3324"/>
-          </w:tcPr>
-          <w:p>
-            <w:pPr>
-              <w:spacing w:before="20" w:after="20"/>
-            </w:pPr>
-            <w:r>
-              <w:rPr>
-                <w:rFonts w:ascii="Aptos" w:hAnsi="Aptos"/>
-                <w:b w:val="0"/>
-                <w:i w:val="0"/>
-                <w:sz w:val="22"/>
-              </w:rPr>
-            </w:r>
-          </w:p>
-        </w:tc>
-        <w:tc>
-          <w:tcPr>
-            <w:tcW w:type="dxa" w:w="3324"/>
-          </w:tcPr>
-          <w:p>
-            <w:pPr>
-              <w:spacing w:before="20" w:after="20"/>
-            </w:pPr>
-            <w:r>
-              <w:rPr>
-                <w:rFonts w:ascii="Aptos" w:hAnsi="Aptos"/>
-                <w:b w:val="0"/>
-                <w:i w:val="0"/>
-                <w:sz w:val="22"/>
-              </w:rPr>
-              <w:t xml:space="preserve"> </w:t>
-            </w:r>
-          </w:p>
-        </w:tc>
-        <w:tc>
-          <w:tcPr>
-            <w:tcW w:type="dxa" w:w="3324"/>
-          </w:tcPr>
-          <w:p>
-            <w:pPr>
-              <w:spacing w:before="20" w:after="20"/>
-            </w:pPr>
-            <w:r>
-              <w:rPr>
-                <w:rFonts w:ascii="Aptos" w:hAnsi="Aptos"/>
-                <w:b w:val="0"/>
-                <w:i w:val="0"/>
-                <w:sz w:val="22"/>
-              </w:rPr>
-              <w:t>kolokwium; sprawdziany wstępne „wejściówki"</w:t>
-            </w:r>
-          </w:p>
-        </w:tc>
-      </w:tr>
-      <w:tr>
-        <w:tc>
-          <w:tcPr>
-            <w:tcW w:type="dxa" w:w="3324"/>
-          </w:tcPr>
-          <w:p>
-            <w:pPr>
-              <w:spacing w:before="20" w:after="20"/>
-            </w:pPr>
-            <w:r>
-              <w:rPr>
-                <w:rFonts w:ascii="Aptos" w:hAnsi="Aptos"/>
-                <w:b w:val="0"/>
-                <w:i w:val="0"/>
-                <w:sz w:val="22"/>
-              </w:rPr>
-            </w:r>
-          </w:p>
-        </w:tc>
-        <w:tc>
-          <w:tcPr>
-            <w:tcW w:type="dxa" w:w="3324"/>
-          </w:tcPr>
-          <w:p>
-            <w:pPr>
-              <w:spacing w:before="20" w:after="20"/>
-            </w:pPr>
-            <w:r>
-              <w:rPr>
-                <w:rFonts w:ascii="Aptos" w:hAnsi="Aptos"/>
-                <w:b w:val="0"/>
-                <w:i w:val="0"/>
-                <w:sz w:val="22"/>
-              </w:rPr>
-              <w:t>k</w:t>
-            </w:r>
-          </w:p>
-        </w:tc>
-        <w:tc>
-          <w:tcPr>
-            <w:tcW w:type="dxa" w:w="3324"/>
-          </w:tcPr>
-          <w:p>
-            <w:pPr>
-              <w:spacing w:before="20" w:after="20"/>
-            </w:pPr>
-            <w:r>
-              <w:rPr>
-                <w:rFonts w:ascii="Aptos" w:hAnsi="Aptos"/>
-                <w:b w:val="0"/>
-                <w:i w:val="0"/>
-                <w:sz w:val="22"/>
-              </w:rPr>
-              <w:t>kolokwium; sprawdziany wstępne „wejściówki"</w:t>
-            </w:r>
-          </w:p>
-        </w:tc>
-      </w:tr>
-      <w:tr>
-        <w:tc>
-          <w:tcPr>
-            <w:tcW w:type="dxa" w:w="3324"/>
-          </w:tcPr>
-          <w:p>
-            <w:pPr>
-              <w:spacing w:before="20" w:after="20"/>
-            </w:pPr>
-            <w:r>
-              <w:rPr>
-                <w:rFonts w:ascii="Aptos" w:hAnsi="Aptos"/>
-                <w:b w:val="0"/>
-                <w:i w:val="0"/>
-                <w:sz w:val="22"/>
-              </w:rPr>
-            </w:r>
-          </w:p>
-        </w:tc>
-        <w:tc>
-          <w:tcPr>
-            <w:tcW w:type="dxa" w:w="3324"/>
-          </w:tcPr>
-          <w:p>
-            <w:pPr>
-              <w:spacing w:before="20" w:after="20"/>
-            </w:pPr>
-            <w:r>
-              <w:rPr>
-                <w:rFonts w:ascii="Aptos" w:hAnsi="Aptos"/>
-                <w:b w:val="0"/>
-                <w:i w:val="0"/>
-                <w:sz w:val="22"/>
-              </w:rPr>
-              <w:t>o</w:t>
-            </w:r>
-          </w:p>
-        </w:tc>
-        <w:tc>
-          <w:tcPr>
-            <w:tcW w:type="dxa" w:w="3324"/>
-          </w:tcPr>
-          <w:p>
-            <w:pPr>
-              <w:spacing w:before="20" w:after="20"/>
-            </w:pPr>
-            <w:r>
-              <w:rPr>
-                <w:rFonts w:ascii="Aptos" w:hAnsi="Aptos"/>
-                <w:b w:val="0"/>
-                <w:i w:val="0"/>
-                <w:sz w:val="22"/>
-              </w:rPr>
-              <w:t>kolokwium; sprawdziany wstępne „wejściówki"</w:t>
-            </w:r>
-          </w:p>
-        </w:tc>
-      </w:tr>
-      <w:tr>
-        <w:tc>
-          <w:tcPr>
-            <w:tcW w:type="dxa" w:w="3324"/>
-          </w:tcPr>
-          <w:p>
-            <w:pPr>
-              <w:spacing w:before="20" w:after="20"/>
-            </w:pPr>
-            <w:r>
-              <w:rPr>
-                <w:rFonts w:ascii="Aptos" w:hAnsi="Aptos"/>
-                <w:b w:val="0"/>
-                <w:i w:val="0"/>
-                <w:sz w:val="22"/>
-              </w:rPr>
-            </w:r>
-          </w:p>
-        </w:tc>
-        <w:tc>
-          <w:tcPr>
-            <w:tcW w:type="dxa" w:w="3324"/>
-          </w:tcPr>
-          <w:p>
-            <w:pPr>
-              <w:spacing w:before="20" w:after="20"/>
-            </w:pPr>
-            <w:r>
-              <w:rPr>
-                <w:rFonts w:ascii="Aptos" w:hAnsi="Aptos"/>
-                <w:b w:val="0"/>
-                <w:i w:val="0"/>
-                <w:sz w:val="22"/>
-              </w:rPr>
-              <w:t>n</w:t>
-            </w:r>
-          </w:p>
-        </w:tc>
-        <w:tc>
-          <w:tcPr>
-            <w:tcW w:type="dxa" w:w="3324"/>
-          </w:tcPr>
-          <w:p>
-            <w:pPr>
-              <w:spacing w:before="20" w:after="20"/>
-            </w:pPr>
-            <w:r>
-              <w:rPr>
-                <w:rFonts w:ascii="Aptos" w:hAnsi="Aptos"/>
-                <w:b w:val="0"/>
-                <w:i w:val="0"/>
-                <w:sz w:val="22"/>
-              </w:rPr>
-              <w:t>kolokwium; sprawdziany wstępne „wejściówki"</w:t>
-            </w:r>
-          </w:p>
-        </w:tc>
-      </w:tr>
-      <w:tr>
-        <w:tc>
-          <w:tcPr>
-            <w:tcW w:type="dxa" w:w="3324"/>
-          </w:tcPr>
-          <w:p>
-            <w:pPr>
-              <w:spacing w:before="20" w:after="20"/>
-            </w:pPr>
-            <w:r>
-              <w:rPr>
-                <w:rFonts w:ascii="Aptos" w:hAnsi="Aptos"/>
-                <w:b w:val="0"/>
-                <w:i w:val="0"/>
-                <w:sz w:val="22"/>
-              </w:rPr>
-            </w:r>
-          </w:p>
-        </w:tc>
-        <w:tc>
-          <w:tcPr>
-            <w:tcW w:type="dxa" w:w="3324"/>
-          </w:tcPr>
-          <w:p>
-            <w:pPr>
-              <w:spacing w:before="20" w:after="20"/>
-            </w:pPr>
-            <w:r>
-              <w:rPr>
-                <w:rFonts w:ascii="Aptos" w:hAnsi="Aptos"/>
-                <w:b w:val="0"/>
-                <w:i w:val="0"/>
-                <w:sz w:val="22"/>
-              </w:rPr>
-              <w:t>t</w:t>
-            </w:r>
-          </w:p>
-        </w:tc>
-        <w:tc>
-          <w:tcPr>
-            <w:tcW w:type="dxa" w:w="3324"/>
-          </w:tcPr>
-          <w:p>
-            <w:pPr>
-              <w:spacing w:before="20" w:after="20"/>
-            </w:pPr>
-            <w:r>
-              <w:rPr>
-                <w:rFonts w:ascii="Aptos" w:hAnsi="Aptos"/>
-                <w:b w:val="0"/>
-                <w:i w:val="0"/>
-                <w:sz w:val="22"/>
-              </w:rPr>
-              <w:t>kolokwium; sprawdziany wstępne „wejściówki"</w:t>
-            </w:r>
-          </w:p>
-        </w:tc>
-      </w:tr>
-      <w:tr>
-        <w:tc>
-          <w:tcPr>
-            <w:tcW w:type="dxa" w:w="3324"/>
-          </w:tcPr>
-          <w:p>
-            <w:pPr>
-              <w:spacing w:before="20" w:after="20"/>
-            </w:pPr>
-            <w:r>
-              <w:rPr>
-                <w:rFonts w:ascii="Aptos" w:hAnsi="Aptos"/>
-                <w:b w:val="0"/>
-                <w:i w:val="0"/>
-                <w:sz w:val="22"/>
-              </w:rPr>
-            </w:r>
-          </w:p>
-        </w:tc>
-        <w:tc>
-          <w:tcPr>
-            <w:tcW w:type="dxa" w:w="3324"/>
-          </w:tcPr>
-          <w:p>
-            <w:pPr>
-              <w:spacing w:before="20" w:after="20"/>
-            </w:pPr>
-            <w:r>
-              <w:rPr>
-                <w:rFonts w:ascii="Aptos" w:hAnsi="Aptos"/>
-                <w:b w:val="0"/>
-                <w:i w:val="0"/>
-                <w:sz w:val="22"/>
-              </w:rPr>
-              <w:t>e</w:t>
-            </w:r>
-          </w:p>
-        </w:tc>
-        <w:tc>
-          <w:tcPr>
-            <w:tcW w:type="dxa" w:w="3324"/>
-          </w:tcPr>
-          <w:p>
-            <w:pPr>
-              <w:spacing w:before="20" w:after="20"/>
-            </w:pPr>
-            <w:r>
-              <w:rPr>
-                <w:rFonts w:ascii="Aptos" w:hAnsi="Aptos"/>
-                <w:b w:val="0"/>
-                <w:i w:val="0"/>
-                <w:sz w:val="22"/>
-              </w:rPr>
-              <w:t>kolokwium; sprawdziany wstępne „wejściówki"</w:t>
-            </w:r>
-          </w:p>
-        </w:tc>
-      </w:tr>
-      <w:tr>
-        <w:tc>
-          <w:tcPr>
-            <w:tcW w:type="dxa" w:w="3324"/>
-          </w:tcPr>
-          <w:p>
-            <w:pPr>
-              <w:spacing w:before="20" w:after="20"/>
-            </w:pPr>
-            <w:r>
-              <w:rPr>
-                <w:rFonts w:ascii="Aptos" w:hAnsi="Aptos"/>
-                <w:b w:val="0"/>
-                <w:i w:val="0"/>
-                <w:sz w:val="22"/>
-              </w:rPr>
-            </w:r>
-          </w:p>
-        </w:tc>
-        <w:tc>
-          <w:tcPr>
-            <w:tcW w:type="dxa" w:w="3324"/>
-          </w:tcPr>
-          <w:p>
-            <w:pPr>
-              <w:spacing w:before="20" w:after="20"/>
-            </w:pPr>
-            <w:r>
-              <w:rPr>
-                <w:rFonts w:ascii="Aptos" w:hAnsi="Aptos"/>
-                <w:b w:val="0"/>
-                <w:i w:val="0"/>
-                <w:sz w:val="22"/>
-              </w:rPr>
-              <w:t>k</w:t>
-            </w:r>
-          </w:p>
-        </w:tc>
-        <w:tc>
-          <w:tcPr>
-            <w:tcW w:type="dxa" w:w="3324"/>
-          </w:tcPr>
-          <w:p>
-            <w:pPr>
-              <w:spacing w:before="20" w:after="20"/>
-            </w:pPr>
-            <w:r>
-              <w:rPr>
-                <w:rFonts w:ascii="Aptos" w:hAnsi="Aptos"/>
-                <w:b w:val="0"/>
-                <w:i w:val="0"/>
-                <w:sz w:val="22"/>
-              </w:rPr>
-              <w:t>kolokwium; sprawdziany wstępne „wejściówki"</w:t>
-            </w:r>
-          </w:p>
-        </w:tc>
-      </w:tr>
-      <w:tr>
-        <w:tc>
-          <w:tcPr>
-            <w:tcW w:type="dxa" w:w="3324"/>
-          </w:tcPr>
-          <w:p>
-            <w:pPr>
-              <w:spacing w:before="20" w:after="20"/>
-            </w:pPr>
-            <w:r>
-              <w:rPr>
-                <w:rFonts w:ascii="Aptos" w:hAnsi="Aptos"/>
-                <w:b w:val="0"/>
-                <w:i w:val="0"/>
-                <w:sz w:val="22"/>
-              </w:rPr>
-            </w:r>
-          </w:p>
-        </w:tc>
-        <w:tc>
-          <w:tcPr>
-            <w:tcW w:type="dxa" w:w="3324"/>
-          </w:tcPr>
-          <w:p>
-            <w:pPr>
-              <w:spacing w:before="20" w:after="20"/>
-            </w:pPr>
-            <w:r>
-              <w:rPr>
-                <w:rFonts w:ascii="Aptos" w:hAnsi="Aptos"/>
-                <w:b w:val="0"/>
-                <w:i w:val="0"/>
-                <w:sz w:val="22"/>
-              </w:rPr>
-              <w:t>s</w:t>
-            </w:r>
-          </w:p>
-        </w:tc>
-        <w:tc>
-          <w:tcPr>
-            <w:tcW w:type="dxa" w:w="3324"/>
-          </w:tcPr>
-          <w:p>
-            <w:pPr>
-              <w:spacing w:before="20" w:after="20"/>
-            </w:pPr>
-            <w:r>
-              <w:rPr>
-                <w:rFonts w:ascii="Aptos" w:hAnsi="Aptos"/>
-                <w:b w:val="0"/>
-                <w:i w:val="0"/>
-                <w:sz w:val="22"/>
-              </w:rPr>
-              <w:t>kolokwium; sprawdziany wstępne „wejściówki"</w:t>
-            </w:r>
-          </w:p>
-        </w:tc>
-      </w:tr>
-      <w:tr>
-        <w:tc>
-          <w:tcPr>
-            <w:tcW w:type="dxa" w:w="3324"/>
-          </w:tcPr>
-          <w:p>
-            <w:pPr>
-              <w:spacing w:before="20" w:after="20"/>
-            </w:pPr>
-            <w:r>
-              <w:rPr>
-                <w:rFonts w:ascii="Aptos" w:hAnsi="Aptos"/>
-                <w:b w:val="0"/>
-                <w:i w:val="0"/>
-                <w:sz w:val="22"/>
-              </w:rPr>
-            </w:r>
-          </w:p>
-        </w:tc>
-        <w:tc>
-          <w:tcPr>
-            <w:tcW w:type="dxa" w:w="3324"/>
-          </w:tcPr>
-          <w:p>
-            <w:pPr>
-              <w:spacing w:before="20" w:after="20"/>
-            </w:pPr>
-            <w:r>
-              <w:rPr>
-                <w:rFonts w:ascii="Aptos" w:hAnsi="Aptos"/>
-                <w:b w:val="0"/>
-                <w:i w:val="0"/>
-                <w:sz w:val="22"/>
-              </w:rPr>
-              <w:t>t</w:t>
-            </w:r>
-          </w:p>
-        </w:tc>
-        <w:tc>
-          <w:tcPr>
-            <w:tcW w:type="dxa" w:w="3324"/>
-          </w:tcPr>
-          <w:p>
-            <w:pPr>
-              <w:spacing w:before="20" w:after="20"/>
-            </w:pPr>
-            <w:r>
-              <w:rPr>
-                <w:rFonts w:ascii="Aptos" w:hAnsi="Aptos"/>
-                <w:b w:val="0"/>
-                <w:i w:val="0"/>
-                <w:sz w:val="22"/>
-              </w:rPr>
-              <w:t>kolokwium; sprawdziany wstępne „wejściówki"</w:t>
-            </w:r>
-          </w:p>
-        </w:tc>
-      </w:tr>
-      <w:tr>
-        <w:tc>
-          <w:tcPr>
-            <w:tcW w:type="dxa" w:w="3324"/>
-          </w:tcPr>
-          <w:p>
-            <w:pPr>
-              <w:spacing w:before="20" w:after="20"/>
-            </w:pPr>
-            <w:r>
-              <w:rPr>
-                <w:rFonts w:ascii="Aptos" w:hAnsi="Aptos"/>
-                <w:b w:val="0"/>
-                <w:i w:val="0"/>
-                <w:sz w:val="22"/>
-              </w:rPr>
-            </w:r>
-          </w:p>
-        </w:tc>
-        <w:tc>
-          <w:tcPr>
-            <w:tcW w:type="dxa" w:w="3324"/>
-          </w:tcPr>
-          <w:p>
-            <w:pPr>
-              <w:spacing w:before="20" w:after="20"/>
-            </w:pPr>
-            <w:r>
-              <w:rPr>
-                <w:rFonts w:ascii="Aptos" w:hAnsi="Aptos"/>
-                <w:b w:val="0"/>
-                <w:i w:val="0"/>
-                <w:sz w:val="22"/>
-              </w:rPr>
-              <w:t>.</w:t>
+              <w:t>Student jest gotów do samodzielnego pozyskiwania informacji z różnych źródeł i przełożenia ich na potrzebny kontekst.</w:t>
             </w:r>
           </w:p>
         </w:tc>

--- a/public/assets/files/stacjonarne/ALG.docx
+++ b/public/assets/files/stacjonarne/ALG.docx
@@ -599,7 +599,7 @@
                 <w:i w:val="0"/>
                 <w:sz w:val="22"/>
               </w:rPr>
-              <w:t>1</w:t>
+              <w:t>2</w:t>
             </w:r>
           </w:p>
         </w:tc>
@@ -1691,7 +1691,7 @@
                 <w:i w:val="0"/>
                 <w:sz w:val="22"/>
               </w:rPr>
-              <w:t>Analiza Matematyczna</w:t>
+              <w:t>matematyka z zakresu szkoły średniej</w:t>
             </w:r>
           </w:p>
         </w:tc>

--- a/public/assets/files/stacjonarne/ALG.docx
+++ b/public/assets/files/stacjonarne/ALG.docx
@@ -2642,7 +2642,6 @@
                 <w:i w:val="0"/>
                 <w:sz w:val="22"/>
               </w:rPr>
-              <w:t>kolokwium; sprawdziany wstępne „wejściówki"</w:t>
             </w:r>
           </w:p>
         </w:tc>
@@ -2663,6 +2662,7 @@
                 <w:i w:val="0"/>
                 <w:sz w:val="22"/>
               </w:rPr>
+              <w:t>K_W01</w:t>
             </w:r>
           </w:p>
         </w:tc>
@@ -2700,7 +2700,6 @@
                 <w:i w:val="0"/>
                 <w:sz w:val="22"/>
               </w:rPr>
-              <w:t>kolokwium; sprawdziany wstępne „wejściówki"</w:t>
             </w:r>
           </w:p>
         </w:tc>
@@ -2721,6 +2720,7 @@
                 <w:i w:val="0"/>
                 <w:sz w:val="22"/>
               </w:rPr>
+              <w:t>K_W01</w:t>
             </w:r>
           </w:p>
         </w:tc>
@@ -2758,7 +2758,6 @@
                 <w:i w:val="0"/>
                 <w:sz w:val="22"/>
               </w:rPr>
-              <w:t>kolokwium; sprawdziany wstępne „wejściówki"</w:t>
             </w:r>
           </w:p>
         </w:tc>
@@ -2922,7 +2921,7 @@
                 <w:i w:val="0"/>
                 <w:sz w:val="22"/>
               </w:rPr>
-              <w:t>kolokwium; sprawdziany wstępne „wejściówki"</w:t>
+              <w:t>kolokwium, sprawdziany wstępne „wejściówki"</w:t>
             </w:r>
           </w:p>
         </w:tc>
@@ -2943,6 +2942,7 @@
                 <w:i w:val="0"/>
                 <w:sz w:val="22"/>
               </w:rPr>
+              <w:t>K_U07</w:t>
             </w:r>
           </w:p>
         </w:tc>
@@ -2980,7 +2980,7 @@
                 <w:i w:val="0"/>
                 <w:sz w:val="22"/>
               </w:rPr>
-              <w:t>kolokwium; sprawdziany wstępne „wejściówki"</w:t>
+              <w:t>kolokwium, sprawdziany wstępne „wejściówki"</w:t>
             </w:r>
           </w:p>
         </w:tc>
@@ -3001,6 +3001,7 @@
                 <w:i w:val="0"/>
                 <w:sz w:val="22"/>
               </w:rPr>
+              <w:t>K_U07</w:t>
             </w:r>
           </w:p>
         </w:tc>
@@ -3038,7 +3039,7 @@
                 <w:i w:val="0"/>
                 <w:sz w:val="22"/>
               </w:rPr>
-              <w:t>kolokwium; sprawdziany wstępne „wejściówki"</w:t>
+              <w:t>kolokwium, sprawdziany wstępne „wejściówki"</w:t>
             </w:r>
           </w:p>
         </w:tc>
@@ -3164,6 +3165,7 @@
                 <w:i w:val="0"/>
                 <w:sz w:val="22"/>
               </w:rPr>
+              <w:t>K_K03</w:t>
             </w:r>
           </w:p>
         </w:tc>
@@ -3201,7 +3203,7 @@
                 <w:i w:val="0"/>
                 <w:sz w:val="22"/>
               </w:rPr>
-              <w:t>kolokwium; sprawdziany wstępne „wejściówki"</w:t>
+              <w:t>kolokwium, sprawdziany wstępne „wejściówki"</w:t>
             </w:r>
           </w:p>
         </w:tc>

--- a/public/assets/files/stacjonarne/ALG.docx
+++ b/public/assets/files/stacjonarne/ALG.docx
@@ -1829,14 +1829,13 @@
       </w:tblPr>
       <w:tblGrid>
         <w:gridCol w:w="680"/>
-        <w:gridCol w:w="4536"/>
-        <w:gridCol w:w="4252"/>
+        <w:gridCol w:w="8788"/>
       </w:tblGrid>
       <w:tr>
         <w:tc>
           <w:tcPr>
             <w:tcW w:type="dxa" w:w="9468"/>
-            <w:gridSpan w:val="3"/>
+            <w:gridSpan w:val="2"/>
             <w:shd w:val="clear" w:color="auto" w:fill="D9D9D9"/>
           </w:tcPr>
           <w:p>
@@ -1878,7 +1877,7 @@
         </w:tc>
         <w:tc>
           <w:tcPr>
-            <w:tcW w:type="dxa" w:w="4536"/>
+            <w:tcW w:type="dxa" w:w="8788"/>
             <w:shd w:val="clear" w:color="auto" w:fill="D9D9D9"/>
           </w:tcPr>
           <w:p>
@@ -1892,27 +1891,7 @@
                 <w:i w:val="0"/>
                 <w:sz w:val="16"/>
               </w:rPr>
-              <w:t>Wykład</w:t>
-            </w:r>
-          </w:p>
-        </w:tc>
-        <w:tc>
-          <w:tcPr>
-            <w:tcW w:type="dxa" w:w="4252"/>
-            <w:shd w:val="clear" w:color="auto" w:fill="D9D9D9"/>
-          </w:tcPr>
-          <w:p>
-            <w:pPr>
-              <w:spacing w:before="20" w:after="20"/>
-            </w:pPr>
-            <w:r>
-              <w:rPr>
-                <w:rFonts w:ascii="Aptos" w:hAnsi="Aptos"/>
-                <w:b/>
-                <w:i w:val="0"/>
-                <w:sz w:val="16"/>
-              </w:rPr>
-              <w:t>Ćwiczenia / Laboratorium / Pracownia</w:t>
+              <w:t>Treści programowe</w:t>
             </w:r>
           </w:p>
         </w:tc>
@@ -1939,7 +1918,7 @@
         </w:tc>
         <w:tc>
           <w:tcPr>
-            <w:tcW w:type="dxa" w:w="4536"/>
+            <w:tcW w:type="dxa" w:w="8788"/>
           </w:tcPr>
           <w:p>
             <w:pPr>
@@ -1953,24 +1932,6 @@
                 <w:sz w:val="22"/>
               </w:rPr>
               <w:t>Liczby zespolone. Interpretacja geometryczna. Postać kartezjańska.  Postać trygonometryczna. Potęgi i pierwiastki liczb zespolonych.</w:t>
-            </w:r>
-          </w:p>
-        </w:tc>
-        <w:tc>
-          <w:tcPr>
-            <w:tcW w:type="dxa" w:w="4252"/>
-          </w:tcPr>
-          <w:p>
-            <w:pPr>
-              <w:spacing w:before="20" w:after="20"/>
-            </w:pPr>
-            <w:r>
-              <w:rPr>
-                <w:rFonts w:ascii="Aptos" w:hAnsi="Aptos"/>
-                <w:b w:val="0"/>
-                <w:i w:val="0"/>
-                <w:sz w:val="22"/>
-              </w:rPr>
             </w:r>
           </w:p>
         </w:tc>
@@ -1997,7 +1958,7 @@
         </w:tc>
         <w:tc>
           <w:tcPr>
-            <w:tcW w:type="dxa" w:w="4536"/>
+            <w:tcW w:type="dxa" w:w="8788"/>
           </w:tcPr>
           <w:p>
             <w:pPr>
@@ -2011,24 +1972,6 @@
                 <w:sz w:val="22"/>
               </w:rPr>
               <w:t>Działania na wielomianach. Mnożenie , dzielenie wielomianów.  Pierwiastki wielomianów rzeczywistych i zespolonych (wzory Cardana). Funkcje wymierne, ułamki proste (rzeczywiste i zespolone).</w:t>
-            </w:r>
-          </w:p>
-        </w:tc>
-        <w:tc>
-          <w:tcPr>
-            <w:tcW w:type="dxa" w:w="4252"/>
-          </w:tcPr>
-          <w:p>
-            <w:pPr>
-              <w:spacing w:before="20" w:after="20"/>
-            </w:pPr>
-            <w:r>
-              <w:rPr>
-                <w:rFonts w:ascii="Aptos" w:hAnsi="Aptos"/>
-                <w:b w:val="0"/>
-                <w:i w:val="0"/>
-                <w:sz w:val="22"/>
-              </w:rPr>
             </w:r>
           </w:p>
         </w:tc>
@@ -2055,7 +1998,7 @@
         </w:tc>
         <w:tc>
           <w:tcPr>
-            <w:tcW w:type="dxa" w:w="4536"/>
+            <w:tcW w:type="dxa" w:w="8788"/>
           </w:tcPr>
           <w:p>
             <w:pPr>
@@ -2069,24 +2012,6 @@
                 <w:sz w:val="22"/>
               </w:rPr>
               <w:t>Macierze. Podstawowe operacje na macierzach.  Macierze odwrotne (metoda bezwyznacznikowa). Macierze przekształceń liniowych.</w:t>
-            </w:r>
-          </w:p>
-        </w:tc>
-        <w:tc>
-          <w:tcPr>
-            <w:tcW w:type="dxa" w:w="4252"/>
-          </w:tcPr>
-          <w:p>
-            <w:pPr>
-              <w:spacing w:before="20" w:after="20"/>
-            </w:pPr>
-            <w:r>
-              <w:rPr>
-                <w:rFonts w:ascii="Aptos" w:hAnsi="Aptos"/>
-                <w:b w:val="0"/>
-                <w:i w:val="0"/>
-                <w:sz w:val="22"/>
-              </w:rPr>
             </w:r>
           </w:p>
         </w:tc>
@@ -2113,7 +2038,7 @@
         </w:tc>
         <w:tc>
           <w:tcPr>
-            <w:tcW w:type="dxa" w:w="4536"/>
+            <w:tcW w:type="dxa" w:w="8788"/>
           </w:tcPr>
           <w:p>
             <w:pPr>
@@ -2127,24 +2052,6 @@
                 <w:sz w:val="22"/>
               </w:rPr>
               <w:t>Wyznaczniki (różne definicje).  Rozwinięcie Laplace’a oraz inne metody obliczania wyznaczników dowolnych stopni.  Macierze odwrotne (za pomocą macierzy dopełnień algebraicznych).</w:t>
-            </w:r>
-          </w:p>
-        </w:tc>
-        <w:tc>
-          <w:tcPr>
-            <w:tcW w:type="dxa" w:w="4252"/>
-          </w:tcPr>
-          <w:p>
-            <w:pPr>
-              <w:spacing w:before="20" w:after="20"/>
-            </w:pPr>
-            <w:r>
-              <w:rPr>
-                <w:rFonts w:ascii="Aptos" w:hAnsi="Aptos"/>
-                <w:b w:val="0"/>
-                <w:i w:val="0"/>
-                <w:sz w:val="22"/>
-              </w:rPr>
             </w:r>
           </w:p>
         </w:tc>
@@ -2171,7 +2078,7 @@
         </w:tc>
         <w:tc>
           <w:tcPr>
-            <w:tcW w:type="dxa" w:w="4536"/>
+            <w:tcW w:type="dxa" w:w="8788"/>
           </w:tcPr>
           <w:p>
             <w:pPr>
@@ -2185,24 +2092,6 @@
                 <w:sz w:val="22"/>
               </w:rPr>
               <w:t>Układy równań liniowych. Metoda eliminacji Gaussa. Wzory Cramera.</w:t>
-            </w:r>
-          </w:p>
-        </w:tc>
-        <w:tc>
-          <w:tcPr>
-            <w:tcW w:type="dxa" w:w="4252"/>
-          </w:tcPr>
-          <w:p>
-            <w:pPr>
-              <w:spacing w:before="20" w:after="20"/>
-            </w:pPr>
-            <w:r>
-              <w:rPr>
-                <w:rFonts w:ascii="Aptos" w:hAnsi="Aptos"/>
-                <w:b w:val="0"/>
-                <w:i w:val="0"/>
-                <w:sz w:val="22"/>
-              </w:rPr>
             </w:r>
           </w:p>
         </w:tc>
@@ -2229,7 +2118,7 @@
         </w:tc>
         <w:tc>
           <w:tcPr>
-            <w:tcW w:type="dxa" w:w="4536"/>
+            <w:tcW w:type="dxa" w:w="8788"/>
           </w:tcPr>
           <w:p>
             <w:pPr>
@@ -2243,24 +2132,6 @@
                 <w:sz w:val="22"/>
               </w:rPr>
               <w:t>Geometria analityczna w 2D.  Wektory w 3D. Iloczyn skalarny, wektorowy i mieszany.  Prosta i płaszczyzna w przestrzeni 3D.</w:t>
-            </w:r>
-          </w:p>
-        </w:tc>
-        <w:tc>
-          <w:tcPr>
-            <w:tcW w:type="dxa" w:w="4252"/>
-          </w:tcPr>
-          <w:p>
-            <w:pPr>
-              <w:spacing w:before="20" w:after="20"/>
-            </w:pPr>
-            <w:r>
-              <w:rPr>
-                <w:rFonts w:ascii="Aptos" w:hAnsi="Aptos"/>
-                <w:b w:val="0"/>
-                <w:i w:val="0"/>
-                <w:sz w:val="22"/>
-              </w:rPr>
             </w:r>
           </w:p>
         </w:tc>
